--- a/20_Projects/企業のオンライン保健室/杉山耕一税理士事務所/02_報告会記録/杉山耕一税理士事務所_2026年4-6月_総括報告書.docx
+++ b/20_Projects/企業のオンライン保健室/杉山耕一税理士事務所/02_報告会記録/杉山耕一税理士事務所_2026年4-6月_総括報告書.docx
@@ -3,15 +3,27 @@
 <w:document xmlns:wpc="http://schemas.microsoft.com/office/word/2010/wordprocessingCanvas" xmlns:cx="http://schemas.microsoft.com/office/drawing/2014/chartex" xmlns:cx1="http://schemas.microsoft.com/office/drawing/2015/9/8/chartex" xmlns:cx2="http://schemas.microsoft.com/office/drawing/2015/10/21/chartex" xmlns:cx3="http://schemas.microsoft.com/office/drawing/2016/5/9/chartex" xmlns:cx4="http://schemas.microsoft.com/office/drawing/2016/5/10/chartex" xmlns:cx5="http://schemas.microsoft.com/office/drawing/2016/5/11/chartex" xmlns:cx6="http://schemas.microsoft.com/office/drawing/2016/5/12/chartex" xmlns:cx7="http://schemas.microsoft.com/office/drawing/2016/5/13/chartex" xmlns:cx8="http://schemas.microsoft.com/office/drawing/2016/5/14/chartex" xmlns:mc="http://schemas.openxmlformats.org/markup-compatibility/2006" xmlns:aink="http://schemas.microsoft.com/office/drawing/2016/ink" xmlns:am3d="http://schemas.microsoft.com/office/drawing/2017/model3d" xmlns:o="urn:schemas-microsoft-com:office:office" xmlns:oel="http://schemas.microsoft.com/office/2019/extlst" xmlns:r="http://schemas.openxmlformats.org/officeDocument/2006/relationships" xmlns:m="http://schemas.openxmlformats.org/officeDocument/2006/math" xmlns:v="urn:schemas-microsoft-com:vml" xmlns:wp14="http://schemas.microsoft.com/office/word/2010/wordprocessingDrawing" xmlns:wp="http://schemas.openxmlformats.org/drawingml/2006/wordprocessingDrawing" xmlns:w10="urn:schemas-microsoft-com:office:word" xmlns:w="http://schemas.openxmlformats.org/wordprocessingml/2006/main" xmlns:w14="http://schemas.microsoft.com/office/word/2010/wordml" xmlns:w15="http://schemas.microsoft.com/office/word/2012/wordml" xmlns:w16cex="http://schemas.microsoft.com/office/word/2018/wordml/cex" xmlns:w16cid="http://schemas.microsoft.com/office/word/2016/wordml/cid" xmlns:w16="http://schemas.microsoft.com/office/word/2018/wordml" xmlns:w16du="http://schemas.microsoft.com/office/word/2023/wordml/word16du" xmlns:w16sdtdh="http://schemas.microsoft.com/office/word/2020/wordml/sdtdatahash" xmlns:w16sdtfl="http://schemas.microsoft.com/office/word/2024/wordml/sdtformatlock" xmlns:w16se="http://schemas.microsoft.com/office/word/2015/wordml/symex" xmlns:wpg="http://schemas.microsoft.com/office/word/2010/wordprocessingGroup" xmlns:wpi="http://schemas.microsoft.com/office/word/2010/wordprocessingInk" xmlns:wne="http://schemas.microsoft.com/office/word/2006/wordml" xmlns:wps="http://schemas.microsoft.com/office/word/2010/wordprocessingShape" mc:Ignorable="w14 w15 w16se w16cid w16 w16cex w16sdtdh w16sdtfl w16du wp14">
   <w:body>
     <w:p>
+      <w:pPr>
+        <w:rPr>
+          <w:lang w:eastAsia="ja-JP"/>
+        </w:rPr>
+      </w:pPr>
       <w:r>
         <w:rPr>
           <w:b/>
           <w:sz w:val="28"/>
+          <w:lang w:eastAsia="ja-JP"/>
         </w:rPr>
         <w:t>企業のオンライン保健室　月次報告書</w:t>
       </w:r>
     </w:p>
-    <w:p/>
+    <w:p>
+      <w:pPr>
+        <w:rPr>
+          <w:lang w:eastAsia="ja-JP"/>
+        </w:rPr>
+      </w:pPr>
+    </w:p>
     <w:tbl>
       <w:tblPr>
         <w:tblStyle w:val="afe"/>
@@ -31,6 +43,7 @@
             <w:shd w:val="clear" w:color="auto" w:fill="D9E1F2"/>
           </w:tcPr>
           <w:p>
+            <w:proofErr w:type="spellStart"/>
             <w:r>
               <w:rPr>
                 <w:b/>
@@ -38,6 +51,7 @@
               </w:rPr>
               <w:t>会社名</w:t>
             </w:r>
+            <w:proofErr w:type="spellEnd"/>
           </w:p>
         </w:tc>
         <w:tc>
@@ -80,7 +94,37 @@
               <w:rPr>
                 <w:sz w:val="20"/>
               </w:rPr>
-              <w:t>2026年6月30日</w:t>
+              <w:t>2026</w:t>
+            </w:r>
+            <w:r>
+              <w:rPr>
+                <w:sz w:val="20"/>
+              </w:rPr>
+              <w:t>年</w:t>
+            </w:r>
+            <w:r>
+              <w:rPr>
+                <w:sz w:val="20"/>
+              </w:rPr>
+              <w:t>6</w:t>
+            </w:r>
+            <w:r>
+              <w:rPr>
+                <w:sz w:val="20"/>
+              </w:rPr>
+              <w:t>月</w:t>
+            </w:r>
+            <w:r>
+              <w:rPr>
+                <w:sz w:val="20"/>
+              </w:rPr>
+              <w:t>30</w:t>
+            </w:r>
+            <w:r>
+              <w:rPr>
+                <w:sz w:val="20"/>
+              </w:rPr>
+              <w:t>日</w:t>
             </w:r>
           </w:p>
         </w:tc>
@@ -108,7 +152,49 @@
               <w:rPr>
                 <w:sz w:val="20"/>
               </w:rPr>
-              <w:t>2026年4月〜6月（3ヶ月間）</w:t>
+              <w:t>2026</w:t>
+            </w:r>
+            <w:r>
+              <w:rPr>
+                <w:sz w:val="20"/>
+              </w:rPr>
+              <w:t>年</w:t>
+            </w:r>
+            <w:r>
+              <w:rPr>
+                <w:sz w:val="20"/>
+              </w:rPr>
+              <w:t>4</w:t>
+            </w:r>
+            <w:r>
+              <w:rPr>
+                <w:sz w:val="20"/>
+              </w:rPr>
+              <w:t>月〜</w:t>
+            </w:r>
+            <w:r>
+              <w:rPr>
+                <w:sz w:val="20"/>
+              </w:rPr>
+              <w:t>6</w:t>
+            </w:r>
+            <w:r>
+              <w:rPr>
+                <w:sz w:val="20"/>
+              </w:rPr>
+              <w:t>月（</w:t>
+            </w:r>
+            <w:r>
+              <w:rPr>
+                <w:sz w:val="20"/>
+              </w:rPr>
+              <w:t>3</w:t>
+            </w:r>
+            <w:r>
+              <w:rPr>
+                <w:sz w:val="20"/>
+              </w:rPr>
+              <w:t>ヶ月間）</w:t>
             </w:r>
           </w:p>
         </w:tc>
@@ -162,44 +248,188 @@
             <w:tcW w:w="2351" w:type="dxa"/>
           </w:tcPr>
           <w:p>
+            <w:pPr>
+              <w:rPr>
+                <w:lang w:eastAsia="ja-JP"/>
+              </w:rPr>
+            </w:pPr>
             <w:r>
               <w:rPr>
                 <w:sz w:val="20"/>
-              </w:rPr>
-              <w:t>全員との出会いと健康の土台づくりの3ヶ月</w:t>
+                <w:lang w:eastAsia="ja-JP"/>
+              </w:rPr>
+              <w:t>全員との出会いと健康の土台づくりの</w:t>
+            </w:r>
+            <w:r>
+              <w:rPr>
+                <w:sz w:val="20"/>
+                <w:lang w:eastAsia="ja-JP"/>
+              </w:rPr>
+              <w:t>3</w:t>
+            </w:r>
+            <w:r>
+              <w:rPr>
+                <w:sz w:val="20"/>
+                <w:lang w:eastAsia="ja-JP"/>
+              </w:rPr>
+              <w:t>ヶ月</w:t>
             </w:r>
           </w:p>
         </w:tc>
       </w:tr>
     </w:tbl>
-    <w:p/>
     <w:p>
+      <w:pPr>
+        <w:rPr>
+          <w:lang w:eastAsia="ja-JP"/>
+        </w:rPr>
+      </w:pPr>
+    </w:p>
+    <w:p>
+      <w:pPr>
+        <w:rPr>
+          <w:lang w:eastAsia="ja-JP"/>
+        </w:rPr>
+      </w:pPr>
       <w:r>
         <w:rPr>
           <w:b/>
           <w:sz w:val="20"/>
+          <w:lang w:eastAsia="ja-JP"/>
         </w:rPr>
         <w:t>【総評】</w:t>
       </w:r>
     </w:p>
     <w:p>
+      <w:pPr>
+        <w:rPr>
+          <w:lang w:eastAsia="ja-JP"/>
+        </w:rPr>
+      </w:pPr>
       <w:r>
         <w:rPr>
           <w:sz w:val="20"/>
+          <w:lang w:eastAsia="ja-JP"/>
         </w:rPr>
-        <w:t xml:space="preserve">　4月〜6月の3ヶ月間で、11名全員との初回セッションが完了しました。この期間に計21回のセッションを実施し、一人ひとりのコンディション・性質・生活習慣を把握する「健康の土台づくり」が整いました。</w:t>
+        <w:t xml:space="preserve">　</w:t>
+      </w:r>
+      <w:r>
+        <w:rPr>
+          <w:sz w:val="20"/>
+          <w:lang w:eastAsia="ja-JP"/>
+        </w:rPr>
+        <w:t>4</w:t>
+      </w:r>
+      <w:r>
+        <w:rPr>
+          <w:sz w:val="20"/>
+          <w:lang w:eastAsia="ja-JP"/>
+        </w:rPr>
+        <w:t>月〜</w:t>
+      </w:r>
+      <w:r>
+        <w:rPr>
+          <w:sz w:val="20"/>
+          <w:lang w:eastAsia="ja-JP"/>
+        </w:rPr>
+        <w:t>6</w:t>
+      </w:r>
+      <w:r>
+        <w:rPr>
+          <w:sz w:val="20"/>
+          <w:lang w:eastAsia="ja-JP"/>
+        </w:rPr>
+        <w:t>月の</w:t>
+      </w:r>
+      <w:r>
+        <w:rPr>
+          <w:sz w:val="20"/>
+          <w:lang w:eastAsia="ja-JP"/>
+        </w:rPr>
+        <w:t>3</w:t>
+      </w:r>
+      <w:r>
+        <w:rPr>
+          <w:sz w:val="20"/>
+          <w:lang w:eastAsia="ja-JP"/>
+        </w:rPr>
+        <w:t>ヶ月間で、</w:t>
+      </w:r>
+      <w:r>
+        <w:rPr>
+          <w:sz w:val="20"/>
+          <w:lang w:eastAsia="ja-JP"/>
+        </w:rPr>
+        <w:t>11</w:t>
+      </w:r>
+      <w:r>
+        <w:rPr>
+          <w:sz w:val="20"/>
+          <w:lang w:eastAsia="ja-JP"/>
+        </w:rPr>
+        <w:t>名全員との初回セッションが完了しました。この期間に計</w:t>
+      </w:r>
+      <w:r>
+        <w:rPr>
+          <w:sz w:val="20"/>
+          <w:lang w:eastAsia="ja-JP"/>
+        </w:rPr>
+        <w:t>21</w:t>
+      </w:r>
+      <w:r>
+        <w:rPr>
+          <w:sz w:val="20"/>
+          <w:lang w:eastAsia="ja-JP"/>
+        </w:rPr>
+        <w:t>回のセッションを実施し、一人ひとりのコンディション・性質・生活習慣を把握する「健康の土台づくり」が整いました。</w:t>
+      </w:r>
+      <w:r>
+        <w:rPr>
+          <w:sz w:val="20"/>
+          <w:lang w:eastAsia="ja-JP"/>
+        </w:rPr>
         <w:br/>
+      </w:r>
+      <w:r>
+        <w:rPr>
+          <w:sz w:val="20"/>
+          <w:lang w:eastAsia="ja-JP"/>
+        </w:rPr>
         <w:t xml:space="preserve">　全体を通じて感じた杉山事務所の特徴は、仕事への熱意と責任感の高さです。資格取得・お客様への貢献・チームへの気配りなど、それぞれが明確な目標や役割意識を持っていることが伝わりました。一方でその熱量ゆえに、自身の体や心のサインを見落としがちな傾向が複数のメンバーで確認されています。保健室では「体を整えることが仕事のパフォーマンスを上げる」という切り口でアプローチし、セルフケアへの前向きな姿勢を引き出しています。</w:t>
+      </w:r>
+      <w:r>
+        <w:rPr>
+          <w:sz w:val="20"/>
+          <w:lang w:eastAsia="ja-JP"/>
+        </w:rPr>
         <w:br/>
+      </w:r>
+      <w:r>
+        <w:rPr>
+          <w:sz w:val="20"/>
+          <w:lang w:eastAsia="ja-JP"/>
+        </w:rPr>
         <w:t xml:space="preserve">　次のサイクルでは、各メンバーが実践したことの確認と、必要なメンバーへの医療機関連携をより重視してまいります。</w:t>
       </w:r>
     </w:p>
-    <w:p/>
     <w:p>
+      <w:pPr>
+        <w:rPr>
+          <w:lang w:eastAsia="ja-JP"/>
+        </w:rPr>
+      </w:pPr>
+    </w:p>
+    <w:p>
+      <w:pPr>
+        <w:rPr>
+          <w:lang w:eastAsia="ja-JP"/>
+        </w:rPr>
+      </w:pPr>
       <w:r>
         <w:rPr>
           <w:b/>
           <w:sz w:val="20"/>
+          <w:lang w:eastAsia="ja-JP"/>
         </w:rPr>
         <w:t>【個別セッションの状況】</w:t>
       </w:r>
@@ -211,10 +441,10 @@
         <w:tblLook w:val="04A0" w:firstRow="1" w:lastRow="0" w:firstColumn="1" w:lastColumn="0" w:noHBand="0" w:noVBand="1"/>
       </w:tblPr>
       <w:tblGrid>
-        <w:gridCol w:w="1308"/>
-        <w:gridCol w:w="1368"/>
-        <w:gridCol w:w="2085"/>
-        <w:gridCol w:w="4635"/>
+        <w:gridCol w:w="1324"/>
+        <w:gridCol w:w="1324"/>
+        <w:gridCol w:w="2121"/>
+        <w:gridCol w:w="4627"/>
       </w:tblGrid>
       <w:tr>
         <w:tc>
@@ -223,6 +453,7 @@
             <w:shd w:val="clear" w:color="auto" w:fill="D9E1F2"/>
           </w:tcPr>
           <w:p>
+            <w:proofErr w:type="spellStart"/>
             <w:r>
               <w:rPr>
                 <w:b/>
@@ -230,6 +461,7 @@
               </w:rPr>
               <w:t>氏名</w:t>
             </w:r>
+            <w:proofErr w:type="spellEnd"/>
           </w:p>
         </w:tc>
         <w:tc>
@@ -268,10 +500,16 @@
             <w:shd w:val="clear" w:color="auto" w:fill="D9E1F2"/>
           </w:tcPr>
           <w:p>
+            <w:pPr>
+              <w:rPr>
+                <w:lang w:eastAsia="ja-JP"/>
+              </w:rPr>
+            </w:pPr>
             <w:r>
               <w:rPr>
                 <w:b/>
                 <w:sz w:val="20"/>
+                <w:lang w:eastAsia="ja-JP"/>
               </w:rPr>
               <w:t>見立て・セッション概要</w:t>
             </w:r>
@@ -284,12 +522,28 @@
             <w:tcW w:w="1417" w:type="dxa"/>
           </w:tcPr>
           <w:p>
-            <w:r>
-              <w:rPr>
-                <w:sz w:val="18"/>
-              </w:rPr>
-              <w:t>塩澤 裕己永さん</w:t>
-            </w:r>
+            <w:proofErr w:type="spellStart"/>
+            <w:r>
+              <w:rPr>
+                <w:sz w:val="18"/>
+              </w:rPr>
+              <w:t>塩澤</w:t>
+            </w:r>
+            <w:proofErr w:type="spellEnd"/>
+            <w:r>
+              <w:rPr>
+                <w:sz w:val="18"/>
+              </w:rPr>
+              <w:t xml:space="preserve"> </w:t>
+            </w:r>
+            <w:proofErr w:type="spellStart"/>
+            <w:r>
+              <w:rPr>
+                <w:sz w:val="18"/>
+              </w:rPr>
+              <w:t>裕己永さん</w:t>
+            </w:r>
+            <w:proofErr w:type="spellEnd"/>
           </w:p>
         </w:tc>
         <w:tc>
@@ -301,7 +555,43 @@
               <w:rPr>
                 <w:sz w:val="18"/>
               </w:rPr>
-              <w:t>第1回：4月17日</w:t>
+              <w:t>第</w:t>
+            </w:r>
+            <w:r>
+              <w:rPr>
+                <w:sz w:val="18"/>
+              </w:rPr>
+              <w:t>1</w:t>
+            </w:r>
+            <w:r>
+              <w:rPr>
+                <w:sz w:val="18"/>
+              </w:rPr>
+              <w:t>回：</w:t>
+            </w:r>
+            <w:r>
+              <w:rPr>
+                <w:sz w:val="18"/>
+              </w:rPr>
+              <w:t>4</w:t>
+            </w:r>
+            <w:r>
+              <w:rPr>
+                <w:sz w:val="18"/>
+              </w:rPr>
+              <w:t>月</w:t>
+            </w:r>
+            <w:r>
+              <w:rPr>
+                <w:sz w:val="18"/>
+              </w:rPr>
+              <w:t>17</w:t>
+            </w:r>
+            <w:r>
+              <w:rPr>
+                <w:sz w:val="18"/>
+              </w:rPr>
+              <w:t>日</w:t>
             </w:r>
           </w:p>
           <w:p>
@@ -309,7 +599,55 @@
               <w:rPr>
                 <w:sz w:val="18"/>
               </w:rPr>
-              <w:t>第2回：5月14日（計2回）</w:t>
+              <w:t>第</w:t>
+            </w:r>
+            <w:r>
+              <w:rPr>
+                <w:sz w:val="18"/>
+              </w:rPr>
+              <w:t>2</w:t>
+            </w:r>
+            <w:r>
+              <w:rPr>
+                <w:sz w:val="18"/>
+              </w:rPr>
+              <w:t>回：</w:t>
+            </w:r>
+            <w:r>
+              <w:rPr>
+                <w:sz w:val="18"/>
+              </w:rPr>
+              <w:t>5</w:t>
+            </w:r>
+            <w:r>
+              <w:rPr>
+                <w:sz w:val="18"/>
+              </w:rPr>
+              <w:t>月</w:t>
+            </w:r>
+            <w:r>
+              <w:rPr>
+                <w:sz w:val="18"/>
+              </w:rPr>
+              <w:t>14</w:t>
+            </w:r>
+            <w:r>
+              <w:rPr>
+                <w:sz w:val="18"/>
+              </w:rPr>
+              <w:t>日（計</w:t>
+            </w:r>
+            <w:r>
+              <w:rPr>
+                <w:sz w:val="18"/>
+              </w:rPr>
+              <w:t>2</w:t>
+            </w:r>
+            <w:r>
+              <w:rPr>
+                <w:sz w:val="18"/>
+              </w:rPr>
+              <w:t>回）</w:t>
             </w:r>
           </w:p>
         </w:tc>
@@ -318,25 +656,43 @@
             <w:tcW w:w="2268" w:type="dxa"/>
           </w:tcPr>
           <w:p>
-            <w:r>
-              <w:rPr>
-                <w:sz w:val="18"/>
+            <w:pPr>
+              <w:rPr>
+                <w:lang w:eastAsia="ja-JP"/>
+              </w:rPr>
+            </w:pPr>
+            <w:r>
+              <w:rPr>
+                <w:sz w:val="18"/>
+                <w:lang w:eastAsia="ja-JP"/>
               </w:rPr>
               <w:t>モチベーション：高</w:t>
             </w:r>
           </w:p>
           <w:p>
-            <w:r>
-              <w:rPr>
-                <w:sz w:val="18"/>
+            <w:pPr>
+              <w:rPr>
+                <w:lang w:eastAsia="ja-JP"/>
+              </w:rPr>
+            </w:pPr>
+            <w:r>
+              <w:rPr>
+                <w:sz w:val="18"/>
+                <w:lang w:eastAsia="ja-JP"/>
               </w:rPr>
               <w:t>ホルモンバランス：要注意</w:t>
             </w:r>
           </w:p>
           <w:p>
-            <w:r>
-              <w:rPr>
-                <w:sz w:val="18"/>
+            <w:pPr>
+              <w:rPr>
+                <w:lang w:eastAsia="ja-JP"/>
+              </w:rPr>
+            </w:pPr>
+            <w:r>
+              <w:rPr>
+                <w:sz w:val="18"/>
+                <w:lang w:eastAsia="ja-JP"/>
               </w:rPr>
               <w:t>体力・エネルギー：低調</w:t>
             </w:r>
@@ -347,50 +703,98 @@
             <w:tcW w:w="5102" w:type="dxa"/>
           </w:tcPr>
           <w:p>
-            <w:r>
-              <w:rPr>
-                <w:sz w:val="18"/>
+            <w:pPr>
+              <w:rPr>
+                <w:lang w:eastAsia="ja-JP"/>
+              </w:rPr>
+            </w:pPr>
+            <w:r>
+              <w:rPr>
+                <w:sz w:val="18"/>
+                <w:lang w:eastAsia="ja-JP"/>
               </w:rPr>
               <w:t>【見立て】</w:t>
             </w:r>
           </w:p>
           <w:p>
-            <w:r>
-              <w:rPr>
-                <w:sz w:val="18"/>
-              </w:rPr>
-              <w:t>「もっとパワフルになりたい」という内発的な意欲が確認されており、変化への動機は十分にある。推し活を意図的なセルフケアとして位置づけることで、体調の波を自分でコントロールする土台ができつつある。若年性更年期傾向あり、継続的なフォローが必要な段階にある。</w:t>
+            <w:pPr>
+              <w:rPr>
+                <w:lang w:eastAsia="ja-JP"/>
+              </w:rPr>
+            </w:pPr>
+            <w:r>
+              <w:rPr>
+                <w:sz w:val="18"/>
+                <w:lang w:eastAsia="ja-JP"/>
+              </w:rPr>
+              <w:t>「もっとパワフルになりたい」という内発的な意欲が確認されており、変化への動機は十分にある。</w:t>
+            </w:r>
+            <w:r>
+              <w:rPr>
+                <w:rFonts w:hint="eastAsia"/>
+                <w:sz w:val="18"/>
+                <w:lang w:eastAsia="ja-JP"/>
+              </w:rPr>
+              <w:t>趣味</w:t>
+            </w:r>
+            <w:r>
+              <w:rPr>
+                <w:sz w:val="18"/>
+                <w:lang w:eastAsia="ja-JP"/>
+              </w:rPr>
+              <w:t>を意図的なセルフケアとして位置づけることで、体調の波を自分でコントロールする土台ができつつある。若年性更年期傾向あり、継続的なフォローが必要な段階にある。</w:t>
             </w:r>
           </w:p>
           <w:p>
-            <w:r>
-              <w:rPr>
-                <w:sz w:val="18"/>
-              </w:rPr>
-            </w:r>
+            <w:pPr>
+              <w:rPr>
+                <w:lang w:eastAsia="ja-JP"/>
+              </w:rPr>
+            </w:pPr>
           </w:p>
           <w:p>
-            <w:r>
-              <w:rPr>
-                <w:sz w:val="18"/>
+            <w:pPr>
+              <w:rPr>
+                <w:lang w:eastAsia="ja-JP"/>
+              </w:rPr>
+            </w:pPr>
+            <w:r>
+              <w:rPr>
+                <w:sz w:val="18"/>
+                <w:lang w:eastAsia="ja-JP"/>
               </w:rPr>
               <w:t>【セッション概要】</w:t>
             </w:r>
           </w:p>
           <w:p>
-            <w:r>
-              <w:rPr>
-                <w:sz w:val="18"/>
-              </w:rPr>
-              <w:t>第1回：ライフプロファイリング・問診票フィードバック。推し活をセルフケアとして意図的に位置づけることを提案。初回から「次回3ヶ月後じゃないんですか？」と継続意欲を示す言葉が出た。</w:t>
-            </w:r>
-          </w:p>
-          <w:p>
-            <w:r>
-              <w:rPr>
-                <w:sz w:val="18"/>
-              </w:rPr>
-              <w:t>第2回：若年性更年期傾向を説明。お腹マッサージを提案。</w:t>
+            <w:pPr>
+              <w:rPr>
+                <w:rFonts w:hint="eastAsia"/>
+                <w:lang w:eastAsia="ja-JP"/>
+              </w:rPr>
+            </w:pPr>
+            <w:r>
+              <w:rPr>
+                <w:rFonts w:hint="eastAsia"/>
+                <w:sz w:val="18"/>
+                <w:lang w:eastAsia="ja-JP"/>
+              </w:rPr>
+              <w:t>趣味</w:t>
+            </w:r>
+            <w:r>
+              <w:rPr>
+                <w:sz w:val="18"/>
+                <w:lang w:eastAsia="ja-JP"/>
+              </w:rPr>
+              <w:t>をセルフケアとして意図的に位置づけることを提案。若年性更年期傾向を説明</w:t>
+            </w:r>
+            <w:r>
+              <w:rPr>
+                <w:rFonts w:hint="eastAsia"/>
+                <w:sz w:val="18"/>
+                <w:lang w:eastAsia="ja-JP"/>
+              </w:rPr>
+              <w:t>し、改善に役立つマッサージを提案しています。</w:t>
             </w:r>
           </w:p>
         </w:tc>
@@ -405,8 +809,22 @@
               <w:rPr>
                 <w:sz w:val="18"/>
               </w:rPr>
-              <w:t>王 宝梁さん</w:t>
-            </w:r>
+              <w:t>王</w:t>
+            </w:r>
+            <w:r>
+              <w:rPr>
+                <w:sz w:val="18"/>
+              </w:rPr>
+              <w:t xml:space="preserve"> </w:t>
+            </w:r>
+            <w:proofErr w:type="spellStart"/>
+            <w:r>
+              <w:rPr>
+                <w:sz w:val="18"/>
+              </w:rPr>
+              <w:t>宝梁さん</w:t>
+            </w:r>
+            <w:proofErr w:type="spellEnd"/>
           </w:p>
         </w:tc>
         <w:tc>
@@ -418,7 +836,43 @@
               <w:rPr>
                 <w:sz w:val="18"/>
               </w:rPr>
-              <w:t>第1回：4月18日</w:t>
+              <w:t>第</w:t>
+            </w:r>
+            <w:r>
+              <w:rPr>
+                <w:sz w:val="18"/>
+              </w:rPr>
+              <w:t>1</w:t>
+            </w:r>
+            <w:r>
+              <w:rPr>
+                <w:sz w:val="18"/>
+              </w:rPr>
+              <w:t>回：</w:t>
+            </w:r>
+            <w:r>
+              <w:rPr>
+                <w:sz w:val="18"/>
+              </w:rPr>
+              <w:t>4</w:t>
+            </w:r>
+            <w:r>
+              <w:rPr>
+                <w:sz w:val="18"/>
+              </w:rPr>
+              <w:t>月</w:t>
+            </w:r>
+            <w:r>
+              <w:rPr>
+                <w:sz w:val="18"/>
+              </w:rPr>
+              <w:t>18</w:t>
+            </w:r>
+            <w:r>
+              <w:rPr>
+                <w:sz w:val="18"/>
+              </w:rPr>
+              <w:t>日</w:t>
             </w:r>
           </w:p>
           <w:p>
@@ -426,7 +880,55 @@
               <w:rPr>
                 <w:sz w:val="18"/>
               </w:rPr>
-              <w:t>第2回：4月25日（計2回）</w:t>
+              <w:t>第</w:t>
+            </w:r>
+            <w:r>
+              <w:rPr>
+                <w:sz w:val="18"/>
+              </w:rPr>
+              <w:t>2</w:t>
+            </w:r>
+            <w:r>
+              <w:rPr>
+                <w:sz w:val="18"/>
+              </w:rPr>
+              <w:t>回：</w:t>
+            </w:r>
+            <w:r>
+              <w:rPr>
+                <w:sz w:val="18"/>
+              </w:rPr>
+              <w:t>4</w:t>
+            </w:r>
+            <w:r>
+              <w:rPr>
+                <w:sz w:val="18"/>
+              </w:rPr>
+              <w:t>月</w:t>
+            </w:r>
+            <w:r>
+              <w:rPr>
+                <w:sz w:val="18"/>
+              </w:rPr>
+              <w:t>25</w:t>
+            </w:r>
+            <w:r>
+              <w:rPr>
+                <w:sz w:val="18"/>
+              </w:rPr>
+              <w:t>日（計</w:t>
+            </w:r>
+            <w:r>
+              <w:rPr>
+                <w:sz w:val="18"/>
+              </w:rPr>
+              <w:t>2</w:t>
+            </w:r>
+            <w:r>
+              <w:rPr>
+                <w:sz w:val="18"/>
+              </w:rPr>
+              <w:t>回）</w:t>
             </w:r>
           </w:p>
         </w:tc>
@@ -435,17 +937,29 @@
             <w:tcW w:w="2268" w:type="dxa"/>
           </w:tcPr>
           <w:p>
-            <w:r>
-              <w:rPr>
-                <w:sz w:val="18"/>
+            <w:pPr>
+              <w:rPr>
+                <w:lang w:eastAsia="ja-JP"/>
+              </w:rPr>
+            </w:pPr>
+            <w:r>
+              <w:rPr>
+                <w:sz w:val="18"/>
+                <w:lang w:eastAsia="ja-JP"/>
               </w:rPr>
               <w:t>健康状態：良好</w:t>
             </w:r>
           </w:p>
           <w:p>
-            <w:r>
-              <w:rPr>
-                <w:sz w:val="18"/>
+            <w:pPr>
+              <w:rPr>
+                <w:lang w:eastAsia="ja-JP"/>
+              </w:rPr>
+            </w:pPr>
+            <w:r>
+              <w:rPr>
+                <w:sz w:val="18"/>
+                <w:lang w:eastAsia="ja-JP"/>
               </w:rPr>
               <w:t>モチベーション：高</w:t>
             </w:r>
@@ -455,7 +969,13 @@
               <w:rPr>
                 <w:sz w:val="18"/>
               </w:rPr>
-              <w:t>体調自己評価：90%</w:t>
+              <w:t>体調自己評価：</w:t>
+            </w:r>
+            <w:r>
+              <w:rPr>
+                <w:sz w:val="18"/>
+              </w:rPr>
+              <w:t>90%</w:t>
             </w:r>
           </w:p>
         </w:tc>
@@ -464,42 +984,103 @@
             <w:tcW w:w="5102" w:type="dxa"/>
           </w:tcPr>
           <w:p>
-            <w:r>
-              <w:rPr>
-                <w:sz w:val="18"/>
+            <w:pPr>
+              <w:rPr>
+                <w:lang w:eastAsia="ja-JP"/>
+              </w:rPr>
+            </w:pPr>
+            <w:r>
+              <w:rPr>
+                <w:sz w:val="18"/>
+                <w:lang w:eastAsia="ja-JP"/>
               </w:rPr>
               <w:t>【見立て】</w:t>
             </w:r>
           </w:p>
           <w:p>
-            <w:r>
-              <w:rPr>
-                <w:sz w:val="18"/>
-              </w:rPr>
-              <w:t>11名中最も健康状態が良好で、問診票全カテゴリ良好。35歳までの税理士資格取得という明確な目標に向けてコンディションをキープすることが保健室の役割。毒素（高圧線・非有機食品）への意識が中長期課題。</w:t>
+            <w:pPr>
+              <w:rPr>
+                <w:rFonts w:hint="eastAsia"/>
+                <w:lang w:eastAsia="ja-JP"/>
+              </w:rPr>
+            </w:pPr>
+            <w:r>
+              <w:rPr>
+                <w:sz w:val="18"/>
+                <w:lang w:eastAsia="ja-JP"/>
+              </w:rPr>
+              <w:t>問診票全カテゴリ良好。</w:t>
+            </w:r>
+            <w:r>
+              <w:rPr>
+                <w:sz w:val="18"/>
+                <w:lang w:eastAsia="ja-JP"/>
+              </w:rPr>
+              <w:t>35</w:t>
+            </w:r>
+            <w:r>
+              <w:rPr>
+                <w:sz w:val="18"/>
+                <w:lang w:eastAsia="ja-JP"/>
+              </w:rPr>
+              <w:t>歳までの税理士資格取得という明確な目標に向けてコンディションをキープする</w:t>
+            </w:r>
+            <w:r>
+              <w:rPr>
+                <w:rFonts w:hint="eastAsia"/>
+                <w:sz w:val="18"/>
+                <w:lang w:eastAsia="ja-JP"/>
+              </w:rPr>
+              <w:t>ことが課題。</w:t>
             </w:r>
           </w:p>
           <w:p>
-            <w:r>
-              <w:rPr>
-                <w:sz w:val="18"/>
-              </w:rPr>
-            </w:r>
+            <w:pPr>
+              <w:rPr>
+                <w:lang w:eastAsia="ja-JP"/>
+              </w:rPr>
+            </w:pPr>
           </w:p>
           <w:p>
-            <w:r>
-              <w:rPr>
-                <w:sz w:val="18"/>
+            <w:pPr>
+              <w:rPr>
+                <w:lang w:eastAsia="ja-JP"/>
+              </w:rPr>
+            </w:pPr>
+            <w:r>
+              <w:rPr>
+                <w:sz w:val="18"/>
+                <w:lang w:eastAsia="ja-JP"/>
               </w:rPr>
               <w:t>【セッション概要】</w:t>
             </w:r>
           </w:p>
           <w:p>
-            <w:r>
-              <w:rPr>
-                <w:sz w:val="18"/>
-              </w:rPr>
-              <w:t>4月に2回のセッションを実施。問診票・プロファイリング結果フィードバック。縄跳び週3回・食生活確認。食品添加物への意識を提案。「お客さんの悩みを解決したい」というまっすぐな動力源を確認。</w:t>
+            <w:pPr>
+              <w:rPr>
+                <w:lang w:eastAsia="ja-JP"/>
+              </w:rPr>
+            </w:pPr>
+            <w:r>
+              <w:rPr>
+                <w:sz w:val="18"/>
+                <w:lang w:eastAsia="ja-JP"/>
+              </w:rPr>
+              <w:t>縄跳び週</w:t>
+            </w:r>
+            <w:r>
+              <w:rPr>
+                <w:sz w:val="18"/>
+                <w:lang w:eastAsia="ja-JP"/>
+              </w:rPr>
+              <w:t>3</w:t>
+            </w:r>
+            <w:r>
+              <w:rPr>
+                <w:sz w:val="18"/>
+                <w:lang w:eastAsia="ja-JP"/>
+              </w:rPr>
+              <w:t>回・食生活確認。食品添加物への意識を提案。「お客さんの悩みを解決したい」というまっすぐな動力源を確認。</w:t>
             </w:r>
           </w:p>
         </w:tc>
@@ -510,12 +1091,28 @@
             <w:tcW w:w="1417" w:type="dxa"/>
           </w:tcPr>
           <w:p>
-            <w:r>
-              <w:rPr>
-                <w:sz w:val="18"/>
-              </w:rPr>
-              <w:t>佐々木 麻衣さん</w:t>
-            </w:r>
+            <w:proofErr w:type="spellStart"/>
+            <w:r>
+              <w:rPr>
+                <w:sz w:val="18"/>
+              </w:rPr>
+              <w:t>佐々木</w:t>
+            </w:r>
+            <w:proofErr w:type="spellEnd"/>
+            <w:r>
+              <w:rPr>
+                <w:sz w:val="18"/>
+              </w:rPr>
+              <w:t xml:space="preserve"> </w:t>
+            </w:r>
+            <w:proofErr w:type="spellStart"/>
+            <w:r>
+              <w:rPr>
+                <w:sz w:val="18"/>
+              </w:rPr>
+              <w:t>麻衣さん</w:t>
+            </w:r>
+            <w:proofErr w:type="spellEnd"/>
           </w:p>
         </w:tc>
         <w:tc>
@@ -527,7 +1124,43 @@
               <w:rPr>
                 <w:sz w:val="18"/>
               </w:rPr>
-              <w:t>第1回：4月23日</w:t>
+              <w:t>第</w:t>
+            </w:r>
+            <w:r>
+              <w:rPr>
+                <w:sz w:val="18"/>
+              </w:rPr>
+              <w:t>1</w:t>
+            </w:r>
+            <w:r>
+              <w:rPr>
+                <w:sz w:val="18"/>
+              </w:rPr>
+              <w:t>回：</w:t>
+            </w:r>
+            <w:r>
+              <w:rPr>
+                <w:sz w:val="18"/>
+              </w:rPr>
+              <w:t>4</w:t>
+            </w:r>
+            <w:r>
+              <w:rPr>
+                <w:sz w:val="18"/>
+              </w:rPr>
+              <w:t>月</w:t>
+            </w:r>
+            <w:r>
+              <w:rPr>
+                <w:sz w:val="18"/>
+              </w:rPr>
+              <w:t>23</w:t>
+            </w:r>
+            <w:r>
+              <w:rPr>
+                <w:sz w:val="18"/>
+              </w:rPr>
+              <w:t>日</w:t>
             </w:r>
           </w:p>
           <w:p>
@@ -535,7 +1168,56 @@
               <w:rPr>
                 <w:sz w:val="18"/>
               </w:rPr>
-              <w:t>第2回：5月8日（計2回）</w:t>
+              <w:lastRenderedPageBreak/>
+              <w:t>第</w:t>
+            </w:r>
+            <w:r>
+              <w:rPr>
+                <w:sz w:val="18"/>
+              </w:rPr>
+              <w:t>2</w:t>
+            </w:r>
+            <w:r>
+              <w:rPr>
+                <w:sz w:val="18"/>
+              </w:rPr>
+              <w:t>回：</w:t>
+            </w:r>
+            <w:r>
+              <w:rPr>
+                <w:sz w:val="18"/>
+              </w:rPr>
+              <w:t>5</w:t>
+            </w:r>
+            <w:r>
+              <w:rPr>
+                <w:sz w:val="18"/>
+              </w:rPr>
+              <w:t>月</w:t>
+            </w:r>
+            <w:r>
+              <w:rPr>
+                <w:sz w:val="18"/>
+              </w:rPr>
+              <w:t>8</w:t>
+            </w:r>
+            <w:r>
+              <w:rPr>
+                <w:sz w:val="18"/>
+              </w:rPr>
+              <w:t>日（計</w:t>
+            </w:r>
+            <w:r>
+              <w:rPr>
+                <w:sz w:val="18"/>
+              </w:rPr>
+              <w:t>2</w:t>
+            </w:r>
+            <w:r>
+              <w:rPr>
+                <w:sz w:val="18"/>
+              </w:rPr>
+              <w:t>回）</w:t>
             </w:r>
           </w:p>
         </w:tc>
@@ -544,26 +1226,46 @@
             <w:tcW w:w="2268" w:type="dxa"/>
           </w:tcPr>
           <w:p>
-            <w:r>
-              <w:rPr>
-                <w:sz w:val="18"/>
-              </w:rPr>
+            <w:pPr>
+              <w:rPr>
+                <w:lang w:eastAsia="ja-JP"/>
+              </w:rPr>
+            </w:pPr>
+            <w:r>
+              <w:rPr>
+                <w:sz w:val="18"/>
+                <w:lang w:eastAsia="ja-JP"/>
+              </w:rPr>
+              <w:lastRenderedPageBreak/>
               <w:t>モチベーション：高</w:t>
             </w:r>
           </w:p>
           <w:p>
-            <w:r>
-              <w:rPr>
-                <w:sz w:val="18"/>
+            <w:pPr>
+              <w:rPr>
+                <w:lang w:eastAsia="ja-JP"/>
+              </w:rPr>
+            </w:pPr>
+            <w:r>
+              <w:rPr>
+                <w:sz w:val="18"/>
+                <w:lang w:eastAsia="ja-JP"/>
               </w:rPr>
               <w:t>ストレス：中</w:t>
             </w:r>
           </w:p>
           <w:p>
-            <w:r>
-              <w:rPr>
-                <w:sz w:val="18"/>
-              </w:rPr>
+            <w:pPr>
+              <w:rPr>
+                <w:lang w:eastAsia="ja-JP"/>
+              </w:rPr>
+            </w:pPr>
+            <w:r>
+              <w:rPr>
+                <w:sz w:val="18"/>
+                <w:lang w:eastAsia="ja-JP"/>
+              </w:rPr>
+              <w:lastRenderedPageBreak/>
               <w:t>睡眠・甲状腺：要注意</w:t>
             </w:r>
           </w:p>
@@ -573,50 +1275,113 @@
             <w:tcW w:w="5102" w:type="dxa"/>
           </w:tcPr>
           <w:p>
-            <w:r>
-              <w:rPr>
-                <w:sz w:val="18"/>
-              </w:rPr>
+            <w:pPr>
+              <w:rPr>
+                <w:lang w:eastAsia="ja-JP"/>
+              </w:rPr>
+            </w:pPr>
+            <w:r>
+              <w:rPr>
+                <w:sz w:val="18"/>
+                <w:lang w:eastAsia="ja-JP"/>
+              </w:rPr>
+              <w:lastRenderedPageBreak/>
               <w:t>【見立て】</w:t>
             </w:r>
           </w:p>
           <w:p>
-            <w:r>
-              <w:rPr>
-                <w:sz w:val="18"/>
-              </w:rPr>
-              <w:t>「決めたらブレない」強みがある一方、体からのサインを「甘え」と捉えがちな傾向を確認。甲状腺機能の課題が疲労・睡眠・やる気に影響している可能性が高く、継続フォローが必要。8月の税理士試験に向けて体と学習効率を連携させたサポートを継続する。</w:t>
+            <w:pPr>
+              <w:rPr>
+                <w:lang w:eastAsia="ja-JP"/>
+              </w:rPr>
+            </w:pPr>
+            <w:r>
+              <w:rPr>
+                <w:sz w:val="18"/>
+                <w:lang w:eastAsia="ja-JP"/>
+              </w:rPr>
+              <w:lastRenderedPageBreak/>
+              <w:t>「決めたらブレない」強みがある一方、体からのサインを「甘え」と捉えがちな傾向を確認。甲状腺機能の</w:t>
+            </w:r>
+            <w:r>
+              <w:rPr>
+                <w:rFonts w:hint="eastAsia"/>
+                <w:sz w:val="18"/>
+                <w:lang w:eastAsia="ja-JP"/>
+              </w:rPr>
+              <w:t>低下傾向</w:t>
+            </w:r>
+            <w:r>
+              <w:rPr>
+                <w:sz w:val="18"/>
+                <w:lang w:eastAsia="ja-JP"/>
+              </w:rPr>
+              <w:t>が疲労・睡眠・やる気に影響している可能性が高く、継続フォローが必要。</w:t>
+            </w:r>
+            <w:r>
+              <w:rPr>
+                <w:sz w:val="18"/>
+                <w:lang w:eastAsia="ja-JP"/>
+              </w:rPr>
+              <w:t>8</w:t>
+            </w:r>
+            <w:r>
+              <w:rPr>
+                <w:sz w:val="18"/>
+                <w:lang w:eastAsia="ja-JP"/>
+              </w:rPr>
+              <w:t>月の税理士試験に向けて体と学習効率を連携させたサポートを継続する。</w:t>
             </w:r>
           </w:p>
           <w:p>
-            <w:r>
-              <w:rPr>
-                <w:sz w:val="18"/>
-              </w:rPr>
-            </w:r>
+            <w:pPr>
+              <w:rPr>
+                <w:lang w:eastAsia="ja-JP"/>
+              </w:rPr>
+            </w:pPr>
           </w:p>
           <w:p>
-            <w:r>
-              <w:rPr>
-                <w:sz w:val="18"/>
+            <w:pPr>
+              <w:rPr>
+                <w:lang w:eastAsia="ja-JP"/>
+              </w:rPr>
+            </w:pPr>
+            <w:r>
+              <w:rPr>
+                <w:sz w:val="18"/>
+                <w:lang w:eastAsia="ja-JP"/>
               </w:rPr>
               <w:t>【セッション概要】</w:t>
             </w:r>
           </w:p>
           <w:p>
-            <w:r>
-              <w:rPr>
-                <w:sz w:val="18"/>
-              </w:rPr>
-              <w:t>第1回：プロファイリング・初回ヒアリング。仕事全振りで勉強が手につかない悩みを共有。疲れを「甘え」ではなくシグナルとして捉え直す関わりを実施。「誰とでもすぐ仲良くなれる」という強みをフィードバック。</w:t>
+            <w:pPr>
+              <w:rPr>
+                <w:lang w:eastAsia="ja-JP"/>
+              </w:rPr>
+            </w:pPr>
+            <w:r>
+              <w:rPr>
+                <w:sz w:val="18"/>
+                <w:lang w:eastAsia="ja-JP"/>
+              </w:rPr>
+              <w:t>仕事全振りで勉強が手につかない悩みを共有。疲れを「甘え」ではなくシグナルとして捉え直す関わりを実施。「誰とでもすぐ仲良くなれる」という強みをフィードバック。</w:t>
             </w:r>
           </w:p>
           <w:p>
-            <w:r>
-              <w:rPr>
-                <w:sz w:val="18"/>
-              </w:rPr>
-              <w:t>第2回：問診票フィードバック・生理周期20日・ピル中止後改善を確認。</w:t>
+            <w:pPr>
+              <w:rPr>
+                <w:rFonts w:hint="eastAsia"/>
+                <w:lang w:eastAsia="ja-JP"/>
+              </w:rPr>
+            </w:pPr>
+            <w:r>
+              <w:rPr>
+                <w:rFonts w:hint="eastAsia"/>
+                <w:sz w:val="18"/>
+                <w:lang w:eastAsia="ja-JP"/>
+              </w:rPr>
+              <w:t>医師から処方された内服が合わず調子を崩していた処から現在整いつつあることを確認。</w:t>
             </w:r>
           </w:p>
         </w:tc>
@@ -627,12 +1392,29 @@
             <w:tcW w:w="1417" w:type="dxa"/>
           </w:tcPr>
           <w:p>
-            <w:r>
-              <w:rPr>
-                <w:sz w:val="18"/>
-              </w:rPr>
-              <w:t>石渡 美紀さん</w:t>
-            </w:r>
+            <w:proofErr w:type="spellStart"/>
+            <w:r>
+              <w:rPr>
+                <w:sz w:val="18"/>
+              </w:rPr>
+              <w:lastRenderedPageBreak/>
+              <w:t>石渡</w:t>
+            </w:r>
+            <w:proofErr w:type="spellEnd"/>
+            <w:r>
+              <w:rPr>
+                <w:sz w:val="18"/>
+              </w:rPr>
+              <w:t xml:space="preserve"> </w:t>
+            </w:r>
+            <w:proofErr w:type="spellStart"/>
+            <w:r>
+              <w:rPr>
+                <w:sz w:val="18"/>
+              </w:rPr>
+              <w:t>美紀さん</w:t>
+            </w:r>
+            <w:proofErr w:type="spellEnd"/>
           </w:p>
         </w:tc>
         <w:tc>
@@ -644,7 +1426,43 @@
               <w:rPr>
                 <w:sz w:val="18"/>
               </w:rPr>
-              <w:t>第1回：4月27日</w:t>
+              <w:t>第</w:t>
+            </w:r>
+            <w:r>
+              <w:rPr>
+                <w:sz w:val="18"/>
+              </w:rPr>
+              <w:t>1</w:t>
+            </w:r>
+            <w:r>
+              <w:rPr>
+                <w:sz w:val="18"/>
+              </w:rPr>
+              <w:t>回：</w:t>
+            </w:r>
+            <w:r>
+              <w:rPr>
+                <w:sz w:val="18"/>
+              </w:rPr>
+              <w:t>4</w:t>
+            </w:r>
+            <w:r>
+              <w:rPr>
+                <w:sz w:val="18"/>
+              </w:rPr>
+              <w:t>月</w:t>
+            </w:r>
+            <w:r>
+              <w:rPr>
+                <w:sz w:val="18"/>
+              </w:rPr>
+              <w:t>27</w:t>
+            </w:r>
+            <w:r>
+              <w:rPr>
+                <w:sz w:val="18"/>
+              </w:rPr>
+              <w:t>日</w:t>
             </w:r>
           </w:p>
           <w:p>
@@ -652,7 +1470,55 @@
               <w:rPr>
                 <w:sz w:val="18"/>
               </w:rPr>
-              <w:t>第2回：5月21日（計2回）</w:t>
+              <w:t>第</w:t>
+            </w:r>
+            <w:r>
+              <w:rPr>
+                <w:sz w:val="18"/>
+              </w:rPr>
+              <w:t>2</w:t>
+            </w:r>
+            <w:r>
+              <w:rPr>
+                <w:sz w:val="18"/>
+              </w:rPr>
+              <w:t>回：</w:t>
+            </w:r>
+            <w:r>
+              <w:rPr>
+                <w:sz w:val="18"/>
+              </w:rPr>
+              <w:t>5</w:t>
+            </w:r>
+            <w:r>
+              <w:rPr>
+                <w:sz w:val="18"/>
+              </w:rPr>
+              <w:t>月</w:t>
+            </w:r>
+            <w:r>
+              <w:rPr>
+                <w:sz w:val="18"/>
+              </w:rPr>
+              <w:t>21</w:t>
+            </w:r>
+            <w:r>
+              <w:rPr>
+                <w:sz w:val="18"/>
+              </w:rPr>
+              <w:t>日（計</w:t>
+            </w:r>
+            <w:r>
+              <w:rPr>
+                <w:sz w:val="18"/>
+              </w:rPr>
+              <w:t>2</w:t>
+            </w:r>
+            <w:r>
+              <w:rPr>
+                <w:sz w:val="18"/>
+              </w:rPr>
+              <w:t>回）</w:t>
             </w:r>
           </w:p>
         </w:tc>
@@ -661,28 +1527,42 @@
             <w:tcW w:w="2268" w:type="dxa"/>
           </w:tcPr>
           <w:p>
-            <w:r>
-              <w:rPr>
-                <w:sz w:val="18"/>
+            <w:pPr>
+              <w:rPr>
+                <w:lang w:eastAsia="ja-JP"/>
+              </w:rPr>
+            </w:pPr>
+            <w:r>
+              <w:rPr>
+                <w:sz w:val="18"/>
+                <w:lang w:eastAsia="ja-JP"/>
               </w:rPr>
               <w:t>睡眠：改善傾向</w:t>
             </w:r>
           </w:p>
           <w:p>
-            <w:r>
-              <w:rPr>
-                <w:sz w:val="18"/>
+            <w:pPr>
+              <w:rPr>
+                <w:lang w:eastAsia="ja-JP"/>
+              </w:rPr>
+            </w:pPr>
+            <w:r>
+              <w:rPr>
+                <w:sz w:val="18"/>
+                <w:lang w:eastAsia="ja-JP"/>
               </w:rPr>
               <w:t>ストレス：中</w:t>
             </w:r>
           </w:p>
           <w:p>
+            <w:proofErr w:type="spellStart"/>
             <w:r>
               <w:rPr>
                 <w:sz w:val="18"/>
               </w:rPr>
               <w:t>心理的強さ：高</w:t>
             </w:r>
+            <w:proofErr w:type="spellEnd"/>
           </w:p>
         </w:tc>
         <w:tc>
@@ -690,50 +1570,98 @@
             <w:tcW w:w="5102" w:type="dxa"/>
           </w:tcPr>
           <w:p>
-            <w:r>
-              <w:rPr>
-                <w:sz w:val="18"/>
+            <w:pPr>
+              <w:rPr>
+                <w:lang w:eastAsia="ja-JP"/>
+              </w:rPr>
+            </w:pPr>
+            <w:r>
+              <w:rPr>
+                <w:sz w:val="18"/>
+                <w:lang w:eastAsia="ja-JP"/>
               </w:rPr>
               <w:t>【見立て】</w:t>
             </w:r>
           </w:p>
           <w:p>
-            <w:r>
-              <w:rPr>
-                <w:sz w:val="18"/>
-              </w:rPr>
-              <w:t>第2回で「睡眠が少し改善した」との報告があった。感謝・過去の手放し・自己管理という心理的強みが3点満点で土台が安定しており、回復力が期待できる。アマルガム・更年期移行期への中長期的フォローが必要。</w:t>
+            <w:pPr>
+              <w:rPr>
+                <w:lang w:eastAsia="ja-JP"/>
+              </w:rPr>
+            </w:pPr>
+            <w:r>
+              <w:rPr>
+                <w:sz w:val="18"/>
+                <w:lang w:eastAsia="ja-JP"/>
+              </w:rPr>
+              <w:t>「睡眠が少し改善した」との報告があった。感謝・過去の手放し・自己管理という心理的強みが安定しており、回復力が期待できる。更年期移行期への中長期的フォローが必要。</w:t>
             </w:r>
           </w:p>
           <w:p>
-            <w:r>
-              <w:rPr>
-                <w:sz w:val="18"/>
-              </w:rPr>
-            </w:r>
+            <w:pPr>
+              <w:rPr>
+                <w:lang w:eastAsia="ja-JP"/>
+              </w:rPr>
+            </w:pPr>
           </w:p>
           <w:p>
-            <w:r>
-              <w:rPr>
-                <w:sz w:val="18"/>
+            <w:pPr>
+              <w:rPr>
+                <w:lang w:eastAsia="ja-JP"/>
+              </w:rPr>
+            </w:pPr>
+            <w:r>
+              <w:rPr>
+                <w:sz w:val="18"/>
+                <w:lang w:eastAsia="ja-JP"/>
               </w:rPr>
               <w:t>【セッション概要】</w:t>
             </w:r>
           </w:p>
           <w:p>
-            <w:r>
-              <w:rPr>
-                <w:sz w:val="18"/>
-              </w:rPr>
-              <w:t>第1回：初回ヒアリング。「子供の咳では起きなくていい」と伝えるなど日常の安心感の提供を実施。</w:t>
-            </w:r>
-          </w:p>
-          <w:p>
-            <w:r>
-              <w:rPr>
-                <w:sz w:val="18"/>
-              </w:rPr>
-              <w:t>第2回：睡眠改善を確認・プロファイリング詳細説明。家族プロファイリングへの関心が出てきた。</w:t>
+            <w:pPr>
+              <w:rPr>
+                <w:rFonts w:hint="eastAsia"/>
+                <w:lang w:eastAsia="ja-JP"/>
+              </w:rPr>
+            </w:pPr>
+            <w:r>
+              <w:rPr>
+                <w:rFonts w:hint="eastAsia"/>
+                <w:sz w:val="18"/>
+                <w:lang w:eastAsia="ja-JP"/>
+              </w:rPr>
+              <w:t>お子さんが喘息を起こしやすく、お子さんの体調が気になり睡眠不足になることが多かった。その振り返りをすることで</w:t>
+            </w:r>
+            <w:r>
+              <w:rPr>
+                <w:sz w:val="18"/>
+                <w:lang w:eastAsia="ja-JP"/>
+              </w:rPr>
+              <w:t>「子供の</w:t>
+            </w:r>
+            <w:r>
+              <w:rPr>
+                <w:rFonts w:hint="eastAsia"/>
+                <w:sz w:val="18"/>
+                <w:lang w:eastAsia="ja-JP"/>
+              </w:rPr>
+              <w:t>ちょっとした</w:t>
+            </w:r>
+            <w:r>
+              <w:rPr>
+                <w:sz w:val="18"/>
+                <w:lang w:eastAsia="ja-JP"/>
+              </w:rPr>
+              <w:t>咳では起きなくていい」と伝えるなど日常の安心感</w:t>
+            </w:r>
+            <w:r>
+              <w:rPr>
+                <w:rFonts w:hint="eastAsia"/>
+                <w:sz w:val="18"/>
+                <w:lang w:eastAsia="ja-JP"/>
+              </w:rPr>
+              <w:t>を確認することで、睡眠の質改善を確認。</w:t>
             </w:r>
           </w:p>
         </w:tc>
@@ -744,12 +1672,28 @@
             <w:tcW w:w="1417" w:type="dxa"/>
           </w:tcPr>
           <w:p>
-            <w:r>
-              <w:rPr>
-                <w:sz w:val="18"/>
-              </w:rPr>
-              <w:t>松崎 幸さん</w:t>
-            </w:r>
+            <w:proofErr w:type="spellStart"/>
+            <w:r>
+              <w:rPr>
+                <w:sz w:val="18"/>
+              </w:rPr>
+              <w:t>松崎</w:t>
+            </w:r>
+            <w:proofErr w:type="spellEnd"/>
+            <w:r>
+              <w:rPr>
+                <w:sz w:val="18"/>
+              </w:rPr>
+              <w:t xml:space="preserve"> </w:t>
+            </w:r>
+            <w:proofErr w:type="spellStart"/>
+            <w:r>
+              <w:rPr>
+                <w:sz w:val="18"/>
+              </w:rPr>
+              <w:t>幸さん</w:t>
+            </w:r>
+            <w:proofErr w:type="spellEnd"/>
           </w:p>
         </w:tc>
         <w:tc>
@@ -761,7 +1705,43 @@
               <w:rPr>
                 <w:sz w:val="18"/>
               </w:rPr>
-              <w:t>第1回：5月12日</w:t>
+              <w:t>第</w:t>
+            </w:r>
+            <w:r>
+              <w:rPr>
+                <w:sz w:val="18"/>
+              </w:rPr>
+              <w:t>1</w:t>
+            </w:r>
+            <w:r>
+              <w:rPr>
+                <w:sz w:val="18"/>
+              </w:rPr>
+              <w:t>回：</w:t>
+            </w:r>
+            <w:r>
+              <w:rPr>
+                <w:sz w:val="18"/>
+              </w:rPr>
+              <w:t>5</w:t>
+            </w:r>
+            <w:r>
+              <w:rPr>
+                <w:sz w:val="18"/>
+              </w:rPr>
+              <w:t>月</w:t>
+            </w:r>
+            <w:r>
+              <w:rPr>
+                <w:sz w:val="18"/>
+              </w:rPr>
+              <w:t>12</w:t>
+            </w:r>
+            <w:r>
+              <w:rPr>
+                <w:sz w:val="18"/>
+              </w:rPr>
+              <w:t>日</w:t>
             </w:r>
           </w:p>
           <w:p>
@@ -769,7 +1749,55 @@
               <w:rPr>
                 <w:sz w:val="18"/>
               </w:rPr>
-              <w:t>第2回：5月13日（計2回）</w:t>
+              <w:t>第</w:t>
+            </w:r>
+            <w:r>
+              <w:rPr>
+                <w:sz w:val="18"/>
+              </w:rPr>
+              <w:t>2</w:t>
+            </w:r>
+            <w:r>
+              <w:rPr>
+                <w:sz w:val="18"/>
+              </w:rPr>
+              <w:t>回：</w:t>
+            </w:r>
+            <w:r>
+              <w:rPr>
+                <w:sz w:val="18"/>
+              </w:rPr>
+              <w:t>5</w:t>
+            </w:r>
+            <w:r>
+              <w:rPr>
+                <w:sz w:val="18"/>
+              </w:rPr>
+              <w:t>月</w:t>
+            </w:r>
+            <w:r>
+              <w:rPr>
+                <w:sz w:val="18"/>
+              </w:rPr>
+              <w:t>13</w:t>
+            </w:r>
+            <w:r>
+              <w:rPr>
+                <w:sz w:val="18"/>
+              </w:rPr>
+              <w:t>日（計</w:t>
+            </w:r>
+            <w:r>
+              <w:rPr>
+                <w:sz w:val="18"/>
+              </w:rPr>
+              <w:t>2</w:t>
+            </w:r>
+            <w:r>
+              <w:rPr>
+                <w:sz w:val="18"/>
+              </w:rPr>
+              <w:t>回）</w:t>
             </w:r>
           </w:p>
         </w:tc>
@@ -778,17 +1806,29 @@
             <w:tcW w:w="2268" w:type="dxa"/>
           </w:tcPr>
           <w:p>
-            <w:r>
-              <w:rPr>
-                <w:sz w:val="18"/>
+            <w:pPr>
+              <w:rPr>
+                <w:lang w:eastAsia="ja-JP"/>
+              </w:rPr>
+            </w:pPr>
+            <w:r>
+              <w:rPr>
+                <w:sz w:val="18"/>
+                <w:lang w:eastAsia="ja-JP"/>
               </w:rPr>
               <w:t>モチベーション：高</w:t>
             </w:r>
           </w:p>
           <w:p>
-            <w:r>
-              <w:rPr>
-                <w:sz w:val="18"/>
+            <w:pPr>
+              <w:rPr>
+                <w:lang w:eastAsia="ja-JP"/>
+              </w:rPr>
+            </w:pPr>
+            <w:r>
+              <w:rPr>
+                <w:sz w:val="18"/>
+                <w:lang w:eastAsia="ja-JP"/>
               </w:rPr>
               <w:t>ストレス：低</w:t>
             </w:r>
@@ -798,7 +1838,19 @@
               <w:rPr>
                 <w:sz w:val="18"/>
               </w:rPr>
-              <w:t>心理的安定度：高（94%）</w:t>
+              <w:t>心理的安定度：高（</w:t>
+            </w:r>
+            <w:r>
+              <w:rPr>
+                <w:sz w:val="18"/>
+              </w:rPr>
+              <w:t>94%</w:t>
+            </w:r>
+            <w:r>
+              <w:rPr>
+                <w:sz w:val="18"/>
+              </w:rPr>
+              <w:t>）</w:t>
             </w:r>
           </w:p>
         </w:tc>
@@ -807,50 +1859,111 @@
             <w:tcW w:w="5102" w:type="dxa"/>
           </w:tcPr>
           <w:p>
-            <w:r>
-              <w:rPr>
-                <w:sz w:val="18"/>
+            <w:pPr>
+              <w:rPr>
+                <w:lang w:eastAsia="ja-JP"/>
+              </w:rPr>
+            </w:pPr>
+            <w:r>
+              <w:rPr>
+                <w:sz w:val="18"/>
+                <w:lang w:eastAsia="ja-JP"/>
               </w:rPr>
               <w:t>【見立て】</w:t>
             </w:r>
           </w:p>
           <w:p>
-            <w:r>
-              <w:rPr>
-                <w:sz w:val="18"/>
-              </w:rPr>
-              <w:t>心理状態94%は全メンバー中トップクラスで、変化への柔軟性が高い。家族4人分のプロファイリングに強い関心を示しており、家族全体の健康を視野に入れる姿勢が印象的。行動変容によって毒素改善の余地が大きく、継続フォローで改善が期待できる。</w:t>
+            <w:pPr>
+              <w:rPr>
+                <w:lang w:eastAsia="ja-JP"/>
+              </w:rPr>
+            </w:pPr>
+            <w:r>
+              <w:rPr>
+                <w:sz w:val="18"/>
+                <w:lang w:eastAsia="ja-JP"/>
+              </w:rPr>
+              <w:t>心理状態</w:t>
+            </w:r>
+            <w:r>
+              <w:rPr>
+                <w:sz w:val="18"/>
+                <w:lang w:eastAsia="ja-JP"/>
+              </w:rPr>
+              <w:t>94%</w:t>
+            </w:r>
+            <w:r>
+              <w:rPr>
+                <w:sz w:val="18"/>
+                <w:lang w:eastAsia="ja-JP"/>
+              </w:rPr>
+              <w:t>は全メンバー中トップクラスで、変化への柔軟性が高い。家族</w:t>
+            </w:r>
+            <w:r>
+              <w:rPr>
+                <w:sz w:val="18"/>
+                <w:lang w:eastAsia="ja-JP"/>
+              </w:rPr>
+              <w:t>4</w:t>
+            </w:r>
+            <w:r>
+              <w:rPr>
+                <w:sz w:val="18"/>
+                <w:lang w:eastAsia="ja-JP"/>
+              </w:rPr>
+              <w:t>人分のプロファイリングに強い関心を示しており、家族全体の健康を視野に入れる姿勢が印象的。行動変容によって毒素改善の余地が大きく、継続フォローで改善が期待できる。</w:t>
             </w:r>
           </w:p>
           <w:p>
-            <w:r>
-              <w:rPr>
-                <w:sz w:val="18"/>
-              </w:rPr>
-            </w:r>
+            <w:pPr>
+              <w:rPr>
+                <w:lang w:eastAsia="ja-JP"/>
+              </w:rPr>
+            </w:pPr>
           </w:p>
           <w:p>
-            <w:r>
-              <w:rPr>
-                <w:sz w:val="18"/>
+            <w:pPr>
+              <w:rPr>
+                <w:lang w:eastAsia="ja-JP"/>
+              </w:rPr>
+            </w:pPr>
+            <w:r>
+              <w:rPr>
+                <w:sz w:val="18"/>
+                <w:lang w:eastAsia="ja-JP"/>
               </w:rPr>
               <w:t>【セッション概要】</w:t>
             </w:r>
           </w:p>
           <w:p>
-            <w:r>
-              <w:rPr>
-                <w:sz w:val="18"/>
-              </w:rPr>
-              <w:t>第1回：初回ヒアリング・利き脳確認（誠タイプ）。</w:t>
-            </w:r>
-          </w:p>
-          <w:p>
-            <w:r>
-              <w:rPr>
-                <w:sz w:val="18"/>
-              </w:rPr>
-              <w:t>第2回：問診票結果・プロファイリング詳細・家族4人分の説明を実施。</w:t>
+            <w:pPr>
+              <w:rPr>
+                <w:rFonts w:hint="eastAsia"/>
+                <w:lang w:eastAsia="ja-JP"/>
+              </w:rPr>
+            </w:pPr>
+            <w:r>
+              <w:rPr>
+                <w:sz w:val="18"/>
+                <w:lang w:eastAsia="ja-JP"/>
+              </w:rPr>
+              <w:t>利き脳確認（誠タイプ）。</w:t>
+            </w:r>
+            <w:r>
+              <w:rPr>
+                <w:rFonts w:hint="eastAsia"/>
+                <w:sz w:val="18"/>
+                <w:lang w:eastAsia="ja-JP"/>
+              </w:rPr>
+              <w:t>計画</w:t>
+            </w:r>
+            <w:r>
+              <w:rPr>
+                <w:rFonts w:hint="eastAsia"/>
+                <w:sz w:val="18"/>
+                <w:lang w:eastAsia="ja-JP"/>
+              </w:rPr>
+              <w:t>できることで着々とパフォーマンスがあがるタイプであることを確認。</w:t>
             </w:r>
           </w:p>
         </w:tc>
@@ -861,12 +1974,28 @@
             <w:tcW w:w="1417" w:type="dxa"/>
           </w:tcPr>
           <w:p>
-            <w:r>
-              <w:rPr>
-                <w:sz w:val="18"/>
-              </w:rPr>
-              <w:t>楠本 耕大さん</w:t>
-            </w:r>
+            <w:proofErr w:type="spellStart"/>
+            <w:r>
+              <w:rPr>
+                <w:sz w:val="18"/>
+              </w:rPr>
+              <w:t>楠本</w:t>
+            </w:r>
+            <w:proofErr w:type="spellEnd"/>
+            <w:r>
+              <w:rPr>
+                <w:sz w:val="18"/>
+              </w:rPr>
+              <w:t xml:space="preserve"> </w:t>
+            </w:r>
+            <w:proofErr w:type="spellStart"/>
+            <w:r>
+              <w:rPr>
+                <w:sz w:val="18"/>
+              </w:rPr>
+              <w:t>耕大さん</w:t>
+            </w:r>
+            <w:proofErr w:type="spellEnd"/>
           </w:p>
         </w:tc>
         <w:tc>
@@ -878,7 +2007,43 @@
               <w:rPr>
                 <w:sz w:val="18"/>
               </w:rPr>
-              <w:t>第1回：5月13日</w:t>
+              <w:t>第</w:t>
+            </w:r>
+            <w:r>
+              <w:rPr>
+                <w:sz w:val="18"/>
+              </w:rPr>
+              <w:t>1</w:t>
+            </w:r>
+            <w:r>
+              <w:rPr>
+                <w:sz w:val="18"/>
+              </w:rPr>
+              <w:t>回：</w:t>
+            </w:r>
+            <w:r>
+              <w:rPr>
+                <w:sz w:val="18"/>
+              </w:rPr>
+              <w:t>5</w:t>
+            </w:r>
+            <w:r>
+              <w:rPr>
+                <w:sz w:val="18"/>
+              </w:rPr>
+              <w:t>月</w:t>
+            </w:r>
+            <w:r>
+              <w:rPr>
+                <w:sz w:val="18"/>
+              </w:rPr>
+              <w:t>13</w:t>
+            </w:r>
+            <w:r>
+              <w:rPr>
+                <w:sz w:val="18"/>
+              </w:rPr>
+              <w:t>日</w:t>
             </w:r>
           </w:p>
           <w:p>
@@ -886,7 +2051,55 @@
               <w:rPr>
                 <w:sz w:val="18"/>
               </w:rPr>
-              <w:t>第2回：5月22日（計2回）</w:t>
+              <w:t>第</w:t>
+            </w:r>
+            <w:r>
+              <w:rPr>
+                <w:sz w:val="18"/>
+              </w:rPr>
+              <w:t>2</w:t>
+            </w:r>
+            <w:r>
+              <w:rPr>
+                <w:sz w:val="18"/>
+              </w:rPr>
+              <w:t>回：</w:t>
+            </w:r>
+            <w:r>
+              <w:rPr>
+                <w:sz w:val="18"/>
+              </w:rPr>
+              <w:t>5</w:t>
+            </w:r>
+            <w:r>
+              <w:rPr>
+                <w:sz w:val="18"/>
+              </w:rPr>
+              <w:t>月</w:t>
+            </w:r>
+            <w:r>
+              <w:rPr>
+                <w:sz w:val="18"/>
+              </w:rPr>
+              <w:t>22</w:t>
+            </w:r>
+            <w:r>
+              <w:rPr>
+                <w:sz w:val="18"/>
+              </w:rPr>
+              <w:t>日（計</w:t>
+            </w:r>
+            <w:r>
+              <w:rPr>
+                <w:sz w:val="18"/>
+              </w:rPr>
+              <w:t>2</w:t>
+            </w:r>
+            <w:r>
+              <w:rPr>
+                <w:sz w:val="18"/>
+              </w:rPr>
+              <w:t>回）</w:t>
             </w:r>
           </w:p>
         </w:tc>
@@ -895,28 +2108,56 @@
             <w:tcW w:w="2268" w:type="dxa"/>
           </w:tcPr>
           <w:p>
-            <w:r>
-              <w:rPr>
-                <w:sz w:val="18"/>
+            <w:pPr>
+              <w:rPr>
+                <w:lang w:eastAsia="ja-JP"/>
+              </w:rPr>
+            </w:pPr>
+            <w:r>
+              <w:rPr>
+                <w:sz w:val="18"/>
+                <w:lang w:eastAsia="ja-JP"/>
               </w:rPr>
               <w:t>ストレス：中</w:t>
             </w:r>
           </w:p>
           <w:p>
-            <w:r>
-              <w:rPr>
-                <w:sz w:val="18"/>
-              </w:rPr>
-              <w:t>心理状態：良好（77%）</w:t>
+            <w:pPr>
+              <w:rPr>
+                <w:lang w:eastAsia="ja-JP"/>
+              </w:rPr>
+            </w:pPr>
+            <w:r>
+              <w:rPr>
+                <w:sz w:val="18"/>
+                <w:lang w:eastAsia="ja-JP"/>
+              </w:rPr>
+              <w:t>心理状態：良好（</w:t>
+            </w:r>
+            <w:r>
+              <w:rPr>
+                <w:sz w:val="18"/>
+                <w:lang w:eastAsia="ja-JP"/>
+              </w:rPr>
+              <w:t>77%</w:t>
+            </w:r>
+            <w:r>
+              <w:rPr>
+                <w:sz w:val="18"/>
+                <w:lang w:eastAsia="ja-JP"/>
+              </w:rPr>
+              <w:t>）</w:t>
             </w:r>
           </w:p>
           <w:p>
+            <w:proofErr w:type="spellStart"/>
             <w:r>
               <w:rPr>
                 <w:sz w:val="18"/>
               </w:rPr>
               <w:t>腸内環境：要注意</w:t>
             </w:r>
+            <w:proofErr w:type="spellEnd"/>
           </w:p>
         </w:tc>
         <w:tc>
@@ -924,50 +2165,146 @@
             <w:tcW w:w="5102" w:type="dxa"/>
           </w:tcPr>
           <w:p>
-            <w:r>
-              <w:rPr>
-                <w:sz w:val="18"/>
+            <w:pPr>
+              <w:rPr>
+                <w:lang w:eastAsia="ja-JP"/>
+              </w:rPr>
+            </w:pPr>
+            <w:r>
+              <w:rPr>
+                <w:sz w:val="18"/>
+                <w:lang w:eastAsia="ja-JP"/>
               </w:rPr>
               <w:t>【見立て】</w:t>
             </w:r>
           </w:p>
           <w:p>
-            <w:r>
-              <w:rPr>
-                <w:sz w:val="18"/>
-              </w:rPr>
-              <w:t>歯ぎしり→副腎疲労→男性ホルモン低下という体内連鎖が判明。8月の試験に向けて「パフォーマンスを上げるためのセルフケア」という切り口が有効で、本人も前向きに取り組んでいる。試験後のリセットフォローも重要。</w:t>
+            <w:pPr>
+              <w:rPr>
+                <w:lang w:eastAsia="ja-JP"/>
+              </w:rPr>
+            </w:pPr>
+            <w:r>
+              <w:rPr>
+                <w:sz w:val="18"/>
+                <w:lang w:eastAsia="ja-JP"/>
+              </w:rPr>
+              <w:t>歯ぎしり</w:t>
+            </w:r>
+            <w:r>
+              <w:rPr>
+                <w:sz w:val="18"/>
+                <w:lang w:eastAsia="ja-JP"/>
+              </w:rPr>
+              <w:t>→</w:t>
+            </w:r>
+            <w:r>
+              <w:rPr>
+                <w:sz w:val="18"/>
+                <w:lang w:eastAsia="ja-JP"/>
+              </w:rPr>
+              <w:t>副腎疲労</w:t>
+            </w:r>
+            <w:r>
+              <w:rPr>
+                <w:sz w:val="18"/>
+                <w:lang w:eastAsia="ja-JP"/>
+              </w:rPr>
+              <w:t>→</w:t>
+            </w:r>
+            <w:r>
+              <w:rPr>
+                <w:sz w:val="18"/>
+                <w:lang w:eastAsia="ja-JP"/>
+              </w:rPr>
+              <w:t>男性ホルモン低下という体内連鎖が判明。</w:t>
+            </w:r>
+            <w:r>
+              <w:rPr>
+                <w:sz w:val="18"/>
+                <w:lang w:eastAsia="ja-JP"/>
+              </w:rPr>
+              <w:t>8</w:t>
+            </w:r>
+            <w:r>
+              <w:rPr>
+                <w:sz w:val="18"/>
+                <w:lang w:eastAsia="ja-JP"/>
+              </w:rPr>
+              <w:t>月の試験に向けて「パフォーマンスを上げるためのセルフケア」という切り口が有効で、本人も前向きに取り組んでいる。試験後のリセットフォローも重要。</w:t>
             </w:r>
           </w:p>
           <w:p>
-            <w:r>
-              <w:rPr>
-                <w:sz w:val="18"/>
-              </w:rPr>
-            </w:r>
+            <w:pPr>
+              <w:rPr>
+                <w:lang w:eastAsia="ja-JP"/>
+              </w:rPr>
+            </w:pPr>
           </w:p>
           <w:p>
-            <w:r>
-              <w:rPr>
-                <w:sz w:val="18"/>
+            <w:pPr>
+              <w:rPr>
+                <w:sz w:val="18"/>
+                <w:lang w:eastAsia="ja-JP"/>
+              </w:rPr>
+            </w:pPr>
+            <w:r>
+              <w:rPr>
+                <w:sz w:val="18"/>
+                <w:lang w:eastAsia="ja-JP"/>
               </w:rPr>
               <w:t>【セッション概要】</w:t>
             </w:r>
           </w:p>
           <w:p>
-            <w:r>
-              <w:rPr>
-                <w:sz w:val="18"/>
-              </w:rPr>
-              <w:t>第1回：初回ヒアリング・礼タイプ確認。</w:t>
-            </w:r>
-          </w:p>
-          <w:p>
-            <w:r>
-              <w:rPr>
-                <w:sz w:val="18"/>
-              </w:rPr>
-              <w:t>第2回：問診票結果・プロファイリング詳細。歯ぎしり→副腎→男性ホルモン低下の連鎖を説明。寝る前の終了宣言・あくび誘発・お腹マッサージを提案。「自分のことをまだ知らない自分が眠っているかもしれない」という前向きな感想が出た。</w:t>
+            <w:pPr>
+              <w:rPr>
+                <w:rFonts w:hint="eastAsia"/>
+                <w:lang w:eastAsia="ja-JP"/>
+              </w:rPr>
+            </w:pPr>
+            <w:r>
+              <w:rPr>
+                <w:sz w:val="18"/>
+                <w:lang w:eastAsia="ja-JP"/>
+              </w:rPr>
+              <w:t>歯ぎしり</w:t>
+            </w:r>
+            <w:r>
+              <w:rPr>
+                <w:sz w:val="18"/>
+                <w:lang w:eastAsia="ja-JP"/>
+              </w:rPr>
+              <w:t>→</w:t>
+            </w:r>
+            <w:r>
+              <w:rPr>
+                <w:sz w:val="18"/>
+                <w:lang w:eastAsia="ja-JP"/>
+              </w:rPr>
+              <w:t>副腎</w:t>
+            </w:r>
+            <w:r>
+              <w:rPr>
+                <w:sz w:val="18"/>
+                <w:lang w:eastAsia="ja-JP"/>
+              </w:rPr>
+              <w:t>→</w:t>
+            </w:r>
+            <w:r>
+              <w:rPr>
+                <w:sz w:val="18"/>
+                <w:lang w:eastAsia="ja-JP"/>
+              </w:rPr>
+              <w:t>男性ホルモン低下の連鎖を説明。寝る前の終了宣言・あくび誘発・お腹マッサージを提案。「自分のことをまだ知らない自分が眠っているかもしれない」という前向きな感想</w:t>
+            </w:r>
+            <w:r>
+              <w:rPr>
+                <w:rFonts w:hint="eastAsia"/>
+                <w:sz w:val="18"/>
+                <w:lang w:eastAsia="ja-JP"/>
+              </w:rPr>
+              <w:t>あり。</w:t>
             </w:r>
           </w:p>
         </w:tc>
@@ -978,12 +2315,28 @@
             <w:tcW w:w="1417" w:type="dxa"/>
           </w:tcPr>
           <w:p>
-            <w:r>
-              <w:rPr>
-                <w:sz w:val="18"/>
-              </w:rPr>
-              <w:t>梅田 和さん</w:t>
-            </w:r>
+            <w:proofErr w:type="spellStart"/>
+            <w:r>
+              <w:rPr>
+                <w:sz w:val="18"/>
+              </w:rPr>
+              <w:t>梅田</w:t>
+            </w:r>
+            <w:proofErr w:type="spellEnd"/>
+            <w:r>
+              <w:rPr>
+                <w:sz w:val="18"/>
+              </w:rPr>
+              <w:t xml:space="preserve"> </w:t>
+            </w:r>
+            <w:proofErr w:type="spellStart"/>
+            <w:r>
+              <w:rPr>
+                <w:sz w:val="18"/>
+              </w:rPr>
+              <w:t>和さん</w:t>
+            </w:r>
+            <w:proofErr w:type="spellEnd"/>
           </w:p>
         </w:tc>
         <w:tc>
@@ -995,7 +2348,43 @@
               <w:rPr>
                 <w:sz w:val="18"/>
               </w:rPr>
-              <w:t>第1回：5月11日</w:t>
+              <w:t>第</w:t>
+            </w:r>
+            <w:r>
+              <w:rPr>
+                <w:sz w:val="18"/>
+              </w:rPr>
+              <w:t>1</w:t>
+            </w:r>
+            <w:r>
+              <w:rPr>
+                <w:sz w:val="18"/>
+              </w:rPr>
+              <w:t>回：</w:t>
+            </w:r>
+            <w:r>
+              <w:rPr>
+                <w:sz w:val="18"/>
+              </w:rPr>
+              <w:t>5</w:t>
+            </w:r>
+            <w:r>
+              <w:rPr>
+                <w:sz w:val="18"/>
+              </w:rPr>
+              <w:t>月</w:t>
+            </w:r>
+            <w:r>
+              <w:rPr>
+                <w:sz w:val="18"/>
+              </w:rPr>
+              <w:t>11</w:t>
+            </w:r>
+            <w:r>
+              <w:rPr>
+                <w:sz w:val="18"/>
+              </w:rPr>
+              <w:t>日</w:t>
             </w:r>
           </w:p>
           <w:p>
@@ -1003,7 +2392,55 @@
               <w:rPr>
                 <w:sz w:val="18"/>
               </w:rPr>
-              <w:t>第2回：5月14日（計2回）</w:t>
+              <w:t>第</w:t>
+            </w:r>
+            <w:r>
+              <w:rPr>
+                <w:sz w:val="18"/>
+              </w:rPr>
+              <w:t>2</w:t>
+            </w:r>
+            <w:r>
+              <w:rPr>
+                <w:sz w:val="18"/>
+              </w:rPr>
+              <w:t>回：</w:t>
+            </w:r>
+            <w:r>
+              <w:rPr>
+                <w:sz w:val="18"/>
+              </w:rPr>
+              <w:t>5</w:t>
+            </w:r>
+            <w:r>
+              <w:rPr>
+                <w:sz w:val="18"/>
+              </w:rPr>
+              <w:t>月</w:t>
+            </w:r>
+            <w:r>
+              <w:rPr>
+                <w:sz w:val="18"/>
+              </w:rPr>
+              <w:t>14</w:t>
+            </w:r>
+            <w:r>
+              <w:rPr>
+                <w:sz w:val="18"/>
+              </w:rPr>
+              <w:t>日（計</w:t>
+            </w:r>
+            <w:r>
+              <w:rPr>
+                <w:sz w:val="18"/>
+              </w:rPr>
+              <w:t>2</w:t>
+            </w:r>
+            <w:r>
+              <w:rPr>
+                <w:sz w:val="18"/>
+              </w:rPr>
+              <w:t>回）</w:t>
             </w:r>
           </w:p>
         </w:tc>
@@ -1012,25 +2449,43 @@
             <w:tcW w:w="2268" w:type="dxa"/>
           </w:tcPr>
           <w:p>
-            <w:r>
-              <w:rPr>
-                <w:sz w:val="18"/>
+            <w:pPr>
+              <w:rPr>
+                <w:lang w:eastAsia="ja-JP"/>
+              </w:rPr>
+            </w:pPr>
+            <w:r>
+              <w:rPr>
+                <w:sz w:val="18"/>
+                <w:lang w:eastAsia="ja-JP"/>
               </w:rPr>
               <w:t>月経周期の波あり</w:t>
             </w:r>
           </w:p>
           <w:p>
-            <w:r>
-              <w:rPr>
-                <w:sz w:val="18"/>
+            <w:pPr>
+              <w:rPr>
+                <w:lang w:eastAsia="ja-JP"/>
+              </w:rPr>
+            </w:pPr>
+            <w:r>
+              <w:rPr>
+                <w:sz w:val="18"/>
+                <w:lang w:eastAsia="ja-JP"/>
               </w:rPr>
               <w:t>毒素：要注意</w:t>
             </w:r>
           </w:p>
           <w:p>
-            <w:r>
-              <w:rPr>
-                <w:sz w:val="18"/>
+            <w:pPr>
+              <w:rPr>
+                <w:lang w:eastAsia="ja-JP"/>
+              </w:rPr>
+            </w:pPr>
+            <w:r>
+              <w:rPr>
+                <w:sz w:val="18"/>
+                <w:lang w:eastAsia="ja-JP"/>
               </w:rPr>
               <w:t>ホルモンバランス：要注意</w:t>
             </w:r>
@@ -1041,50 +2496,113 @@
             <w:tcW w:w="5102" w:type="dxa"/>
           </w:tcPr>
           <w:p>
-            <w:r>
-              <w:rPr>
-                <w:sz w:val="18"/>
+            <w:pPr>
+              <w:rPr>
+                <w:lang w:eastAsia="ja-JP"/>
+              </w:rPr>
+            </w:pPr>
+            <w:r>
+              <w:rPr>
+                <w:sz w:val="18"/>
+                <w:lang w:eastAsia="ja-JP"/>
               </w:rPr>
               <w:t>【見立て】</w:t>
             </w:r>
           </w:p>
           <w:p>
-            <w:r>
-              <w:rPr>
-                <w:sz w:val="18"/>
+            <w:pPr>
+              <w:rPr>
+                <w:lang w:eastAsia="ja-JP"/>
+              </w:rPr>
+            </w:pPr>
+            <w:r>
+              <w:rPr>
+                <w:sz w:val="18"/>
+                <w:lang w:eastAsia="ja-JP"/>
               </w:rPr>
               <w:t>エストロゲン優位傾向があり、月経周期に連動した体調の波が見られる。仕事への意欲は保たれているが、自己肯定感の部分に伸びしろがある。口腔ケアと生理改善アプローチを実践できているか、次回の確認が重要。</w:t>
             </w:r>
           </w:p>
           <w:p>
-            <w:r>
-              <w:rPr>
-                <w:sz w:val="18"/>
-              </w:rPr>
-            </w:r>
+            <w:pPr>
+              <w:rPr>
+                <w:lang w:eastAsia="ja-JP"/>
+              </w:rPr>
+            </w:pPr>
           </w:p>
           <w:p>
-            <w:r>
-              <w:rPr>
-                <w:sz w:val="18"/>
+            <w:pPr>
+              <w:rPr>
+                <w:lang w:eastAsia="ja-JP"/>
+              </w:rPr>
+            </w:pPr>
+            <w:r>
+              <w:rPr>
+                <w:sz w:val="18"/>
+                <w:lang w:eastAsia="ja-JP"/>
               </w:rPr>
               <w:t>【セッション概要】</w:t>
             </w:r>
           </w:p>
           <w:p>
-            <w:r>
-              <w:rPr>
-                <w:sz w:val="18"/>
-              </w:rPr>
-              <w:t>第1回：初回ヒアリング・問診票感想確認。</w:t>
-            </w:r>
-          </w:p>
-          <w:p>
-            <w:r>
-              <w:rPr>
-                <w:sz w:val="18"/>
-              </w:rPr>
-              <w:t>第2回：問診票結果詳細説明・プロファイリング詳細フィードバック。口腔ケア・生理改善アプローチを提案。</w:t>
+            <w:pPr>
+              <w:rPr>
+                <w:lang w:eastAsia="ja-JP"/>
+              </w:rPr>
+            </w:pPr>
+            <w:r>
+              <w:rPr>
+                <w:rFonts w:hint="eastAsia"/>
+                <w:sz w:val="18"/>
+                <w:lang w:eastAsia="ja-JP"/>
+              </w:rPr>
+              <w:t>自己肯定感が低め。</w:t>
+            </w:r>
+            <w:r>
+              <w:rPr>
+                <w:sz w:val="18"/>
+                <w:lang w:eastAsia="ja-JP"/>
+              </w:rPr>
+              <w:t>プロファイリング詳細フィードバック</w:t>
+            </w:r>
+            <w:r>
+              <w:rPr>
+                <w:rFonts w:hint="eastAsia"/>
+                <w:sz w:val="18"/>
+                <w:lang w:eastAsia="ja-JP"/>
+              </w:rPr>
+              <w:t>することでご自身の才能を見ていただきたかった</w:t>
+            </w:r>
+            <w:r>
+              <w:rPr>
+                <w:rFonts w:hint="eastAsia"/>
+                <w:sz w:val="18"/>
+                <w:lang w:eastAsia="ja-JP"/>
+              </w:rPr>
+              <w:lastRenderedPageBreak/>
+              <w:t>が否定的</w:t>
+            </w:r>
+            <w:r>
+              <w:rPr>
+                <w:sz w:val="18"/>
+                <w:lang w:eastAsia="ja-JP"/>
+              </w:rPr>
+              <w:t>。</w:t>
+            </w:r>
+            <w:r>
+              <w:rPr>
+                <w:rFonts w:hint="eastAsia"/>
+                <w:sz w:val="18"/>
+                <w:lang w:eastAsia="ja-JP"/>
+              </w:rPr>
+              <w:t>職場の尊敬できる方からの話は入りやすい傾向。</w:t>
+            </w:r>
+            <w:r>
+              <w:rPr>
+                <w:sz w:val="18"/>
+                <w:lang w:eastAsia="ja-JP"/>
+              </w:rPr>
+              <w:t>口腔ケア・生理改善アプローチを提案。</w:t>
             </w:r>
           </w:p>
         </w:tc>
@@ -1099,7 +2617,20 @@
               <w:rPr>
                 <w:sz w:val="18"/>
               </w:rPr>
-              <w:t>富永 春菜さん</w:t>
+              <w:lastRenderedPageBreak/>
+              <w:t>富永</w:t>
+            </w:r>
+            <w:r>
+              <w:rPr>
+                <w:sz w:val="18"/>
+              </w:rPr>
+              <w:t xml:space="preserve"> </w:t>
+            </w:r>
+            <w:r>
+              <w:rPr>
+                <w:sz w:val="18"/>
+              </w:rPr>
+              <w:t>春菜さん</w:t>
             </w:r>
           </w:p>
         </w:tc>
@@ -1112,7 +2643,43 @@
               <w:rPr>
                 <w:sz w:val="18"/>
               </w:rPr>
-              <w:t>第1回：5月21日</w:t>
+              <w:t>第</w:t>
+            </w:r>
+            <w:r>
+              <w:rPr>
+                <w:sz w:val="18"/>
+              </w:rPr>
+              <w:t>1</w:t>
+            </w:r>
+            <w:r>
+              <w:rPr>
+                <w:sz w:val="18"/>
+              </w:rPr>
+              <w:t>回：</w:t>
+            </w:r>
+            <w:r>
+              <w:rPr>
+                <w:sz w:val="18"/>
+              </w:rPr>
+              <w:t>5</w:t>
+            </w:r>
+            <w:r>
+              <w:rPr>
+                <w:sz w:val="18"/>
+              </w:rPr>
+              <w:t>月</w:t>
+            </w:r>
+            <w:r>
+              <w:rPr>
+                <w:sz w:val="18"/>
+              </w:rPr>
+              <w:t>21</w:t>
+            </w:r>
+            <w:r>
+              <w:rPr>
+                <w:sz w:val="18"/>
+              </w:rPr>
+              <w:t>日</w:t>
             </w:r>
           </w:p>
           <w:p>
@@ -1120,7 +2687,55 @@
               <w:rPr>
                 <w:sz w:val="18"/>
               </w:rPr>
-              <w:t>第2回：5月27日（計2回）</w:t>
+              <w:t>第</w:t>
+            </w:r>
+            <w:r>
+              <w:rPr>
+                <w:sz w:val="18"/>
+              </w:rPr>
+              <w:t>2</w:t>
+            </w:r>
+            <w:r>
+              <w:rPr>
+                <w:sz w:val="18"/>
+              </w:rPr>
+              <w:t>回：</w:t>
+            </w:r>
+            <w:r>
+              <w:rPr>
+                <w:sz w:val="18"/>
+              </w:rPr>
+              <w:t>5</w:t>
+            </w:r>
+            <w:r>
+              <w:rPr>
+                <w:sz w:val="18"/>
+              </w:rPr>
+              <w:t>月</w:t>
+            </w:r>
+            <w:r>
+              <w:rPr>
+                <w:sz w:val="18"/>
+              </w:rPr>
+              <w:t>27</w:t>
+            </w:r>
+            <w:r>
+              <w:rPr>
+                <w:sz w:val="18"/>
+              </w:rPr>
+              <w:t>日（計</w:t>
+            </w:r>
+            <w:r>
+              <w:rPr>
+                <w:sz w:val="18"/>
+              </w:rPr>
+              <w:t>2</w:t>
+            </w:r>
+            <w:r>
+              <w:rPr>
+                <w:sz w:val="18"/>
+              </w:rPr>
+              <w:t>回）</w:t>
             </w:r>
           </w:p>
         </w:tc>
@@ -1129,17 +2744,29 @@
             <w:tcW w:w="2268" w:type="dxa"/>
           </w:tcPr>
           <w:p>
-            <w:r>
-              <w:rPr>
-                <w:sz w:val="18"/>
+            <w:pPr>
+              <w:rPr>
+                <w:lang w:eastAsia="ja-JP"/>
+              </w:rPr>
+            </w:pPr>
+            <w:r>
+              <w:rPr>
+                <w:sz w:val="18"/>
+                <w:lang w:eastAsia="ja-JP"/>
               </w:rPr>
               <w:t>ストレス：高</w:t>
             </w:r>
           </w:p>
           <w:p>
-            <w:r>
-              <w:rPr>
-                <w:sz w:val="18"/>
+            <w:pPr>
+              <w:rPr>
+                <w:lang w:eastAsia="ja-JP"/>
+              </w:rPr>
+            </w:pPr>
+            <w:r>
+              <w:rPr>
+                <w:sz w:val="18"/>
+                <w:lang w:eastAsia="ja-JP"/>
               </w:rPr>
               <w:t>疲労感：強</w:t>
             </w:r>
@@ -1149,7 +2776,19 @@
               <w:rPr>
                 <w:sz w:val="18"/>
               </w:rPr>
-              <w:t>心理状態：低調（42%）</w:t>
+              <w:t>心理状態：低調（</w:t>
+            </w:r>
+            <w:r>
+              <w:rPr>
+                <w:sz w:val="18"/>
+              </w:rPr>
+              <w:t>42%</w:t>
+            </w:r>
+            <w:r>
+              <w:rPr>
+                <w:sz w:val="18"/>
+              </w:rPr>
+              <w:t>）</w:t>
             </w:r>
           </w:p>
         </w:tc>
@@ -1158,50 +2797,108 @@
             <w:tcW w:w="5102" w:type="dxa"/>
           </w:tcPr>
           <w:p>
-            <w:r>
-              <w:rPr>
-                <w:sz w:val="18"/>
+            <w:pPr>
+              <w:rPr>
+                <w:lang w:eastAsia="ja-JP"/>
+              </w:rPr>
+            </w:pPr>
+            <w:r>
+              <w:rPr>
+                <w:sz w:val="18"/>
+                <w:lang w:eastAsia="ja-JP"/>
               </w:rPr>
               <w:t>【見立て】</w:t>
             </w:r>
           </w:p>
           <w:p>
-            <w:r>
-              <w:rPr>
-                <w:sz w:val="18"/>
+            <w:pPr>
+              <w:rPr>
+                <w:lang w:eastAsia="ja-JP"/>
+              </w:rPr>
+            </w:pPr>
+            <w:r>
+              <w:rPr>
+                <w:sz w:val="18"/>
+                <w:lang w:eastAsia="ja-JP"/>
               </w:rPr>
               <w:t>複数カテゴリで要注意レベルが重なっており、今期の中で最もケアが急がれるメンバー。「抱えていることが多すぎて逃げられない」という本音が出たことは、信頼関係が築かれてきたサイン。継続的なサポートで変化が期待できる。</w:t>
             </w:r>
           </w:p>
           <w:p>
-            <w:r>
-              <w:rPr>
-                <w:sz w:val="18"/>
-              </w:rPr>
-            </w:r>
+            <w:pPr>
+              <w:rPr>
+                <w:lang w:eastAsia="ja-JP"/>
+              </w:rPr>
+            </w:pPr>
           </w:p>
           <w:p>
-            <w:r>
-              <w:rPr>
-                <w:sz w:val="18"/>
+            <w:pPr>
+              <w:rPr>
+                <w:lang w:eastAsia="ja-JP"/>
+              </w:rPr>
+            </w:pPr>
+            <w:r>
+              <w:rPr>
+                <w:sz w:val="18"/>
+                <w:lang w:eastAsia="ja-JP"/>
               </w:rPr>
               <w:t>【セッション概要】</w:t>
             </w:r>
           </w:p>
           <w:p>
-            <w:r>
-              <w:rPr>
-                <w:sz w:val="18"/>
-              </w:rPr>
-              <w:t>第1回：初回・睡眠・腸内環境・歯ぎしりを確認。</w:t>
+            <w:pPr>
+              <w:rPr>
+                <w:lang w:eastAsia="ja-JP"/>
+              </w:rPr>
+            </w:pPr>
+            <w:r>
+              <w:rPr>
+                <w:sz w:val="18"/>
+                <w:lang w:eastAsia="ja-JP"/>
+              </w:rPr>
+              <w:t>第</w:t>
+            </w:r>
+            <w:r>
+              <w:rPr>
+                <w:sz w:val="18"/>
+                <w:lang w:eastAsia="ja-JP"/>
+              </w:rPr>
+              <w:t>1</w:t>
+            </w:r>
+            <w:r>
+              <w:rPr>
+                <w:sz w:val="18"/>
+                <w:lang w:eastAsia="ja-JP"/>
+              </w:rPr>
+              <w:t>回：初回・睡眠・腸内環境・歯ぎしりを確認。</w:t>
             </w:r>
           </w:p>
           <w:p>
-            <w:r>
-              <w:rPr>
-                <w:sz w:val="18"/>
-              </w:rPr>
-              <w:t>第2回：問診票結果説明・プロファイリング・副腎マッサージ・肩幅の呼吸・食事改善を提案。「抱えていることが多すぎて逃げられない」という本音が出た。セッション間のメール吐き出し窓口を案内。</w:t>
+            <w:pPr>
+              <w:rPr>
+                <w:lang w:eastAsia="ja-JP"/>
+              </w:rPr>
+            </w:pPr>
+            <w:r>
+              <w:rPr>
+                <w:sz w:val="18"/>
+                <w:lang w:eastAsia="ja-JP"/>
+              </w:rPr>
+              <w:t>第</w:t>
+            </w:r>
+            <w:r>
+              <w:rPr>
+                <w:sz w:val="18"/>
+                <w:lang w:eastAsia="ja-JP"/>
+              </w:rPr>
+              <w:t>2</w:t>
+            </w:r>
+            <w:r>
+              <w:rPr>
+                <w:sz w:val="18"/>
+                <w:lang w:eastAsia="ja-JP"/>
+              </w:rPr>
+              <w:t>回：問診票結果説明・プロファイリング・副腎マッサージ・肩幅の呼吸・食事改善を提案。「抱えていることが多すぎて逃げられない」という本音が出た。セッション間のメール吐き出し窓口を案内。</w:t>
             </w:r>
           </w:p>
         </w:tc>
@@ -1212,12 +2909,28 @@
             <w:tcW w:w="1417" w:type="dxa"/>
           </w:tcPr>
           <w:p>
-            <w:r>
-              <w:rPr>
-                <w:sz w:val="18"/>
-              </w:rPr>
-              <w:t>中尾 玲沙さん</w:t>
-            </w:r>
+            <w:proofErr w:type="spellStart"/>
+            <w:r>
+              <w:rPr>
+                <w:sz w:val="18"/>
+              </w:rPr>
+              <w:t>中尾</w:t>
+            </w:r>
+            <w:proofErr w:type="spellEnd"/>
+            <w:r>
+              <w:rPr>
+                <w:sz w:val="18"/>
+              </w:rPr>
+              <w:t xml:space="preserve"> </w:t>
+            </w:r>
+            <w:proofErr w:type="spellStart"/>
+            <w:r>
+              <w:rPr>
+                <w:sz w:val="18"/>
+              </w:rPr>
+              <w:t>玲沙さん</w:t>
+            </w:r>
+            <w:proofErr w:type="spellEnd"/>
           </w:p>
         </w:tc>
         <w:tc>
@@ -1229,7 +2942,43 @@
               <w:rPr>
                 <w:sz w:val="18"/>
               </w:rPr>
-              <w:t>第1回：5月21日</w:t>
+              <w:t>第</w:t>
+            </w:r>
+            <w:r>
+              <w:rPr>
+                <w:sz w:val="18"/>
+              </w:rPr>
+              <w:t>1</w:t>
+            </w:r>
+            <w:r>
+              <w:rPr>
+                <w:sz w:val="18"/>
+              </w:rPr>
+              <w:t>回：</w:t>
+            </w:r>
+            <w:r>
+              <w:rPr>
+                <w:sz w:val="18"/>
+              </w:rPr>
+              <w:t>5</w:t>
+            </w:r>
+            <w:r>
+              <w:rPr>
+                <w:sz w:val="18"/>
+              </w:rPr>
+              <w:t>月</w:t>
+            </w:r>
+            <w:r>
+              <w:rPr>
+                <w:sz w:val="18"/>
+              </w:rPr>
+              <w:t>21</w:t>
+            </w:r>
+            <w:r>
+              <w:rPr>
+                <w:sz w:val="18"/>
+              </w:rPr>
+              <w:t>日</w:t>
             </w:r>
           </w:p>
           <w:p>
@@ -1237,7 +2986,55 @@
               <w:rPr>
                 <w:sz w:val="18"/>
               </w:rPr>
-              <w:t>第2回：6月18日（計2回）</w:t>
+              <w:t>第</w:t>
+            </w:r>
+            <w:r>
+              <w:rPr>
+                <w:sz w:val="18"/>
+              </w:rPr>
+              <w:t>2</w:t>
+            </w:r>
+            <w:r>
+              <w:rPr>
+                <w:sz w:val="18"/>
+              </w:rPr>
+              <w:t>回：</w:t>
+            </w:r>
+            <w:r>
+              <w:rPr>
+                <w:sz w:val="18"/>
+              </w:rPr>
+              <w:t>6</w:t>
+            </w:r>
+            <w:r>
+              <w:rPr>
+                <w:sz w:val="18"/>
+              </w:rPr>
+              <w:t>月</w:t>
+            </w:r>
+            <w:r>
+              <w:rPr>
+                <w:sz w:val="18"/>
+              </w:rPr>
+              <w:t>18</w:t>
+            </w:r>
+            <w:r>
+              <w:rPr>
+                <w:sz w:val="18"/>
+              </w:rPr>
+              <w:t>日（計</w:t>
+            </w:r>
+            <w:r>
+              <w:rPr>
+                <w:sz w:val="18"/>
+              </w:rPr>
+              <w:t>2</w:t>
+            </w:r>
+            <w:r>
+              <w:rPr>
+                <w:sz w:val="18"/>
+              </w:rPr>
+              <w:t>回）</w:t>
             </w:r>
           </w:p>
         </w:tc>
@@ -1246,27 +3043,47 @@
             <w:tcW w:w="2268" w:type="dxa"/>
           </w:tcPr>
           <w:p>
-            <w:r>
-              <w:rPr>
-                <w:sz w:val="18"/>
+            <w:pPr>
+              <w:rPr>
+                <w:lang w:eastAsia="ja-JP"/>
+              </w:rPr>
+            </w:pPr>
+            <w:r>
+              <w:rPr>
+                <w:sz w:val="18"/>
+                <w:lang w:eastAsia="ja-JP"/>
               </w:rPr>
               <w:t>ストレス：高</w:t>
             </w:r>
           </w:p>
           <w:p>
-            <w:r>
-              <w:rPr>
-                <w:sz w:val="18"/>
+            <w:pPr>
+              <w:rPr>
+                <w:lang w:eastAsia="ja-JP"/>
+              </w:rPr>
+            </w:pPr>
+            <w:r>
+              <w:rPr>
+                <w:sz w:val="18"/>
+                <w:lang w:eastAsia="ja-JP"/>
               </w:rPr>
               <w:t>身体的疲労：強</w:t>
             </w:r>
           </w:p>
           <w:p>
-            <w:r>
-              <w:rPr>
-                <w:sz w:val="18"/>
-              </w:rPr>
-              <w:t>二重負荷（大学院＋仕事）</w:t>
+            <w:proofErr w:type="spellStart"/>
+            <w:r>
+              <w:rPr>
+                <w:sz w:val="18"/>
+              </w:rPr>
+              <w:t>二重負荷（大学院＋仕事</w:t>
+            </w:r>
+            <w:proofErr w:type="spellEnd"/>
+            <w:r>
+              <w:rPr>
+                <w:sz w:val="18"/>
+              </w:rPr>
+              <w:t>）</w:t>
             </w:r>
           </w:p>
         </w:tc>
@@ -1275,50 +3092,122 @@
             <w:tcW w:w="5102" w:type="dxa"/>
           </w:tcPr>
           <w:p>
-            <w:r>
-              <w:rPr>
-                <w:sz w:val="18"/>
+            <w:pPr>
+              <w:rPr>
+                <w:lang w:eastAsia="ja-JP"/>
+              </w:rPr>
+            </w:pPr>
+            <w:r>
+              <w:rPr>
+                <w:sz w:val="18"/>
+                <w:lang w:eastAsia="ja-JP"/>
               </w:rPr>
               <w:t>【見立て】</w:t>
             </w:r>
           </w:p>
           <w:p>
-            <w:r>
-              <w:rPr>
-                <w:sz w:val="18"/>
-              </w:rPr>
-              <w:t>「今が一番きつい」という言葉が第2回で出た。律儀で責任感が強く、限界まで一人で抱え込みやすいタイプと分析。大学院と仕事の二重負荷による慢性疲労が続いており、次回できつさの深掘りが重要。</w:t>
+            <w:pPr>
+              <w:rPr>
+                <w:lang w:eastAsia="ja-JP"/>
+              </w:rPr>
+            </w:pPr>
+            <w:r>
+              <w:rPr>
+                <w:sz w:val="18"/>
+                <w:lang w:eastAsia="ja-JP"/>
+              </w:rPr>
+              <w:t>「今が一番きつい」という言葉が第</w:t>
+            </w:r>
+            <w:r>
+              <w:rPr>
+                <w:sz w:val="18"/>
+                <w:lang w:eastAsia="ja-JP"/>
+              </w:rPr>
+              <w:t>2</w:t>
+            </w:r>
+            <w:r>
+              <w:rPr>
+                <w:sz w:val="18"/>
+                <w:lang w:eastAsia="ja-JP"/>
+              </w:rPr>
+              <w:t>回で出た。律儀で責任感が強く、限界まで一人で抱え込みやすいタイプと分析。大学院と仕事の二重負荷による慢性疲労が続いており、次回できつさの深掘りが重要。</w:t>
             </w:r>
           </w:p>
           <w:p>
-            <w:r>
-              <w:rPr>
-                <w:sz w:val="18"/>
-              </w:rPr>
-            </w:r>
+            <w:pPr>
+              <w:rPr>
+                <w:lang w:eastAsia="ja-JP"/>
+              </w:rPr>
+            </w:pPr>
           </w:p>
           <w:p>
-            <w:r>
-              <w:rPr>
-                <w:sz w:val="18"/>
+            <w:pPr>
+              <w:rPr>
+                <w:lang w:eastAsia="ja-JP"/>
+              </w:rPr>
+            </w:pPr>
+            <w:r>
+              <w:rPr>
+                <w:sz w:val="18"/>
+                <w:lang w:eastAsia="ja-JP"/>
               </w:rPr>
               <w:t>【セッション概要】</w:t>
             </w:r>
           </w:p>
           <w:p>
-            <w:r>
-              <w:rPr>
-                <w:sz w:val="18"/>
-              </w:rPr>
-              <w:t>第1回：初回ヒアリング・礼タイプ確認。</w:t>
+            <w:pPr>
+              <w:rPr>
+                <w:lang w:eastAsia="ja-JP"/>
+              </w:rPr>
+            </w:pPr>
+            <w:r>
+              <w:rPr>
+                <w:sz w:val="18"/>
+                <w:lang w:eastAsia="ja-JP"/>
+              </w:rPr>
+              <w:t>第</w:t>
+            </w:r>
+            <w:r>
+              <w:rPr>
+                <w:sz w:val="18"/>
+                <w:lang w:eastAsia="ja-JP"/>
+              </w:rPr>
+              <w:t>1</w:t>
+            </w:r>
+            <w:r>
+              <w:rPr>
+                <w:sz w:val="18"/>
+                <w:lang w:eastAsia="ja-JP"/>
+              </w:rPr>
+              <w:t>回：初回ヒアリング・礼タイプ確認。</w:t>
             </w:r>
           </w:p>
           <w:p>
-            <w:r>
-              <w:rPr>
-                <w:sz w:val="18"/>
-              </w:rPr>
-              <w:t>第2回：「今が一番きつい」という言葉を受け取る。性質分析を全更新（ロジカルタイプと判明）。</w:t>
+            <w:pPr>
+              <w:rPr>
+                <w:lang w:eastAsia="ja-JP"/>
+              </w:rPr>
+            </w:pPr>
+            <w:r>
+              <w:rPr>
+                <w:sz w:val="18"/>
+                <w:lang w:eastAsia="ja-JP"/>
+              </w:rPr>
+              <w:t>第</w:t>
+            </w:r>
+            <w:r>
+              <w:rPr>
+                <w:sz w:val="18"/>
+                <w:lang w:eastAsia="ja-JP"/>
+              </w:rPr>
+              <w:t>2</w:t>
+            </w:r>
+            <w:r>
+              <w:rPr>
+                <w:sz w:val="18"/>
+                <w:lang w:eastAsia="ja-JP"/>
+              </w:rPr>
+              <w:t>回：「今が一番きつい」という言葉を受け取る。性質分析を全更新（ロジカルタイプと判明）。</w:t>
             </w:r>
           </w:p>
         </w:tc>
@@ -1329,12 +3218,28 @@
             <w:tcW w:w="1417" w:type="dxa"/>
           </w:tcPr>
           <w:p>
-            <w:r>
-              <w:rPr>
-                <w:sz w:val="18"/>
-              </w:rPr>
-              <w:t>澤田 香織さん</w:t>
-            </w:r>
+            <w:proofErr w:type="spellStart"/>
+            <w:r>
+              <w:rPr>
+                <w:sz w:val="18"/>
+              </w:rPr>
+              <w:t>澤田</w:t>
+            </w:r>
+            <w:proofErr w:type="spellEnd"/>
+            <w:r>
+              <w:rPr>
+                <w:sz w:val="18"/>
+              </w:rPr>
+              <w:t xml:space="preserve"> </w:t>
+            </w:r>
+            <w:proofErr w:type="spellStart"/>
+            <w:r>
+              <w:rPr>
+                <w:sz w:val="18"/>
+              </w:rPr>
+              <w:t>香織さん</w:t>
+            </w:r>
+            <w:proofErr w:type="spellEnd"/>
           </w:p>
         </w:tc>
         <w:tc>
@@ -1346,7 +3251,43 @@
               <w:rPr>
                 <w:sz w:val="18"/>
               </w:rPr>
-              <w:t>第1回：5月25日</w:t>
+              <w:t>第</w:t>
+            </w:r>
+            <w:r>
+              <w:rPr>
+                <w:sz w:val="18"/>
+              </w:rPr>
+              <w:t>1</w:t>
+            </w:r>
+            <w:r>
+              <w:rPr>
+                <w:sz w:val="18"/>
+              </w:rPr>
+              <w:t>回：</w:t>
+            </w:r>
+            <w:r>
+              <w:rPr>
+                <w:sz w:val="18"/>
+              </w:rPr>
+              <w:t>5</w:t>
+            </w:r>
+            <w:r>
+              <w:rPr>
+                <w:sz w:val="18"/>
+              </w:rPr>
+              <w:t>月</w:t>
+            </w:r>
+            <w:r>
+              <w:rPr>
+                <w:sz w:val="18"/>
+              </w:rPr>
+              <w:t>25</w:t>
+            </w:r>
+            <w:r>
+              <w:rPr>
+                <w:sz w:val="18"/>
+              </w:rPr>
+              <w:t>日</w:t>
             </w:r>
           </w:p>
           <w:p>
@@ -1354,7 +3295,55 @@
               <w:rPr>
                 <w:sz w:val="18"/>
               </w:rPr>
-              <w:t>第2回：6月3日（計2回）</w:t>
+              <w:t>第</w:t>
+            </w:r>
+            <w:r>
+              <w:rPr>
+                <w:sz w:val="18"/>
+              </w:rPr>
+              <w:t>2</w:t>
+            </w:r>
+            <w:r>
+              <w:rPr>
+                <w:sz w:val="18"/>
+              </w:rPr>
+              <w:t>回：</w:t>
+            </w:r>
+            <w:r>
+              <w:rPr>
+                <w:sz w:val="18"/>
+              </w:rPr>
+              <w:t>6</w:t>
+            </w:r>
+            <w:r>
+              <w:rPr>
+                <w:sz w:val="18"/>
+              </w:rPr>
+              <w:t>月</w:t>
+            </w:r>
+            <w:r>
+              <w:rPr>
+                <w:sz w:val="18"/>
+              </w:rPr>
+              <w:t>3</w:t>
+            </w:r>
+            <w:r>
+              <w:rPr>
+                <w:sz w:val="18"/>
+              </w:rPr>
+              <w:t>日（計</w:t>
+            </w:r>
+            <w:r>
+              <w:rPr>
+                <w:sz w:val="18"/>
+              </w:rPr>
+              <w:t>2</w:t>
+            </w:r>
+            <w:r>
+              <w:rPr>
+                <w:sz w:val="18"/>
+              </w:rPr>
+              <w:t>回）</w:t>
             </w:r>
           </w:p>
         </w:tc>
@@ -1363,17 +3352,29 @@
             <w:tcW w:w="2268" w:type="dxa"/>
           </w:tcPr>
           <w:p>
-            <w:r>
-              <w:rPr>
-                <w:sz w:val="18"/>
+            <w:pPr>
+              <w:rPr>
+                <w:lang w:eastAsia="ja-JP"/>
+              </w:rPr>
+            </w:pPr>
+            <w:r>
+              <w:rPr>
+                <w:sz w:val="18"/>
+                <w:lang w:eastAsia="ja-JP"/>
               </w:rPr>
               <w:t>モチベーション：良好</w:t>
             </w:r>
           </w:p>
           <w:p>
-            <w:r>
-              <w:rPr>
-                <w:sz w:val="18"/>
+            <w:pPr>
+              <w:rPr>
+                <w:lang w:eastAsia="ja-JP"/>
+              </w:rPr>
+            </w:pPr>
+            <w:r>
+              <w:rPr>
+                <w:sz w:val="18"/>
+                <w:lang w:eastAsia="ja-JP"/>
               </w:rPr>
               <w:t>ストレス：中</w:t>
             </w:r>
@@ -1384,50 +3385,121 @@
             <w:tcW w:w="5102" w:type="dxa"/>
           </w:tcPr>
           <w:p>
-            <w:r>
-              <w:rPr>
-                <w:sz w:val="18"/>
+            <w:pPr>
+              <w:rPr>
+                <w:lang w:eastAsia="ja-JP"/>
+              </w:rPr>
+            </w:pPr>
+            <w:r>
+              <w:rPr>
+                <w:sz w:val="18"/>
+                <w:lang w:eastAsia="ja-JP"/>
               </w:rPr>
               <w:t>【見立て】</w:t>
             </w:r>
           </w:p>
           <w:p>
-            <w:r>
-              <w:rPr>
-                <w:sz w:val="18"/>
+            <w:pPr>
+              <w:rPr>
+                <w:lang w:eastAsia="ja-JP"/>
+              </w:rPr>
+            </w:pPr>
+            <w:r>
+              <w:rPr>
+                <w:sz w:val="18"/>
+                <w:lang w:eastAsia="ja-JP"/>
               </w:rPr>
               <w:t>信頼構築に時間が必要なタイプで、丁寧に関係を積み上げることが大切。関係性が深まると本来の開放性が発揮される可能性がある。アマルガムは中長期的な課題として継続観察が必要。</w:t>
             </w:r>
           </w:p>
           <w:p>
-            <w:r>
-              <w:rPr>
-                <w:sz w:val="18"/>
-              </w:rPr>
-            </w:r>
+            <w:pPr>
+              <w:rPr>
+                <w:lang w:eastAsia="ja-JP"/>
+              </w:rPr>
+            </w:pPr>
           </w:p>
           <w:p>
-            <w:r>
-              <w:rPr>
-                <w:sz w:val="18"/>
+            <w:pPr>
+              <w:rPr>
+                <w:lang w:eastAsia="ja-JP"/>
+              </w:rPr>
+            </w:pPr>
+            <w:r>
+              <w:rPr>
+                <w:sz w:val="18"/>
+                <w:lang w:eastAsia="ja-JP"/>
               </w:rPr>
               <w:t>【セッション概要】</w:t>
             </w:r>
           </w:p>
           <w:p>
-            <w:r>
-              <w:rPr>
-                <w:sz w:val="18"/>
-              </w:rPr>
-              <w:t>第1回：初回ヒアリング・礼タイプ確認。</w:t>
+            <w:pPr>
+              <w:rPr>
+                <w:lang w:eastAsia="ja-JP"/>
+              </w:rPr>
+            </w:pPr>
+            <w:r>
+              <w:rPr>
+                <w:sz w:val="18"/>
+                <w:lang w:eastAsia="ja-JP"/>
+              </w:rPr>
+              <w:t>第</w:t>
+            </w:r>
+            <w:r>
+              <w:rPr>
+                <w:sz w:val="18"/>
+                <w:lang w:eastAsia="ja-JP"/>
+              </w:rPr>
+              <w:t>1</w:t>
+            </w:r>
+            <w:r>
+              <w:rPr>
+                <w:sz w:val="18"/>
+                <w:lang w:eastAsia="ja-JP"/>
+              </w:rPr>
+              <w:t>回：初回ヒアリング・礼タイプ確認。</w:t>
             </w:r>
           </w:p>
           <w:p>
             <w:r>
               <w:rPr>
                 <w:sz w:val="18"/>
-              </w:rPr>
-              <w:t>第2回：プロファイリング詳細・「わーい」の実践確認・セルフケア提案。次回9月予定。</w:t>
+                <w:lang w:eastAsia="ja-JP"/>
+              </w:rPr>
+              <w:t>第</w:t>
+            </w:r>
+            <w:r>
+              <w:rPr>
+                <w:sz w:val="18"/>
+                <w:lang w:eastAsia="ja-JP"/>
+              </w:rPr>
+              <w:t>2</w:t>
+            </w:r>
+            <w:r>
+              <w:rPr>
+                <w:sz w:val="18"/>
+                <w:lang w:eastAsia="ja-JP"/>
+              </w:rPr>
+              <w:t>回：プロファイリング詳細・「わーい」の実践確認・セルフケア提案。</w:t>
+            </w:r>
+            <w:r>
+              <w:rPr>
+                <w:sz w:val="18"/>
+              </w:rPr>
+              <w:t>次回</w:t>
+            </w:r>
+            <w:r>
+              <w:rPr>
+                <w:sz w:val="18"/>
+              </w:rPr>
+              <w:t>9</w:t>
+            </w:r>
+            <w:r>
+              <w:rPr>
+                <w:sz w:val="18"/>
+              </w:rPr>
+              <w:t>月予定。</w:t>
             </w:r>
           </w:p>
         </w:tc>
@@ -1442,7 +3514,19 @@
               <w:rPr>
                 <w:sz w:val="18"/>
               </w:rPr>
-              <w:t>太田 毅さん</w:t>
+              <w:t>太田</w:t>
+            </w:r>
+            <w:r>
+              <w:rPr>
+                <w:sz w:val="18"/>
+              </w:rPr>
+              <w:t xml:space="preserve"> </w:t>
+            </w:r>
+            <w:r>
+              <w:rPr>
+                <w:sz w:val="18"/>
+              </w:rPr>
+              <w:t>毅さん</w:t>
             </w:r>
           </w:p>
         </w:tc>
@@ -1455,7 +3539,43 @@
               <w:rPr>
                 <w:sz w:val="18"/>
               </w:rPr>
-              <w:t>第1回：5月28日</w:t>
+              <w:t>第</w:t>
+            </w:r>
+            <w:r>
+              <w:rPr>
+                <w:sz w:val="18"/>
+              </w:rPr>
+              <w:t>1</w:t>
+            </w:r>
+            <w:r>
+              <w:rPr>
+                <w:sz w:val="18"/>
+              </w:rPr>
+              <w:t>回：</w:t>
+            </w:r>
+            <w:r>
+              <w:rPr>
+                <w:sz w:val="18"/>
+              </w:rPr>
+              <w:t>5</w:t>
+            </w:r>
+            <w:r>
+              <w:rPr>
+                <w:sz w:val="18"/>
+              </w:rPr>
+              <w:t>月</w:t>
+            </w:r>
+            <w:r>
+              <w:rPr>
+                <w:sz w:val="18"/>
+              </w:rPr>
+              <w:t>28</w:t>
+            </w:r>
+            <w:r>
+              <w:rPr>
+                <w:sz w:val="18"/>
+              </w:rPr>
+              <w:t>日</w:t>
             </w:r>
           </w:p>
           <w:p>
@@ -1463,7 +3583,31 @@
               <w:rPr>
                 <w:sz w:val="18"/>
               </w:rPr>
-              <w:t>（第2回：7月以降調整中）</w:t>
+              <w:t>（第</w:t>
+            </w:r>
+            <w:r>
+              <w:rPr>
+                <w:sz w:val="18"/>
+              </w:rPr>
+              <w:t>2</w:t>
+            </w:r>
+            <w:r>
+              <w:rPr>
+                <w:sz w:val="18"/>
+              </w:rPr>
+              <w:t>回：</w:t>
+            </w:r>
+            <w:r>
+              <w:rPr>
+                <w:sz w:val="18"/>
+              </w:rPr>
+              <w:t>7</w:t>
+            </w:r>
+            <w:r>
+              <w:rPr>
+                <w:sz w:val="18"/>
+              </w:rPr>
+              <w:t>月以降調整中）</w:t>
             </w:r>
           </w:p>
         </w:tc>
@@ -1472,25 +3616,50 @@
             <w:tcW w:w="2268" w:type="dxa"/>
           </w:tcPr>
           <w:p>
-            <w:r>
-              <w:rPr>
-                <w:sz w:val="18"/>
-              </w:rPr>
-              <w:t>体：70%</w:t>
+            <w:pPr>
+              <w:rPr>
+                <w:lang w:eastAsia="ja-JP"/>
+              </w:rPr>
+            </w:pPr>
+            <w:r>
+              <w:rPr>
+                <w:sz w:val="18"/>
+                <w:lang w:eastAsia="ja-JP"/>
+              </w:rPr>
+              <w:t>体：</w:t>
+            </w:r>
+            <w:r>
+              <w:rPr>
+                <w:sz w:val="18"/>
+                <w:lang w:eastAsia="ja-JP"/>
+              </w:rPr>
+              <w:t>70%</w:t>
             </w:r>
           </w:p>
           <w:p>
-            <w:r>
-              <w:rPr>
-                <w:sz w:val="18"/>
+            <w:pPr>
+              <w:rPr>
+                <w:lang w:eastAsia="ja-JP"/>
+              </w:rPr>
+            </w:pPr>
+            <w:r>
+              <w:rPr>
+                <w:sz w:val="18"/>
+                <w:lang w:eastAsia="ja-JP"/>
               </w:rPr>
               <w:t>慢性眠気あり</w:t>
             </w:r>
           </w:p>
           <w:p>
-            <w:r>
-              <w:rPr>
-                <w:sz w:val="18"/>
+            <w:pPr>
+              <w:rPr>
+                <w:lang w:eastAsia="ja-JP"/>
+              </w:rPr>
+            </w:pPr>
+            <w:r>
+              <w:rPr>
+                <w:sz w:val="18"/>
+                <w:lang w:eastAsia="ja-JP"/>
               </w:rPr>
               <w:t>腎機能：要注意</w:t>
             </w:r>
@@ -1501,53 +3670,159 @@
             <w:tcW w:w="5102" w:type="dxa"/>
           </w:tcPr>
           <w:p>
-            <w:r>
-              <w:rPr>
-                <w:sz w:val="18"/>
+            <w:pPr>
+              <w:rPr>
+                <w:lang w:eastAsia="ja-JP"/>
+              </w:rPr>
+            </w:pPr>
+            <w:r>
+              <w:rPr>
+                <w:sz w:val="18"/>
+                <w:lang w:eastAsia="ja-JP"/>
               </w:rPr>
               <w:t>【見立て】</w:t>
             </w:r>
           </w:p>
           <w:p>
-            <w:r>
-              <w:rPr>
-                <w:sz w:val="18"/>
-              </w:rPr>
-              <w:t>水腎症の既往とプロテイン+クレアチン摂取の組み合わせによる腎臓負担が最重要課題。次の定期検診でeGFR・クレアチニンを確認するよう促した。「以前は使命感、今はお金のため」という心境の変化が心理状態スコア低下と一致しており、仕事の意味づけへのフォローが今後必要。</w:t>
+            <w:pPr>
+              <w:rPr>
+                <w:lang w:eastAsia="ja-JP"/>
+              </w:rPr>
+            </w:pPr>
+            <w:r>
+              <w:rPr>
+                <w:sz w:val="18"/>
+                <w:lang w:eastAsia="ja-JP"/>
+              </w:rPr>
+              <w:t>水腎症の既往とプロテイン</w:t>
+            </w:r>
+            <w:r>
+              <w:rPr>
+                <w:sz w:val="18"/>
+                <w:lang w:eastAsia="ja-JP"/>
+              </w:rPr>
+              <w:t>+</w:t>
+            </w:r>
+            <w:r>
+              <w:rPr>
+                <w:sz w:val="18"/>
+                <w:lang w:eastAsia="ja-JP"/>
+              </w:rPr>
+              <w:t>クレアチン摂取の組み合わせによる腎臓負担が最重要課題。次の定期検診で</w:t>
+            </w:r>
+            <w:r>
+              <w:rPr>
+                <w:sz w:val="18"/>
+                <w:lang w:eastAsia="ja-JP"/>
+              </w:rPr>
+              <w:t>eGFR</w:t>
+            </w:r>
+            <w:r>
+              <w:rPr>
+                <w:sz w:val="18"/>
+                <w:lang w:eastAsia="ja-JP"/>
+              </w:rPr>
+              <w:t>・クレアチニンを確認するよう促した。「以前は使命感、今はお金のため」という心境の変化が心理状態スコア低下と一致しており、仕事の意味づけへのフォローが今後必要。</w:t>
             </w:r>
           </w:p>
           <w:p>
-            <w:r>
-              <w:rPr>
-                <w:sz w:val="18"/>
-              </w:rPr>
-            </w:r>
+            <w:pPr>
+              <w:rPr>
+                <w:lang w:eastAsia="ja-JP"/>
+              </w:rPr>
+            </w:pPr>
           </w:p>
           <w:p>
-            <w:r>
-              <w:rPr>
-                <w:sz w:val="18"/>
+            <w:pPr>
+              <w:rPr>
+                <w:lang w:eastAsia="ja-JP"/>
+              </w:rPr>
+            </w:pPr>
+            <w:r>
+              <w:rPr>
+                <w:sz w:val="18"/>
+                <w:lang w:eastAsia="ja-JP"/>
               </w:rPr>
               <w:t>【セッション概要】</w:t>
             </w:r>
           </w:p>
           <w:p>
-            <w:r>
-              <w:rPr>
-                <w:sz w:val="18"/>
-              </w:rPr>
-              <w:t>第1回：初回ヒアリング・水腎症詳細確認・睡眠・口呼吸を確認。鼻ツボ押し・14時以降カフェイン控えを提案。次回は7月以降で調整中。</w:t>
+            <w:pPr>
+              <w:rPr>
+                <w:lang w:eastAsia="ja-JP"/>
+              </w:rPr>
+            </w:pPr>
+            <w:r>
+              <w:rPr>
+                <w:sz w:val="18"/>
+                <w:lang w:eastAsia="ja-JP"/>
+              </w:rPr>
+              <w:t>第</w:t>
+            </w:r>
+            <w:r>
+              <w:rPr>
+                <w:sz w:val="18"/>
+                <w:lang w:eastAsia="ja-JP"/>
+              </w:rPr>
+              <w:t>1</w:t>
+            </w:r>
+            <w:r>
+              <w:rPr>
+                <w:sz w:val="18"/>
+                <w:lang w:eastAsia="ja-JP"/>
+              </w:rPr>
+              <w:t>回：初回ヒアリング・水腎症詳細確認・睡眠・口呼吸を確認。鼻ツボ押し・</w:t>
+            </w:r>
+            <w:r>
+              <w:rPr>
+                <w:sz w:val="18"/>
+                <w:lang w:eastAsia="ja-JP"/>
+              </w:rPr>
+              <w:t>14</w:t>
+            </w:r>
+            <w:r>
+              <w:rPr>
+                <w:sz w:val="18"/>
+                <w:lang w:eastAsia="ja-JP"/>
+              </w:rPr>
+              <w:t>時以降カフェイン控えを提案。次回は</w:t>
+            </w:r>
+            <w:r>
+              <w:rPr>
+                <w:sz w:val="18"/>
+                <w:lang w:eastAsia="ja-JP"/>
+              </w:rPr>
+              <w:t>7</w:t>
+            </w:r>
+            <w:r>
+              <w:rPr>
+                <w:sz w:val="18"/>
+                <w:lang w:eastAsia="ja-JP"/>
+              </w:rPr>
+              <w:t>月以降で調整中。</w:t>
             </w:r>
           </w:p>
         </w:tc>
       </w:tr>
     </w:tbl>
-    <w:p/>
     <w:p>
+      <w:pPr>
+        <w:rPr>
+          <w:lang w:eastAsia="ja-JP"/>
+        </w:rPr>
+      </w:pPr>
+    </w:p>
+    <w:p>
+      <w:pPr>
+        <w:rPr>
+          <w:lang w:eastAsia="ja-JP"/>
+        </w:rPr>
+      </w:pPr>
       <w:r>
         <w:rPr>
           <w:b/>
           <w:sz w:val="20"/>
+          <w:lang w:eastAsia="ja-JP"/>
         </w:rPr>
         <w:t>【全体傾向と提言】</w:t>
       </w:r>
@@ -1556,12 +3831,115 @@
       <w:r>
         <w:rPr>
           <w:sz w:val="20"/>
+          <w:lang w:eastAsia="ja-JP"/>
         </w:rPr>
-        <w:t xml:space="preserve">　3ヶ月を通じて、11名全員と保健室との信頼関係の土台が整いました。現時点で早急な対応が必要な状態のメンバーはおりませんが、富永さんの心理状態・太田さんの腎機能・中尾さんの慢性疲労については引き続き注視が必要と判断しています。</w:t>
+        <w:t xml:space="preserve">　</w:t>
+      </w:r>
+      <w:r>
+        <w:rPr>
+          <w:sz w:val="20"/>
+          <w:lang w:eastAsia="ja-JP"/>
+        </w:rPr>
+        <w:t>3</w:t>
+      </w:r>
+      <w:r>
+        <w:rPr>
+          <w:sz w:val="20"/>
+          <w:lang w:eastAsia="ja-JP"/>
+        </w:rPr>
+        <w:t>ヶ月を通じて、</w:t>
+      </w:r>
+      <w:r>
+        <w:rPr>
+          <w:sz w:val="20"/>
+          <w:lang w:eastAsia="ja-JP"/>
+        </w:rPr>
+        <w:t>11</w:t>
+      </w:r>
+      <w:r>
+        <w:rPr>
+          <w:sz w:val="20"/>
+          <w:lang w:eastAsia="ja-JP"/>
+        </w:rPr>
+        <w:t>名全員と保健室との信頼関係の土台が整いました。現時点で早急な対応が必要な状態のメンバーはおりませんが、富永さんの心理状態・太田さんの腎機能・中尾さんの慢性疲労については引き続き注視が必要と判断しています。</w:t>
+      </w:r>
+      <w:r>
+        <w:rPr>
+          <w:sz w:val="20"/>
+          <w:lang w:eastAsia="ja-JP"/>
+        </w:rPr>
         <w:br/>
-        <w:t xml:space="preserve">　今期を通じて感じたこととして、「仕事への熱意の高さ」と「自分の体を後回しにする」という構造が共通して見られます。資格取得を目指すメンバーが複数いることもあり、次期は試験後のリセットと体のメンテナンスを共通テーマとして取り上げてまいります。</w:t>
+      </w:r>
+      <w:r>
+        <w:rPr>
+          <w:sz w:val="20"/>
+          <w:lang w:eastAsia="ja-JP"/>
+        </w:rPr>
+        <w:t xml:space="preserve">　今期を通じて感じたこととして、「仕事への熱意の高さ」と「自分の体を後回しにする」という構造が</w:t>
+      </w:r>
+      <w:r>
+        <w:rPr>
+          <w:sz w:val="20"/>
+          <w:lang w:eastAsia="ja-JP"/>
+        </w:rPr>
+        <w:lastRenderedPageBreak/>
+        <w:t>共通して見られます。資格取得を目指すメンバーが複数いることもあり、次期は試験後のリセットと体のメンテナンスを共通テーマとして取り上げてまいります。</w:t>
+      </w:r>
+      <w:r>
+        <w:rPr>
+          <w:sz w:val="20"/>
+          <w:lang w:eastAsia="ja-JP"/>
+        </w:rPr>
         <w:br/>
-        <w:t xml:space="preserve">　また、2028年4月から中小企業にも拡大されるストレスチェック義務化に先駆け、次期よりストレスチェックの導入と保健室による高リスク者への継続フォローを組み合わせた支援体制のご提案を申し上げます。引き続きよろしくお願いいたします。</w:t>
+      </w:r>
+      <w:r>
+        <w:rPr>
+          <w:sz w:val="20"/>
+          <w:lang w:eastAsia="ja-JP"/>
+        </w:rPr>
+        <w:t xml:space="preserve">　また、</w:t>
+      </w:r>
+      <w:r>
+        <w:rPr>
+          <w:sz w:val="20"/>
+          <w:lang w:eastAsia="ja-JP"/>
+        </w:rPr>
+        <w:t>2028</w:t>
+      </w:r>
+      <w:r>
+        <w:rPr>
+          <w:sz w:val="20"/>
+          <w:lang w:eastAsia="ja-JP"/>
+        </w:rPr>
+        <w:t>年</w:t>
+      </w:r>
+      <w:r>
+        <w:rPr>
+          <w:sz w:val="20"/>
+          <w:lang w:eastAsia="ja-JP"/>
+        </w:rPr>
+        <w:t>4</w:t>
+      </w:r>
+      <w:r>
+        <w:rPr>
+          <w:sz w:val="20"/>
+          <w:lang w:eastAsia="ja-JP"/>
+        </w:rPr>
+        <w:t>月から中小企業にも拡大されるストレスチェック義務化に先駆け、次期よりストレスチェックの導入と保健室による高リスク者への継続フォローを組み合わせた支援体制のご提案を申し上げます。</w:t>
+      </w:r>
+      <w:proofErr w:type="spellStart"/>
+      <w:r>
+        <w:rPr>
+          <w:sz w:val="20"/>
+        </w:rPr>
+        <w:t>引き続きよろしくお願いいたします</w:t>
+      </w:r>
+      <w:proofErr w:type="spellEnd"/>
+      <w:r>
+        <w:rPr>
+          <w:sz w:val="20"/>
+        </w:rPr>
+        <w:t>。</w:t>
       </w:r>
     </w:p>
     <w:p/>
@@ -1573,7 +3951,6 @@
         <w:rPr>
           <w:sz w:val="20"/>
         </w:rPr>
-        <w:lastRenderedPageBreak/>
         <w:t>以上</w:t>
       </w:r>
     </w:p>

--- a/20_Projects/企業のオンライン保健室/杉山耕一税理士事務所/02_報告会記録/杉山耕一税理士事務所_2026年4-6月_総括報告書.docx
+++ b/20_Projects/企業のオンライン保健室/杉山耕一税理士事務所/02_報告会記録/杉山耕一税理士事務所_2026年4-6月_総括報告書.docx
@@ -725,32 +725,11 @@
             <w:r>
               <w:rPr>
                 <w:sz w:val="18"/>
-                <w:lang w:eastAsia="ja-JP"/>
-              </w:rPr>
-              <w:t>「もっとパワフルになりたい」という内発的な意欲が確認されており、変化への動機は十分にある。</w:t>
-            </w:r>
-            <w:r>
-              <w:rPr>
-                <w:rFonts w:hint="eastAsia"/>
-                <w:sz w:val="18"/>
-                <w:lang w:eastAsia="ja-JP"/>
-              </w:rPr>
-              <w:t>趣味</w:t>
-            </w:r>
-            <w:r>
-              <w:rPr>
-                <w:sz w:val="18"/>
-                <w:lang w:eastAsia="ja-JP"/>
-              </w:rPr>
-              <w:t>を意図的なセルフケアとして位置づけることで、体調の波を自分でコントロールする土台ができつつある。若年性更年期傾向あり、継続的なフォローが必要な段階にある。</w:t>
-            </w:r>
-          </w:p>
-          <w:p>
-            <w:pPr>
-              <w:rPr>
-                <w:lang w:eastAsia="ja-JP"/>
-              </w:rPr>
-            </w:pPr>
+                <w:szCs w:val="18"/>
+                <w:lang w:eastAsia="ja-JP"/>
+              </w:rPr>
+              <w:t xml:space="preserve">ホルモンバランスの乱れによる体力の波が業務のムラにつながりやすい状態にある。現時点での欠勤リスクは高くないが、若年性更年期傾向は放置すると悪化しやすく、中長期的な注視が必要。「もっとパワフルになりたい」という内発的な意欲が明確で変化への動機は十分にある。趣味をセルフケアとして意図的に位置づけるという本人の自発性を起点とした関わりが最も効果的で、「自分のためにやる」という意識付けが定着してきている。</w:t>
+            </w:r>
           </w:p>
           <w:p>
             <w:pPr>
@@ -1000,46 +979,17 @@
           <w:p>
             <w:pPr>
               <w:rPr>
-                <w:rFonts w:hint="eastAsia"/>
                 <w:lang w:eastAsia="ja-JP"/>
               </w:rPr>
             </w:pPr>
             <w:r>
               <w:rPr>
                 <w:sz w:val="18"/>
-                <w:lang w:eastAsia="ja-JP"/>
-              </w:rPr>
-              <w:t>問診票全カテゴリ良好。</w:t>
-            </w:r>
-            <w:r>
-              <w:rPr>
-                <w:sz w:val="18"/>
-                <w:lang w:eastAsia="ja-JP"/>
-              </w:rPr>
-              <w:t>35</w:t>
-            </w:r>
-            <w:r>
-              <w:rPr>
-                <w:sz w:val="18"/>
-                <w:lang w:eastAsia="ja-JP"/>
-              </w:rPr>
-              <w:t>歳までの税理士資格取得という明確な目標に向けてコンディションをキープする</w:t>
-            </w:r>
-            <w:r>
-              <w:rPr>
-                <w:rFonts w:hint="eastAsia"/>
-                <w:sz w:val="18"/>
-                <w:lang w:eastAsia="ja-JP"/>
-              </w:rPr>
-              <w:t>ことが課題。</w:t>
-            </w:r>
-          </w:p>
-          <w:p>
-            <w:pPr>
-              <w:rPr>
-                <w:lang w:eastAsia="ja-JP"/>
-              </w:rPr>
-            </w:pPr>
+                <w:szCs w:val="18"/>
+                <w:lang w:eastAsia="ja-JP"/>
+              </w:rPr>
+              <w:t xml:space="preserve">全カテゴリ良好で、現時点での業務支障・欠勤リスクは低い。35歳までの税理士資格取得という明確な目標を持っており、コンディション管理が試験結果に直結することへの意識が高い。「武器としての健康管理」という戦略的な切り口で関わることが有効で、義務感ではなく目標達成のための手段として健康をとらえてもらうアプローチが本人には入りやすい。</w:t>
+            </w:r>
           </w:p>
           <w:p>
             <w:pPr>
@@ -1298,47 +1248,11 @@
             <w:r>
               <w:rPr>
                 <w:sz w:val="18"/>
-                <w:lang w:eastAsia="ja-JP"/>
-              </w:rPr>
-              <w:lastRenderedPageBreak/>
-              <w:t>「決めたらブレない」強みがある一方、体からのサインを「甘え」と捉えがちな傾向を確認。甲状腺機能の</w:t>
-            </w:r>
-            <w:r>
-              <w:rPr>
-                <w:rFonts w:hint="eastAsia"/>
-                <w:sz w:val="18"/>
-                <w:lang w:eastAsia="ja-JP"/>
-              </w:rPr>
-              <w:t>低下傾向</w:t>
-            </w:r>
-            <w:r>
-              <w:rPr>
-                <w:sz w:val="18"/>
-                <w:lang w:eastAsia="ja-JP"/>
-              </w:rPr>
-              <w:t>が疲労・睡眠・やる気に影響している可能性が高く、継続フォローが必要。</w:t>
-            </w:r>
-            <w:r>
-              <w:rPr>
-                <w:sz w:val="18"/>
-                <w:lang w:eastAsia="ja-JP"/>
-              </w:rPr>
-              <w:t>8</w:t>
-            </w:r>
-            <w:r>
-              <w:rPr>
-                <w:sz w:val="18"/>
-                <w:lang w:eastAsia="ja-JP"/>
-              </w:rPr>
-              <w:t>月の税理士試験に向けて体と学習効率を連携させたサポートを継続する。</w:t>
-            </w:r>
-          </w:p>
-          <w:p>
-            <w:pPr>
-              <w:rPr>
-                <w:lang w:eastAsia="ja-JP"/>
-              </w:rPr>
-            </w:pPr>
+                <w:szCs w:val="18"/>
+                <w:lang w:eastAsia="ja-JP"/>
+              </w:rPr>
+              <w:t xml:space="preserve">甲状腺機能の低下傾向が疲労・睡眠・やる気に影響しており、8月の税理士試験に向けて体調管理が直接的に試験パフォーマンスを左右する状況にある。試験直前まで高負荷が続く可能性があり、試験後の燃え尽きへのフォローも視野に入れておく必要がある。「体のサインを甘えではなくシグナルとして捉え直す」という認識の転換が既に進んでいるため、「体を整えることが合格率を上げる」という具体的な因果関係を伝え続けることが最も有効な関わり方である。</w:t>
+            </w:r>
           </w:p>
           <w:p>
             <w:pPr>
@@ -1592,17 +1506,11 @@
             <w:r>
               <w:rPr>
                 <w:sz w:val="18"/>
-                <w:lang w:eastAsia="ja-JP"/>
-              </w:rPr>
-              <w:t>「睡眠が少し改善した」との報告があった。感謝・過去の手放し・自己管理という心理的強みが安定しており、回復力が期待できる。更年期移行期への中長期的フォローが必要。</w:t>
-            </w:r>
-          </w:p>
-          <w:p>
-            <w:pPr>
-              <w:rPr>
-                <w:lang w:eastAsia="ja-JP"/>
-              </w:rPr>
-            </w:pPr>
+                <w:szCs w:val="18"/>
+                <w:lang w:eastAsia="ja-JP"/>
+              </w:rPr>
+              <w:t xml:space="preserve">睡眠の改善が報告されており、業務への支障は軽減傾向にある。感謝・過去の手放し・自己管理という心理的強みが安定しており、自ら気づいて動ける回復力の高いタイプである。更年期移行期としての中長期的なフォローは必要だが、急な欠勤リスクは低い。「情報を提供し、自分で判断・実践する」というサイクルに乗りやすいため、定期的な確認と情報提供の場を継続することが有効な関わり方となる。</w:t>
+            </w:r>
           </w:p>
           <w:p>
             <w:pPr>
@@ -1881,45 +1789,11 @@
             <w:r>
               <w:rPr>
                 <w:sz w:val="18"/>
-                <w:lang w:eastAsia="ja-JP"/>
-              </w:rPr>
-              <w:t>心理状態</w:t>
-            </w:r>
-            <w:r>
-              <w:rPr>
-                <w:sz w:val="18"/>
-                <w:lang w:eastAsia="ja-JP"/>
-              </w:rPr>
-              <w:t>94%</w:t>
-            </w:r>
-            <w:r>
-              <w:rPr>
-                <w:sz w:val="18"/>
-                <w:lang w:eastAsia="ja-JP"/>
-              </w:rPr>
-              <w:t>は全メンバー中トップクラスで、変化への柔軟性が高い。家族</w:t>
-            </w:r>
-            <w:r>
-              <w:rPr>
-                <w:sz w:val="18"/>
-                <w:lang w:eastAsia="ja-JP"/>
-              </w:rPr>
-              <w:t>4</w:t>
-            </w:r>
-            <w:r>
-              <w:rPr>
-                <w:sz w:val="18"/>
-                <w:lang w:eastAsia="ja-JP"/>
-              </w:rPr>
-              <w:t>人分のプロファイリングに強い関心を示しており、家族全体の健康を視野に入れる姿勢が印象的。行動変容によって毒素改善の余地が大きく、継続フォローで改善が期待できる。</w:t>
-            </w:r>
-          </w:p>
-          <w:p>
-            <w:pPr>
-              <w:rPr>
-                <w:lang w:eastAsia="ja-JP"/>
-              </w:rPr>
-            </w:pPr>
+                <w:szCs w:val="18"/>
+                <w:lang w:eastAsia="ja-JP"/>
+              </w:rPr>
+              <w:t xml:space="preserve">心理状態94%は全メンバー中トップクラスで、業務への影響・欠勤リスクともに低い安定した状態にある。誠タイプで計画性が高く、「いつまでに何を」という具体的な行動計画を一緒に設計すると実践に移りやすい。毒素改善は本人の行動変容によって余地が大きく、継続フォローで改善が期待できる。家族全体の健康への関心を活かし、職場への好影響も視野に入れた関わりが効果的である。</w:t>
+            </w:r>
           </w:p>
           <w:p>
             <w:pPr>
@@ -2187,59 +2061,11 @@
             <w:r>
               <w:rPr>
                 <w:sz w:val="18"/>
-                <w:lang w:eastAsia="ja-JP"/>
-              </w:rPr>
-              <w:t>歯ぎしり</w:t>
-            </w:r>
-            <w:r>
-              <w:rPr>
-                <w:sz w:val="18"/>
-                <w:lang w:eastAsia="ja-JP"/>
-              </w:rPr>
-              <w:t>→</w:t>
-            </w:r>
-            <w:r>
-              <w:rPr>
-                <w:sz w:val="18"/>
-                <w:lang w:eastAsia="ja-JP"/>
-              </w:rPr>
-              <w:t>副腎疲労</w:t>
-            </w:r>
-            <w:r>
-              <w:rPr>
-                <w:sz w:val="18"/>
-                <w:lang w:eastAsia="ja-JP"/>
-              </w:rPr>
-              <w:t>→</w:t>
-            </w:r>
-            <w:r>
-              <w:rPr>
-                <w:sz w:val="18"/>
-                <w:lang w:eastAsia="ja-JP"/>
-              </w:rPr>
-              <w:t>男性ホルモン低下という体内連鎖が判明。</w:t>
-            </w:r>
-            <w:r>
-              <w:rPr>
-                <w:sz w:val="18"/>
-                <w:lang w:eastAsia="ja-JP"/>
-              </w:rPr>
-              <w:t>8</w:t>
-            </w:r>
-            <w:r>
-              <w:rPr>
-                <w:sz w:val="18"/>
-                <w:lang w:eastAsia="ja-JP"/>
-              </w:rPr>
-              <w:t>月の試験に向けて「パフォーマンスを上げるためのセルフケア」という切り口が有効で、本人も前向きに取り組んでいる。試験後のリセットフォローも重要。</w:t>
-            </w:r>
-          </w:p>
-          <w:p>
-            <w:pPr>
-              <w:rPr>
-                <w:lang w:eastAsia="ja-JP"/>
-              </w:rPr>
-            </w:pPr>
+                <w:szCs w:val="18"/>
+                <w:lang w:eastAsia="ja-JP"/>
+              </w:rPr>
+              <w:t xml:space="preserve">歯ぎしり→副腎疲労→男性ホルモン低下という体内連鎖が潜在しており、慢性的な疲労が集中力・体力に影響している状態にある。8月の試験前後に疲弊が集中するリスクがあり、今から体の土台を整えることが試験パフォーマンスの向上に直結する。「パフォーマンスを上げるためのセルフケア」という目的意識で動ける前向きな姿勢があるため、具体的な改善行動を提示すると実践に移りやすい。試験後のリセットフォローも含めた継続関与が重要である。</w:t>
+            </w:r>
           </w:p>
           <w:p>
             <w:pPr>
@@ -2518,17 +2344,11 @@
             <w:r>
               <w:rPr>
                 <w:sz w:val="18"/>
-                <w:lang w:eastAsia="ja-JP"/>
-              </w:rPr>
-              <w:t>エストロゲン優位傾向があり、月経周期に連動した体調の波が見られる。仕事への意欲は保たれているが、自己肯定感の部分に伸びしろがある。口腔ケアと生理改善アプローチを実践できているか、次回の確認が重要。</w:t>
-            </w:r>
-          </w:p>
-          <w:p>
-            <w:pPr>
-              <w:rPr>
-                <w:lang w:eastAsia="ja-JP"/>
-              </w:rPr>
-            </w:pPr>
+                <w:szCs w:val="18"/>
+                <w:lang w:eastAsia="ja-JP"/>
+              </w:rPr>
+              <w:t xml:space="preserve">月経周期に連動した体調の波があり、特定の時期に業務パフォーマンスが低下しやすい傾向がある。欠勤リスクは中程度で、ホルモンバランスの改善によって業務の安定性が向上する見込みがある。自己肯定感が低く、直接的な指摘より強みを先に提示することで受け取りやすくなるタイプである。職場の尊敬できる人からの話が入りやすいという特性を活かし、上司や先輩を通じたアプローチと組み合わせることが最も有効な関わり方となる。</w:t>
+            </w:r>
           </w:p>
           <w:p>
             <w:pPr>
@@ -2819,9 +2639,10 @@
             <w:r>
               <w:rPr>
                 <w:sz w:val="18"/>
-                <w:lang w:eastAsia="ja-JP"/>
-              </w:rPr>
-              <w:t>複数カテゴリで要注意レベルが重なっており、今期の中で最もケアが急がれるメンバー。「抱えていることが多すぎて逃げられない」という本音が出たことは、信頼関係が築かれてきたサイン。継続的なサポートで変化が期待できる。</w:t>
+                <w:szCs w:val="18"/>
+                <w:lang w:eastAsia="ja-JP"/>
+              </w:rPr>
+              <w:t xml:space="preserve">心理状態42%と全メンバー中最も低く、「抱えていることが多すぎて逃げられない」という言葉が出ており、燃え尽き・欠勤への移行リスクが最も高い状態にある。複数カテゴリで要注意レベルが重なっており、今期の中で最も優先してケアが必要なメンバーである。信頼関係が築かれてきたことで本音が引き出せるようになってきており、「吐き出せる場を継続的に確保する」ことが現時点で最も有効な関わり方である。変化を急がず、まず受け止めることを優先することが早期回復への近道となる。</w:t>
             </w:r>
           </w:p>
           <w:p>
@@ -2830,6 +2651,13 @@
                 <w:lang w:eastAsia="ja-JP"/>
               </w:rPr>
             </w:pPr>
+            <w:r>
+              <w:rPr>
+                <w:sz w:val="18"/>
+                <w:lang w:eastAsia="ja-JP"/>
+              </w:rPr>
+              <w:t>【セッション概要】</w:t>
+            </w:r>
           </w:p>
           <w:p>
             <w:pPr>
@@ -2842,7 +2670,7 @@
                 <w:sz w:val="18"/>
                 <w:lang w:eastAsia="ja-JP"/>
               </w:rPr>
-              <w:t>【セッション概要】</w:t>
+              <w:t xml:space="preserve">初回・睡眠・腸内環境・歯ぎしりを確認。</w:t>
             </w:r>
           </w:p>
           <w:p>
@@ -2856,49 +2684,7 @@
                 <w:sz w:val="18"/>
                 <w:lang w:eastAsia="ja-JP"/>
               </w:rPr>
-              <w:t>第</w:t>
-            </w:r>
-            <w:r>
-              <w:rPr>
-                <w:sz w:val="18"/>
-                <w:lang w:eastAsia="ja-JP"/>
-              </w:rPr>
-              <w:t>1</w:t>
-            </w:r>
-            <w:r>
-              <w:rPr>
-                <w:sz w:val="18"/>
-                <w:lang w:eastAsia="ja-JP"/>
-              </w:rPr>
-              <w:t>回：初回・睡眠・腸内環境・歯ぎしりを確認。</w:t>
-            </w:r>
-          </w:p>
-          <w:p>
-            <w:pPr>
-              <w:rPr>
-                <w:lang w:eastAsia="ja-JP"/>
-              </w:rPr>
-            </w:pPr>
-            <w:r>
-              <w:rPr>
-                <w:sz w:val="18"/>
-                <w:lang w:eastAsia="ja-JP"/>
-              </w:rPr>
-              <w:t>第</w:t>
-            </w:r>
-            <w:r>
-              <w:rPr>
-                <w:sz w:val="18"/>
-                <w:lang w:eastAsia="ja-JP"/>
-              </w:rPr>
-              <w:t>2</w:t>
-            </w:r>
-            <w:r>
-              <w:rPr>
-                <w:sz w:val="18"/>
-                <w:lang w:eastAsia="ja-JP"/>
-              </w:rPr>
-              <w:t>回：問診票結果説明・プロファイリング・副腎マッサージ・肩幅の呼吸・食事改善を提案。「抱えていることが多すぎて逃げられない」という本音が出た。セッション間のメール吐き出し窓口を案内。</w:t>
+              <w:t xml:space="preserve">問診票結果説明・プロファイリング・副腎マッサージ・肩幅の呼吸・食事改善を提案。「抱えていることが多すぎて逃げられない」という本音が出た。セッション間のメール吐き出し窓口を案内。</w:t>
             </w:r>
           </w:p>
         </w:tc>
@@ -3114,23 +2900,10 @@
             <w:r>
               <w:rPr>
                 <w:sz w:val="18"/>
-                <w:lang w:eastAsia="ja-JP"/>
-              </w:rPr>
-              <w:t>「今が一番きつい」という言葉が第</w:t>
-            </w:r>
-            <w:r>
-              <w:rPr>
-                <w:sz w:val="18"/>
-                <w:lang w:eastAsia="ja-JP"/>
-              </w:rPr>
-              <w:t>2</w:t>
-            </w:r>
-            <w:r>
-              <w:rPr>
-                <w:sz w:val="18"/>
-                <w:lang w:eastAsia="ja-JP"/>
-              </w:rPr>
-              <w:t>回で出た。律儀で責任感が強く、限界まで一人で抱え込みやすいタイプと分析。大学院と仕事の二重負荷による慢性疲労が続いており、次回できつさの深掘りが重要。</w:t>
+                <w:szCs w:val="18"/>
+                <w:lang w:eastAsia="ja-JP"/>
+              </w:rPr>
+              <w:t xml:space="preserve">大学院と仕事の二重負荷による慢性疲労が続いており、「今が一番きつい」という言葉が出ている。律儀で責任感が強く限界まで一人で抱え込みやすいタイプのため、突発的な体調不良や離脱リスクに注意が必要な状態にある。「大丈夫」という言葉を額面通りに受け取らず、定期的に話す場を設けて深掘りすることが重要で、本人が気づく前に受け止める関わりが欠勤予防につながる。大学院の山場が過ぎれば回復が期待できるため、この時期を支え切ることが最重要課題である。</w:t>
             </w:r>
           </w:p>
           <w:p>
@@ -3139,6 +2912,13 @@
                 <w:lang w:eastAsia="ja-JP"/>
               </w:rPr>
             </w:pPr>
+            <w:r>
+              <w:rPr>
+                <w:sz w:val="18"/>
+                <w:lang w:eastAsia="ja-JP"/>
+              </w:rPr>
+              <w:t>【セッション概要】</w:t>
+            </w:r>
           </w:p>
           <w:p>
             <w:pPr>
@@ -3151,7 +2931,7 @@
                 <w:sz w:val="18"/>
                 <w:lang w:eastAsia="ja-JP"/>
               </w:rPr>
-              <w:t>【セッション概要】</w:t>
+              <w:t xml:space="preserve">初回ヒアリング・礼タイプ確認。</w:t>
             </w:r>
           </w:p>
           <w:p>
@@ -3165,49 +2945,7 @@
                 <w:sz w:val="18"/>
                 <w:lang w:eastAsia="ja-JP"/>
               </w:rPr>
-              <w:t>第</w:t>
-            </w:r>
-            <w:r>
-              <w:rPr>
-                <w:sz w:val="18"/>
-                <w:lang w:eastAsia="ja-JP"/>
-              </w:rPr>
-              <w:t>1</w:t>
-            </w:r>
-            <w:r>
-              <w:rPr>
-                <w:sz w:val="18"/>
-                <w:lang w:eastAsia="ja-JP"/>
-              </w:rPr>
-              <w:t>回：初回ヒアリング・礼タイプ確認。</w:t>
-            </w:r>
-          </w:p>
-          <w:p>
-            <w:pPr>
-              <w:rPr>
-                <w:lang w:eastAsia="ja-JP"/>
-              </w:rPr>
-            </w:pPr>
-            <w:r>
-              <w:rPr>
-                <w:sz w:val="18"/>
-                <w:lang w:eastAsia="ja-JP"/>
-              </w:rPr>
-              <w:t>第</w:t>
-            </w:r>
-            <w:r>
-              <w:rPr>
-                <w:sz w:val="18"/>
-                <w:lang w:eastAsia="ja-JP"/>
-              </w:rPr>
-              <w:t>2</w:t>
-            </w:r>
-            <w:r>
-              <w:rPr>
-                <w:sz w:val="18"/>
-                <w:lang w:eastAsia="ja-JP"/>
-              </w:rPr>
-              <w:t>回：「今が一番きつい」という言葉を受け取る。性質分析を全更新（ロジカルタイプと判明）。</w:t>
+              <w:t xml:space="preserve">「今が一番きつい」という言葉を受け取る。性質分析を全更新（ロジカルタイプと判明）。</w:t>
             </w:r>
           </w:p>
         </w:tc>
@@ -3407,9 +3145,10 @@
             <w:r>
               <w:rPr>
                 <w:sz w:val="18"/>
-                <w:lang w:eastAsia="ja-JP"/>
-              </w:rPr>
-              <w:t>信頼構築に時間が必要なタイプで、丁寧に関係を積み上げることが大切。関係性が深まると本来の開放性が発揮される可能性がある。アマルガムは中長期的な課題として継続観察が必要。</w:t>
+                <w:szCs w:val="18"/>
+                <w:lang w:eastAsia="ja-JP"/>
+              </w:rPr>
+              <w:t xml:space="preserve">現時点では業務への支障・欠勤リスクともに低い状態にある。信頼構築に時間が必要なタイプで、2回のセッションを経てようやく関係性の土台ができてきたところである。アマルガムは中長期的な課題として継続観察が必要だが、今すぐ対応が必要なリスクではない。関係が深まるほど効果が出やすいタイプのため、焦らず丁寧に関係を積み上げる関わりが最も有効で、次回9月のセッションで本来の開放性が引き出せる段階に近づいていると判断している。</w:t>
             </w:r>
           </w:p>
           <w:p>
@@ -3418,6 +3157,13 @@
                 <w:lang w:eastAsia="ja-JP"/>
               </w:rPr>
             </w:pPr>
+            <w:r>
+              <w:rPr>
+                <w:sz w:val="18"/>
+                <w:lang w:eastAsia="ja-JP"/>
+              </w:rPr>
+              <w:t>【セッション概要】</w:t>
+            </w:r>
           </w:p>
           <w:p>
             <w:pPr>
@@ -3430,76 +3176,16 @@
                 <w:sz w:val="18"/>
                 <w:lang w:eastAsia="ja-JP"/>
               </w:rPr>
-              <w:t>【セッション概要】</w:t>
+              <w:t xml:space="preserve">初回ヒアリング・礼タイプ確認。</w:t>
             </w:r>
           </w:p>
           <w:p>
-            <w:pPr>
-              <w:rPr>
-                <w:lang w:eastAsia="ja-JP"/>
-              </w:rPr>
-            </w:pPr>
-            <w:r>
-              <w:rPr>
-                <w:sz w:val="18"/>
-                <w:lang w:eastAsia="ja-JP"/>
-              </w:rPr>
-              <w:t>第</w:t>
-            </w:r>
-            <w:r>
-              <w:rPr>
-                <w:sz w:val="18"/>
-                <w:lang w:eastAsia="ja-JP"/>
-              </w:rPr>
-              <w:t>1</w:t>
-            </w:r>
-            <w:r>
-              <w:rPr>
-                <w:sz w:val="18"/>
-                <w:lang w:eastAsia="ja-JP"/>
-              </w:rPr>
-              <w:t>回：初回ヒアリング・礼タイプ確認。</w:t>
-            </w:r>
-          </w:p>
-          <w:p>
-            <w:r>
-              <w:rPr>
-                <w:sz w:val="18"/>
-                <w:lang w:eastAsia="ja-JP"/>
-              </w:rPr>
-              <w:t>第</w:t>
-            </w:r>
-            <w:r>
-              <w:rPr>
-                <w:sz w:val="18"/>
-                <w:lang w:eastAsia="ja-JP"/>
-              </w:rPr>
-              <w:t>2</w:t>
-            </w:r>
-            <w:r>
-              <w:rPr>
-                <w:sz w:val="18"/>
-                <w:lang w:eastAsia="ja-JP"/>
-              </w:rPr>
-              <w:t>回：プロファイリング詳細・「わーい」の実践確認・セルフケア提案。</w:t>
-            </w:r>
-            <w:r>
-              <w:rPr>
-                <w:sz w:val="18"/>
-              </w:rPr>
-              <w:t>次回</w:t>
-            </w:r>
-            <w:r>
-              <w:rPr>
-                <w:sz w:val="18"/>
-              </w:rPr>
-              <w:t>9</w:t>
-            </w:r>
-            <w:r>
-              <w:rPr>
-                <w:sz w:val="18"/>
-              </w:rPr>
-              <w:t>月予定。</w:t>
+            <w:r>
+              <w:rPr>
+                <w:sz w:val="18"/>
+                <w:lang w:eastAsia="ja-JP"/>
+              </w:rPr>
+              <w:t xml:space="preserve">プロファイリング詳細・「わーい」の実践確認・セルフケア提案。次回9月予定。</w:t>
             </w:r>
           </w:p>
         </w:tc>
@@ -3692,37 +3378,10 @@
             <w:r>
               <w:rPr>
                 <w:sz w:val="18"/>
-                <w:lang w:eastAsia="ja-JP"/>
-              </w:rPr>
-              <w:t>水腎症の既往とプロテイン</w:t>
-            </w:r>
-            <w:r>
-              <w:rPr>
-                <w:sz w:val="18"/>
-                <w:lang w:eastAsia="ja-JP"/>
-              </w:rPr>
-              <w:t>+</w:t>
-            </w:r>
-            <w:r>
-              <w:rPr>
-                <w:sz w:val="18"/>
-                <w:lang w:eastAsia="ja-JP"/>
-              </w:rPr>
-              <w:t>クレアチン摂取の組み合わせによる腎臓負担が最重要課題。次の定期検診で</w:t>
-            </w:r>
-            <w:r>
-              <w:rPr>
-                <w:sz w:val="18"/>
-                <w:lang w:eastAsia="ja-JP"/>
-              </w:rPr>
-              <w:t>eGFR</w:t>
-            </w:r>
-            <w:r>
-              <w:rPr>
-                <w:sz w:val="18"/>
-                <w:lang w:eastAsia="ja-JP"/>
-              </w:rPr>
-              <w:t>・クレアチニンを確認するよう促した。「以前は使命感、今はお金のため」という心境の変化が心理状態スコア低下と一致しており、仕事の意味づけへのフォローが今後必要。</w:t>
+                <w:szCs w:val="18"/>
+                <w:lang w:eastAsia="ja-JP"/>
+              </w:rPr>
+              <w:t xml:space="preserve">水腎症の既往とプロテイン+クレアチン摂取の組み合わせによる腎臓への負担が最重要課題で、定期検診でeGFR・クレアチニンに異常が出た場合、業務継続に直接影響するリスクがある。「以前は使命感、今はお金のため」という仕事への意味づけの変化が心理状態スコア低下と一致しており、モチベーション低下が業務パフォーマンスに影響している段階にある。健康管理の促しと並行して仕事の意味を再構築するアプローチが有効で、「なんのために働くか」という問いを対話の中で丁寧に扱っていくことが次の重要な関わり方となる。</w:t>
             </w:r>
           </w:p>
           <w:p>
@@ -3731,6 +3390,13 @@
                 <w:lang w:eastAsia="ja-JP"/>
               </w:rPr>
             </w:pPr>
+            <w:r>
+              <w:rPr>
+                <w:sz w:val="18"/>
+                <w:lang w:eastAsia="ja-JP"/>
+              </w:rPr>
+              <w:t>【セッション概要】</w:t>
+            </w:r>
           </w:p>
           <w:p>
             <w:pPr>
@@ -3743,63 +3409,7 @@
                 <w:sz w:val="18"/>
                 <w:lang w:eastAsia="ja-JP"/>
               </w:rPr>
-              <w:t>【セッション概要】</w:t>
-            </w:r>
-          </w:p>
-          <w:p>
-            <w:pPr>
-              <w:rPr>
-                <w:lang w:eastAsia="ja-JP"/>
-              </w:rPr>
-            </w:pPr>
-            <w:r>
-              <w:rPr>
-                <w:sz w:val="18"/>
-                <w:lang w:eastAsia="ja-JP"/>
-              </w:rPr>
-              <w:t>第</w:t>
-            </w:r>
-            <w:r>
-              <w:rPr>
-                <w:sz w:val="18"/>
-                <w:lang w:eastAsia="ja-JP"/>
-              </w:rPr>
-              <w:t>1</w:t>
-            </w:r>
-            <w:r>
-              <w:rPr>
-                <w:sz w:val="18"/>
-                <w:lang w:eastAsia="ja-JP"/>
-              </w:rPr>
-              <w:t>回：初回ヒアリング・水腎症詳細確認・睡眠・口呼吸を確認。鼻ツボ押し・</w:t>
-            </w:r>
-            <w:r>
-              <w:rPr>
-                <w:sz w:val="18"/>
-                <w:lang w:eastAsia="ja-JP"/>
-              </w:rPr>
-              <w:t>14</w:t>
-            </w:r>
-            <w:r>
-              <w:rPr>
-                <w:sz w:val="18"/>
-                <w:lang w:eastAsia="ja-JP"/>
-              </w:rPr>
-              <w:t>時以降カフェイン控えを提案。次回は</w:t>
-            </w:r>
-            <w:r>
-              <w:rPr>
-                <w:sz w:val="18"/>
-                <w:lang w:eastAsia="ja-JP"/>
-              </w:rPr>
-              <w:t>7</w:t>
-            </w:r>
-            <w:r>
-              <w:rPr>
-                <w:sz w:val="18"/>
-                <w:lang w:eastAsia="ja-JP"/>
-              </w:rPr>
-              <w:t>月以降で調整中。</w:t>
+              <w:t xml:space="preserve">初回ヒアリング・水腎症詳細確認・睡眠・口呼吸を確認。鼻ツボ押し・14時以降カフェイン控えを提案。次回は7月以降で調整中。</w:t>
             </w:r>
           </w:p>
         </w:tc>

--- a/20_Projects/企業のオンライン保健室/杉山耕一税理士事務所/02_報告会記録/杉山耕一税理士事務所_2026年4-6月_総括報告書.docx
+++ b/20_Projects/企業のオンライン保健室/杉山耕一税理士事務所/02_報告会記録/杉山耕一税理士事務所_2026年4-6月_総括報告書.docx
@@ -686,15 +686,32 @@
           <w:p>
             <w:pPr>
               <w:rPr>
+                <w:rFonts w:hint="eastAsia"/>
                 <w:lang w:eastAsia="ja-JP"/>
               </w:rPr>
             </w:pPr>
             <w:r>
               <w:rPr>
-                <w:sz w:val="18"/>
-                <w:lang w:eastAsia="ja-JP"/>
-              </w:rPr>
-              <w:t>体力・エネルギー：低調</w:t>
+                <w:rFonts w:hint="eastAsia"/>
+                <w:sz w:val="18"/>
+                <w:lang w:eastAsia="ja-JP"/>
+              </w:rPr>
+              <w:t>離職の可能性</w:t>
+            </w:r>
+            <w:r>
+              <w:rPr>
+                <w:sz w:val="18"/>
+                <w:lang w:eastAsia="ja-JP"/>
+              </w:rPr>
+              <w:t>：</w:t>
+            </w:r>
+            <w:r>
+              <w:rPr>
+                <w:rFonts w:hint="eastAsia"/>
+                <w:sz w:val="18"/>
+                <w:lang w:eastAsia="ja-JP"/>
+              </w:rPr>
+              <w:t>低</w:t>
             </w:r>
           </w:p>
         </w:tc>
@@ -728,7 +745,7 @@
                 <w:szCs w:val="18"/>
                 <w:lang w:eastAsia="ja-JP"/>
               </w:rPr>
-              <w:t xml:space="preserve">ホルモンバランスの乱れによる体力の波が業務のムラにつながりやすい状態にある。現時点での欠勤リスクは高くないが、若年性更年期傾向は放置すると悪化しやすく、中長期的な注視が必要。「もっとパワフルになりたい」という内発的な意欲が明確で変化への動機は十分にある。趣味をセルフケアとして意図的に位置づけるという本人の自発性を起点とした関わりが最も効果的で、「自分のためにやる」という意識付けが定着してきている。</w:t>
+              <w:t>ホルモンバランスの乱れによる体力の波が業務のムラにつながりやすい状態にある。現時点での欠勤リスクは高くないが、若年性更年期傾向は放置すると悪化しやすく、中長期的な注視が必要。「もっとパワフルになりたい」という内発的な意欲が明確で変化への動機は十分にある。趣味をセルフケアとして意図的に位置づけるという本人の自発性を起点とした関わりが最も効果的で、「自分のためにやる」という意識付けが定着してきている。</w:t>
             </w:r>
           </w:p>
           <w:p>
@@ -748,7 +765,6 @@
           <w:p>
             <w:pPr>
               <w:rPr>
-                <w:rFonts w:hint="eastAsia"/>
                 <w:lang w:eastAsia="ja-JP"/>
               </w:rPr>
             </w:pPr>
@@ -918,6 +934,7 @@
           <w:p>
             <w:pPr>
               <w:rPr>
+                <w:rFonts w:hint="eastAsia"/>
                 <w:lang w:eastAsia="ja-JP"/>
               </w:rPr>
             </w:pPr>
@@ -926,35 +943,45 @@
                 <w:sz w:val="18"/>
                 <w:lang w:eastAsia="ja-JP"/>
               </w:rPr>
-              <w:t>健康状態：良好</w:t>
+              <w:t>モチベーション：高</w:t>
+            </w:r>
+            <w:r>
+              <w:rPr>
+                <w:sz w:val="18"/>
+                <w:lang w:eastAsia="ja-JP"/>
+              </w:rPr>
+              <w:br/>
+            </w:r>
+            <w:r>
+              <w:rPr>
+                <w:rFonts w:hint="eastAsia"/>
+                <w:lang w:eastAsia="ja-JP"/>
+              </w:rPr>
+              <w:t>ﾎﾙﾓﾝﾊﾞﾗﾝｽ：良好</w:t>
             </w:r>
           </w:p>
           <w:p>
-            <w:pPr>
-              <w:rPr>
-                <w:lang w:eastAsia="ja-JP"/>
-              </w:rPr>
-            </w:pPr>
-            <w:r>
-              <w:rPr>
-                <w:sz w:val="18"/>
-                <w:lang w:eastAsia="ja-JP"/>
-              </w:rPr>
-              <w:t>モチベーション：高</w:t>
-            </w:r>
-          </w:p>
-          <w:p>
-            <w:r>
-              <w:rPr>
-                <w:sz w:val="18"/>
-              </w:rPr>
-              <w:t>体調自己評価：</w:t>
-            </w:r>
-            <w:r>
-              <w:rPr>
-                <w:sz w:val="18"/>
-              </w:rPr>
-              <w:t>90%</w:t>
+            <w:r>
+              <w:rPr>
+                <w:rFonts w:hint="eastAsia"/>
+                <w:sz w:val="18"/>
+                <w:lang w:eastAsia="ja-JP"/>
+              </w:rPr>
+              <w:t>離職の可能性</w:t>
+            </w:r>
+            <w:r>
+              <w:rPr>
+                <w:sz w:val="18"/>
+              </w:rPr>
+              <w:t>：</w:t>
+            </w:r>
+            <w:r>
+              <w:rPr>
+                <w:rFonts w:hint="eastAsia"/>
+                <w:sz w:val="18"/>
+                <w:lang w:eastAsia="ja-JP"/>
+              </w:rPr>
+              <w:t>低</w:t>
             </w:r>
           </w:p>
         </w:tc>
@@ -988,7 +1015,23 @@
                 <w:szCs w:val="18"/>
                 <w:lang w:eastAsia="ja-JP"/>
               </w:rPr>
-              <w:t xml:space="preserve">全カテゴリ良好で、現時点での業務支障・欠勤リスクは低い。35歳までの税理士資格取得という明確な目標を持っており、コンディション管理が試験結果に直結することへの意識が高い。「武器としての健康管理」という戦略的な切り口で関わることが有効で、義務感ではなく目標達成のための手段として健康をとらえてもらうアプローチが本人には入りやすい。</w:t>
+              <w:t>全カテゴリ良好で、現時点での業務支障・欠勤リスクは低い。</w:t>
+            </w:r>
+            <w:r>
+              <w:rPr>
+                <w:sz w:val="18"/>
+                <w:szCs w:val="18"/>
+                <w:lang w:eastAsia="ja-JP"/>
+              </w:rPr>
+              <w:t>35</w:t>
+            </w:r>
+            <w:r>
+              <w:rPr>
+                <w:sz w:val="18"/>
+                <w:szCs w:val="18"/>
+                <w:lang w:eastAsia="ja-JP"/>
+              </w:rPr>
+              <w:t>歳までの税理士資格取得という明確な目標を持っており、コンディション管理が試験結果に直結することへの意識が高い。「武器としての健康管理」という戦略的な切り口で関わることが有効で、義務感ではなく目標達成のための手段として健康をとらえてもらうアプローチが本人には入りやすい。</w:t>
             </w:r>
           </w:p>
           <w:p>
@@ -1016,6 +1059,7 @@
                 <w:sz w:val="18"/>
                 <w:lang w:eastAsia="ja-JP"/>
               </w:rPr>
+              <w:lastRenderedPageBreak/>
               <w:t>縄跳び週</w:t>
             </w:r>
             <w:r>
@@ -1046,6 +1090,7 @@
               <w:rPr>
                 <w:sz w:val="18"/>
               </w:rPr>
+              <w:lastRenderedPageBreak/>
               <w:t>佐々木</w:t>
             </w:r>
             <w:proofErr w:type="spellEnd"/>
@@ -1118,7 +1163,6 @@
               <w:rPr>
                 <w:sz w:val="18"/>
               </w:rPr>
-              <w:lastRenderedPageBreak/>
               <w:t>第</w:t>
             </w:r>
             <w:r>
@@ -1186,7 +1230,6 @@
                 <w:sz w:val="18"/>
                 <w:lang w:eastAsia="ja-JP"/>
               </w:rPr>
-              <w:lastRenderedPageBreak/>
               <w:t>モチベーション：高</w:t>
             </w:r>
           </w:p>
@@ -1215,7 +1258,6 @@
                 <w:sz w:val="18"/>
                 <w:lang w:eastAsia="ja-JP"/>
               </w:rPr>
-              <w:lastRenderedPageBreak/>
               <w:t>睡眠・甲状腺：要注意</w:t>
             </w:r>
           </w:p>
@@ -1235,7 +1277,6 @@
                 <w:sz w:val="18"/>
                 <w:lang w:eastAsia="ja-JP"/>
               </w:rPr>
-              <w:lastRenderedPageBreak/>
               <w:t>【見立て】</w:t>
             </w:r>
           </w:p>
@@ -1251,7 +1292,23 @@
                 <w:szCs w:val="18"/>
                 <w:lang w:eastAsia="ja-JP"/>
               </w:rPr>
-              <w:t xml:space="preserve">甲状腺機能の低下傾向が疲労・睡眠・やる気に影響しており、8月の税理士試験に向けて体調管理が直接的に試験パフォーマンスを左右する状況にある。試験直前まで高負荷が続く可能性があり、試験後の燃え尽きへのフォローも視野に入れておく必要がある。「体のサインを甘えではなくシグナルとして捉え直す」という認識の転換が既に進んでいるため、「体を整えることが合格率を上げる」という具体的な因果関係を伝え続けることが最も有効な関わり方である。</w:t>
+              <w:t>甲状腺機能の低下傾向が疲労・睡眠・やる気に影響しており、</w:t>
+            </w:r>
+            <w:r>
+              <w:rPr>
+                <w:sz w:val="18"/>
+                <w:szCs w:val="18"/>
+                <w:lang w:eastAsia="ja-JP"/>
+              </w:rPr>
+              <w:t>8</w:t>
+            </w:r>
+            <w:r>
+              <w:rPr>
+                <w:sz w:val="18"/>
+                <w:szCs w:val="18"/>
+                <w:lang w:eastAsia="ja-JP"/>
+              </w:rPr>
+              <w:t>月の税理士試験に向けて体調管理が直接的に試験パフォーマンスを左右する状況にある。試験直前まで高負荷が続く可能性があり、試験後の燃え尽きへのフォローも視野に入れておく必要がある。「体のサインを甘えではなくシグナルとして捉え直す」という認識の転換が既に進んでいるため、「体を整えることが合格率を上げる」という具体的な因果関係を伝え続けることが最も有効な関わり方である。</w:t>
             </w:r>
           </w:p>
           <w:p>
@@ -1285,7 +1342,6 @@
           <w:p>
             <w:pPr>
               <w:rPr>
-                <w:rFonts w:hint="eastAsia"/>
                 <w:lang w:eastAsia="ja-JP"/>
               </w:rPr>
             </w:pPr>
@@ -1311,7 +1367,6 @@
               <w:rPr>
                 <w:sz w:val="18"/>
               </w:rPr>
-              <w:lastRenderedPageBreak/>
               <w:t>石渡</w:t>
             </w:r>
             <w:proofErr w:type="spellEnd"/>
@@ -1509,7 +1564,7 @@
                 <w:szCs w:val="18"/>
                 <w:lang w:eastAsia="ja-JP"/>
               </w:rPr>
-              <w:t xml:space="preserve">睡眠の改善が報告されており、業務への支障は軽減傾向にある。感謝・過去の手放し・自己管理という心理的強みが安定しており、自ら気づいて動ける回復力の高いタイプである。更年期移行期としての中長期的なフォローは必要だが、急な欠勤リスクは低い。「情報を提供し、自分で判断・実践する」というサイクルに乗りやすいため、定期的な確認と情報提供の場を継続することが有効な関わり方となる。</w:t>
+              <w:t>睡眠の改善が報告されており、業務への支障は軽減傾向にある。感謝・過去の手放し・自己管理という心理的強みが安定しており、自ら気づいて動ける回復力の高いタイプである。更年期移行期としての中長期的なフォローは必要だが、急な欠勤リスクは低い。「情報を提供し、自分で判断・実践する」というサイクルに乗りやすいため、定期的な確認と情報提供の場を継続することが有効な関わり方となる。</w:t>
             </w:r>
           </w:p>
           <w:p>
@@ -1529,7 +1584,6 @@
           <w:p>
             <w:pPr>
               <w:rPr>
-                <w:rFonts w:hint="eastAsia"/>
                 <w:lang w:eastAsia="ja-JP"/>
               </w:rPr>
             </w:pPr>
@@ -1792,7 +1846,23 @@
                 <w:szCs w:val="18"/>
                 <w:lang w:eastAsia="ja-JP"/>
               </w:rPr>
-              <w:t xml:space="preserve">心理状態94%は全メンバー中トップクラスで、業務への影響・欠勤リスクともに低い安定した状態にある。誠タイプで計画性が高く、「いつまでに何を」という具体的な行動計画を一緒に設計すると実践に移りやすい。毒素改善は本人の行動変容によって余地が大きく、継続フォローで改善が期待できる。家族全体の健康への関心を活かし、職場への好影響も視野に入れた関わりが効果的である。</w:t>
+              <w:t>心理状態</w:t>
+            </w:r>
+            <w:r>
+              <w:rPr>
+                <w:sz w:val="18"/>
+                <w:szCs w:val="18"/>
+                <w:lang w:eastAsia="ja-JP"/>
+              </w:rPr>
+              <w:t>94%</w:t>
+            </w:r>
+            <w:r>
+              <w:rPr>
+                <w:sz w:val="18"/>
+                <w:szCs w:val="18"/>
+                <w:lang w:eastAsia="ja-JP"/>
+              </w:rPr>
+              <w:t>は全メンバー中トップクラスで、業務への影響・欠勤リスクともに低い安定した状態にある。誠タイプで計画性が高く、「いつまでに何を」という具体的な行動計画を一緒に設計すると実践に移りやすい。毒素改善は本人の行動変容によって余地が大きく、継続フォローで改善が期待できる。家族全体の健康への関心を活かし、職場への好影響も視野に入れた関わりが効果的である。</w:t>
             </w:r>
           </w:p>
           <w:p>
@@ -1812,7 +1882,6 @@
           <w:p>
             <w:pPr>
               <w:rPr>
-                <w:rFonts w:hint="eastAsia"/>
                 <w:lang w:eastAsia="ja-JP"/>
               </w:rPr>
             </w:pPr>
@@ -2064,7 +2133,55 @@
                 <w:szCs w:val="18"/>
                 <w:lang w:eastAsia="ja-JP"/>
               </w:rPr>
-              <w:t xml:space="preserve">歯ぎしり→副腎疲労→男性ホルモン低下という体内連鎖が潜在しており、慢性的な疲労が集中力・体力に影響している状態にある。8月の試験前後に疲弊が集中するリスクがあり、今から体の土台を整えることが試験パフォーマンスの向上に直結する。「パフォーマンスを上げるためのセルフケア」という目的意識で動ける前向きな姿勢があるため、具体的な改善行動を提示すると実践に移りやすい。試験後のリセットフォローも含めた継続関与が重要である。</w:t>
+              <w:t>歯ぎしり</w:t>
+            </w:r>
+            <w:r>
+              <w:rPr>
+                <w:sz w:val="18"/>
+                <w:szCs w:val="18"/>
+                <w:lang w:eastAsia="ja-JP"/>
+              </w:rPr>
+              <w:t>→</w:t>
+            </w:r>
+            <w:r>
+              <w:rPr>
+                <w:sz w:val="18"/>
+                <w:szCs w:val="18"/>
+                <w:lang w:eastAsia="ja-JP"/>
+              </w:rPr>
+              <w:t>副腎疲労</w:t>
+            </w:r>
+            <w:r>
+              <w:rPr>
+                <w:sz w:val="18"/>
+                <w:szCs w:val="18"/>
+                <w:lang w:eastAsia="ja-JP"/>
+              </w:rPr>
+              <w:t>→</w:t>
+            </w:r>
+            <w:r>
+              <w:rPr>
+                <w:sz w:val="18"/>
+                <w:szCs w:val="18"/>
+                <w:lang w:eastAsia="ja-JP"/>
+              </w:rPr>
+              <w:t>男性ホルモン低下という体内連鎖が潜在しており、慢性的な疲労が集中力・体力に影響している状態にある。</w:t>
+            </w:r>
+            <w:r>
+              <w:rPr>
+                <w:sz w:val="18"/>
+                <w:szCs w:val="18"/>
+                <w:lang w:eastAsia="ja-JP"/>
+              </w:rPr>
+              <w:t>8</w:t>
+            </w:r>
+            <w:r>
+              <w:rPr>
+                <w:sz w:val="18"/>
+                <w:szCs w:val="18"/>
+                <w:lang w:eastAsia="ja-JP"/>
+              </w:rPr>
+              <w:t>月の試験前後に疲弊が集中するリスクがあり、今から体の土台を整えることが試験パフォーマンスの向上に直結する。「パフォーマンスを上げるためのセルフケア」という目的意識で動ける前向きな姿勢があるため、具体的な改善行動を提示すると実践に移りやすい。試験後のリセットフォローも含めた継続関与が重要である。</w:t>
             </w:r>
           </w:p>
           <w:p>
@@ -2079,13 +2196,13 @@
                 <w:sz w:val="18"/>
                 <w:lang w:eastAsia="ja-JP"/>
               </w:rPr>
+              <w:lastRenderedPageBreak/>
               <w:t>【セッション概要】</w:t>
             </w:r>
           </w:p>
           <w:p>
             <w:pPr>
               <w:rPr>
-                <w:rFonts w:hint="eastAsia"/>
                 <w:lang w:eastAsia="ja-JP"/>
               </w:rPr>
             </w:pPr>
@@ -2146,6 +2263,7 @@
               <w:rPr>
                 <w:sz w:val="18"/>
               </w:rPr>
+              <w:lastRenderedPageBreak/>
               <w:t>梅田</w:t>
             </w:r>
             <w:proofErr w:type="spellEnd"/>
@@ -2347,7 +2465,7 @@
                 <w:szCs w:val="18"/>
                 <w:lang w:eastAsia="ja-JP"/>
               </w:rPr>
-              <w:t xml:space="preserve">月経周期に連動した体調の波があり、特定の時期に業務パフォーマンスが低下しやすい傾向がある。欠勤リスクは中程度で、ホルモンバランスの改善によって業務の安定性が向上する見込みがある。自己肯定感が低く、直接的な指摘より強みを先に提示することで受け取りやすくなるタイプである。職場の尊敬できる人からの話が入りやすいという特性を活かし、上司や先輩を通じたアプローチと組み合わせることが最も有効な関わり方となる。</w:t>
+              <w:t>月経周期に連動した体調の波があり、特定の時期に業務パフォーマンスが低下しやすい傾向がある。欠勤リスクは中程度で、ホルモンバランスの改善によって業務の安定性が向上する見込みがある。自己肯定感が低く、直接的な指摘より強みを先に提示することで受け取りやすくなるタイプである。職場の尊敬できる人からの話が入りやすいという特性を活かし、上司や先輩を通じたアプローチと組み合わせることが最も有効な関わり方となる。</w:t>
             </w:r>
           </w:p>
           <w:p>
@@ -2391,16 +2509,7 @@
                 <w:sz w:val="18"/>
                 <w:lang w:eastAsia="ja-JP"/>
               </w:rPr>
-              <w:t>することでご自身の才能を見ていただきたかった</w:t>
-            </w:r>
-            <w:r>
-              <w:rPr>
-                <w:rFonts w:hint="eastAsia"/>
-                <w:sz w:val="18"/>
-                <w:lang w:eastAsia="ja-JP"/>
-              </w:rPr>
-              <w:lastRenderedPageBreak/>
-              <w:t>が否定的</w:t>
+              <w:t>することでご自身の才能を見ていただきたかったが否定的</w:t>
             </w:r>
             <w:r>
               <w:rPr>
@@ -2437,7 +2546,6 @@
               <w:rPr>
                 <w:sz w:val="18"/>
               </w:rPr>
-              <w:lastRenderedPageBreak/>
               <w:t>富永</w:t>
             </w:r>
             <w:r>
@@ -2642,7 +2750,23 @@
                 <w:szCs w:val="18"/>
                 <w:lang w:eastAsia="ja-JP"/>
               </w:rPr>
-              <w:t xml:space="preserve">心理状態42%と全メンバー中最も低く、「抱えていることが多すぎて逃げられない」という言葉が出ており、燃え尽き・欠勤への移行リスクが最も高い状態にある。複数カテゴリで要注意レベルが重なっており、今期の中で最も優先してケアが必要なメンバーである。信頼関係が築かれてきたことで本音が引き出せるようになってきており、「吐き出せる場を継続的に確保する」ことが現時点で最も有効な関わり方である。変化を急がず、まず受け止めることを優先することが早期回復への近道となる。</w:t>
+              <w:t>心理状態</w:t>
+            </w:r>
+            <w:r>
+              <w:rPr>
+                <w:sz w:val="18"/>
+                <w:szCs w:val="18"/>
+                <w:lang w:eastAsia="ja-JP"/>
+              </w:rPr>
+              <w:t>42%</w:t>
+            </w:r>
+            <w:r>
+              <w:rPr>
+                <w:sz w:val="18"/>
+                <w:szCs w:val="18"/>
+                <w:lang w:eastAsia="ja-JP"/>
+              </w:rPr>
+              <w:t>と全メンバー中最も低く、「抱えていることが多すぎて逃げられない」という言葉が出ており、燃え尽き・欠勤への移行リスクが最も高い状態にある。複数カテゴリで要注意レベルが重なっており、今期の中で最も優先してケアが必要なメンバーである。信頼関係が築かれてきたことで本音が引き出せるようになってきており、「吐き出せる場を継続的に確保する」ことが現時点で最も有効な関わり方である。変化を急がず、まず受け止めることを優先することが早期回復への近道となる。</w:t>
             </w:r>
           </w:p>
           <w:p>
@@ -2670,7 +2794,7 @@
                 <w:sz w:val="18"/>
                 <w:lang w:eastAsia="ja-JP"/>
               </w:rPr>
-              <w:t xml:space="preserve">初回・睡眠・腸内環境・歯ぎしりを確認。</w:t>
+              <w:t>初回・睡眠・腸内環境・歯ぎしりを確認。</w:t>
             </w:r>
           </w:p>
           <w:p>
@@ -2684,7 +2808,7 @@
                 <w:sz w:val="18"/>
                 <w:lang w:eastAsia="ja-JP"/>
               </w:rPr>
-              <w:t xml:space="preserve">問診票結果説明・プロファイリング・副腎マッサージ・肩幅の呼吸・食事改善を提案。「抱えていることが多すぎて逃げられない」という本音が出た。セッション間のメール吐き出し窓口を案内。</w:t>
+              <w:t>問診票結果説明・プロファイリング・副腎マッサージ・肩幅の呼吸・食事改善を提案。「抱えていることが多すぎて逃げられない」という本音が出た。セッション間のメール吐き出し窓口を案内。</w:t>
             </w:r>
           </w:p>
         </w:tc>
@@ -2903,7 +3027,7 @@
                 <w:szCs w:val="18"/>
                 <w:lang w:eastAsia="ja-JP"/>
               </w:rPr>
-              <w:t xml:space="preserve">大学院と仕事の二重負荷による慢性疲労が続いており、「今が一番きつい」という言葉が出ている。律儀で責任感が強く限界まで一人で抱え込みやすいタイプのため、突発的な体調不良や離脱リスクに注意が必要な状態にある。「大丈夫」という言葉を額面通りに受け取らず、定期的に話す場を設けて深掘りすることが重要で、本人が気づく前に受け止める関わりが欠勤予防につながる。大学院の山場が過ぎれば回復が期待できるため、この時期を支え切ることが最重要課題である。</w:t>
+              <w:t>大学院と仕事の二重負荷による慢性疲労が続いており、「今が一番きつい」という言葉が出ている。律儀で責任感が強く限界まで一人で抱え込みやすいタイプのため、突発的な体調不良や離脱リスクに注意が必要な状態にある。「大丈夫」という言葉を額面通りに受け取らず、定期的に話す場を設けて深掘りすることが重要で、本人が気づく前に受け止める関わりが欠勤予防につながる。大学院の山場が過ぎれば回復が期待できるため、この時期を支え切ることが最重要課題である。</w:t>
             </w:r>
           </w:p>
           <w:p>
@@ -2931,7 +3055,7 @@
                 <w:sz w:val="18"/>
                 <w:lang w:eastAsia="ja-JP"/>
               </w:rPr>
-              <w:t xml:space="preserve">初回ヒアリング・礼タイプ確認。</w:t>
+              <w:t>初回ヒアリング・礼タイプ確認。</w:t>
             </w:r>
           </w:p>
           <w:p>
@@ -2945,7 +3069,7 @@
                 <w:sz w:val="18"/>
                 <w:lang w:eastAsia="ja-JP"/>
               </w:rPr>
-              <w:t xml:space="preserve">「今が一番きつい」という言葉を受け取る。性質分析を全更新（ロジカルタイプと判明）。</w:t>
+              <w:t>「今が一番きつい」という言葉を受け取る。性質分析を全更新（ロジカルタイプと判明）。</w:t>
             </w:r>
           </w:p>
         </w:tc>
@@ -3148,7 +3272,48 @@
                 <w:szCs w:val="18"/>
                 <w:lang w:eastAsia="ja-JP"/>
               </w:rPr>
-              <w:t xml:space="preserve">現時点では業務への支障・欠勤リスクともに低い状態にある。信頼構築に時間が必要なタイプで、2回のセッションを経てようやく関係性の土台ができてきたところである。アマルガムは中長期的な課題として継続観察が必要だが、今すぐ対応が必要なリスクではない。関係が深まるほど効果が出やすいタイプのため、焦らず丁寧に関係を積み上げる関わりが最も有効で、次回9月のセッションで本来の開放性が引き出せる段階に近づいていると判断している。</w:t>
+              <w:t>現時点では業務への支障・欠勤リスクともに低い状態にある。信頼構築に時間が必要なタイプで、</w:t>
+            </w:r>
+            <w:r>
+              <w:rPr>
+                <w:sz w:val="18"/>
+                <w:szCs w:val="18"/>
+                <w:lang w:eastAsia="ja-JP"/>
+              </w:rPr>
+              <w:t>2</w:t>
+            </w:r>
+            <w:r>
+              <w:rPr>
+                <w:sz w:val="18"/>
+                <w:szCs w:val="18"/>
+                <w:lang w:eastAsia="ja-JP"/>
+              </w:rPr>
+              <w:t>回のセッションを経てようやく関係性の土台ができてきたところである。アマルガムは中長期的な課題として継続</w:t>
+            </w:r>
+            <w:r>
+              <w:rPr>
+                <w:sz w:val="18"/>
+                <w:szCs w:val="18"/>
+                <w:lang w:eastAsia="ja-JP"/>
+              </w:rPr>
+              <w:lastRenderedPageBreak/>
+              <w:t>観察が必要だが、今すぐ対応が必要なリスクではない。関係が深まるほど効果が出やすいタイプのため、焦らず丁寧に関係を積み上げる関わりが最も有効で、次回</w:t>
+            </w:r>
+            <w:r>
+              <w:rPr>
+                <w:sz w:val="18"/>
+                <w:szCs w:val="18"/>
+                <w:lang w:eastAsia="ja-JP"/>
+              </w:rPr>
+              <w:t>9</w:t>
+            </w:r>
+            <w:r>
+              <w:rPr>
+                <w:sz w:val="18"/>
+                <w:szCs w:val="18"/>
+                <w:lang w:eastAsia="ja-JP"/>
+              </w:rPr>
+              <w:t>月のセッションで本来の開放性が引き出せる段階に近づいていると判断している。</w:t>
             </w:r>
           </w:p>
           <w:p>
@@ -3176,7 +3341,7 @@
                 <w:sz w:val="18"/>
                 <w:lang w:eastAsia="ja-JP"/>
               </w:rPr>
-              <w:t xml:space="preserve">初回ヒアリング・礼タイプ確認。</w:t>
+              <w:t>初回ヒアリング・礼タイプ確認。</w:t>
             </w:r>
           </w:p>
           <w:p>
@@ -3185,7 +3350,21 @@
                 <w:sz w:val="18"/>
                 <w:lang w:eastAsia="ja-JP"/>
               </w:rPr>
-              <w:t xml:space="preserve">プロファイリング詳細・「わーい」の実践確認・セルフケア提案。次回9月予定。</w:t>
+              <w:t>プロファイリング詳細・「わーい」の実践確認・セルフケア提案。次回</w:t>
+            </w:r>
+            <w:r>
+              <w:rPr>
+                <w:sz w:val="18"/>
+                <w:lang w:eastAsia="ja-JP"/>
+              </w:rPr>
+              <w:t>9</w:t>
+            </w:r>
+            <w:r>
+              <w:rPr>
+                <w:sz w:val="18"/>
+                <w:lang w:eastAsia="ja-JP"/>
+              </w:rPr>
+              <w:t>月予定。</w:t>
             </w:r>
           </w:p>
         </w:tc>
@@ -3200,6 +3379,7 @@
               <w:rPr>
                 <w:sz w:val="18"/>
               </w:rPr>
+              <w:lastRenderedPageBreak/>
               <w:t>太田</w:t>
             </w:r>
             <w:r>
@@ -3381,7 +3561,39 @@
                 <w:szCs w:val="18"/>
                 <w:lang w:eastAsia="ja-JP"/>
               </w:rPr>
-              <w:t xml:space="preserve">水腎症の既往とプロテイン+クレアチン摂取の組み合わせによる腎臓への負担が最重要課題で、定期検診でeGFR・クレアチニンに異常が出た場合、業務継続に直接影響するリスクがある。「以前は使命感、今はお金のため」という仕事への意味づけの変化が心理状態スコア低下と一致しており、モチベーション低下が業務パフォーマンスに影響している段階にある。健康管理の促しと並行して仕事の意味を再構築するアプローチが有効で、「なんのために働くか」という問いを対話の中で丁寧に扱っていくことが次の重要な関わり方となる。</w:t>
+              <w:t>水腎症の既往とプロテイン</w:t>
+            </w:r>
+            <w:r>
+              <w:rPr>
+                <w:sz w:val="18"/>
+                <w:szCs w:val="18"/>
+                <w:lang w:eastAsia="ja-JP"/>
+              </w:rPr>
+              <w:t>+</w:t>
+            </w:r>
+            <w:r>
+              <w:rPr>
+                <w:sz w:val="18"/>
+                <w:szCs w:val="18"/>
+                <w:lang w:eastAsia="ja-JP"/>
+              </w:rPr>
+              <w:t>クレアチン摂取の組み合わせによる腎臓への負担が最重要課題で、定期検診で</w:t>
+            </w:r>
+            <w:r>
+              <w:rPr>
+                <w:sz w:val="18"/>
+                <w:szCs w:val="18"/>
+                <w:lang w:eastAsia="ja-JP"/>
+              </w:rPr>
+              <w:t>eGFR</w:t>
+            </w:r>
+            <w:r>
+              <w:rPr>
+                <w:sz w:val="18"/>
+                <w:szCs w:val="18"/>
+                <w:lang w:eastAsia="ja-JP"/>
+              </w:rPr>
+              <w:t>・クレアチニンに異常が出た場合、業務継続に直接影響するリスクがある。「以前は使命感、今はお金のため」という仕事への意味づけの変化が心理状態スコア低下と一致しており、モチベーション低下が業務パフォーマンスに影響している段階にある。健康管理の促しと並行して仕事の意味を再構築するアプローチが有効で、「なんのために働くか」という問いを対話の中で丁寧に扱っていくことが次の重要な関わり方となる。</w:t>
             </w:r>
           </w:p>
           <w:p>
@@ -3409,7 +3621,35 @@
                 <w:sz w:val="18"/>
                 <w:lang w:eastAsia="ja-JP"/>
               </w:rPr>
-              <w:t xml:space="preserve">初回ヒアリング・水腎症詳細確認・睡眠・口呼吸を確認。鼻ツボ押し・14時以降カフェイン控えを提案。次回は7月以降で調整中。</w:t>
+              <w:t>初回ヒアリング・水腎症詳細確認・睡眠・口呼吸を確認。鼻ツボ押し・</w:t>
+            </w:r>
+            <w:r>
+              <w:rPr>
+                <w:sz w:val="18"/>
+                <w:lang w:eastAsia="ja-JP"/>
+              </w:rPr>
+              <w:t>14</w:t>
+            </w:r>
+            <w:r>
+              <w:rPr>
+                <w:sz w:val="18"/>
+                <w:lang w:eastAsia="ja-JP"/>
+              </w:rPr>
+              <w:t>時以降カフェイン控えを提案。次回は</w:t>
+            </w:r>
+            <w:r>
+              <w:rPr>
+                <w:sz w:val="18"/>
+                <w:lang w:eastAsia="ja-JP"/>
+              </w:rPr>
+              <w:t>7</w:t>
+            </w:r>
+            <w:r>
+              <w:rPr>
+                <w:sz w:val="18"/>
+                <w:lang w:eastAsia="ja-JP"/>
+              </w:rPr>
+              <w:t>月以降で調整中。</w:t>
             </w:r>
           </w:p>
         </w:tc>
@@ -3485,15 +3725,7 @@
           <w:sz w:val="20"/>
           <w:lang w:eastAsia="ja-JP"/>
         </w:rPr>
-        <w:t xml:space="preserve">　今期を通じて感じたこととして、「仕事への熱意の高さ」と「自分の体を後回しにする」という構造が</w:t>
-      </w:r>
-      <w:r>
-        <w:rPr>
-          <w:sz w:val="20"/>
-          <w:lang w:eastAsia="ja-JP"/>
-        </w:rPr>
-        <w:lastRenderedPageBreak/>
-        <w:t>共通して見られます。資格取得を目指すメンバーが複数いることもあり、次期は試験後のリセットと体のメンテナンスを共通テーマとして取り上げてまいります。</w:t>
+        <w:t xml:space="preserve">　今期を通じて感じたこととして、「仕事への熱意の高さ」と「自分の体を後回しにする」という構造が共通して見られます。資格取得を目指すメンバーが複数いることもあり、次期は試験後のリセットと体のメンテナンスを共通テーマとして取り上げてまいります。</w:t>
       </w:r>
       <w:r>
         <w:rPr>

--- a/20_Projects/企業のオンライン保健室/杉山耕一税理士事務所/02_報告会記録/杉山耕一税理士事務所_2026年4-6月_総括報告書.docx
+++ b/20_Projects/企業のオンライン保健室/杉山耕一税理士事務所/02_報告会記録/杉山耕一税理士事務所_2026年4-6月_総括報告書.docx
@@ -663,55 +663,33 @@
             </w:pPr>
             <w:r>
               <w:rPr>
-                <w:sz w:val="18"/>
-                <w:lang w:eastAsia="ja-JP"/>
+                <w:sz w:val="20"/>
               </w:rPr>
               <w:t>モチベーション：高</w:t>
             </w:r>
           </w:p>
           <w:p>
-            <w:pPr>
-              <w:rPr>
-                <w:lang w:eastAsia="ja-JP"/>
-              </w:rPr>
-            </w:pPr>
-            <w:r>
-              <w:rPr>
-                <w:sz w:val="18"/>
-                <w:lang w:eastAsia="ja-JP"/>
-              </w:rPr>
-              <w:t>ホルモンバランス：要注意</w:t>
+            <w:r>
+              <w:rPr>
+                <w:sz w:val="20"/>
+              </w:rPr>
+              <w:t>自己肯定感：中</w:t>
             </w:r>
           </w:p>
           <w:p>
-            <w:pPr>
-              <w:rPr>
-                <w:rFonts w:hint="eastAsia"/>
-                <w:lang w:eastAsia="ja-JP"/>
-              </w:rPr>
-            </w:pPr>
-            <w:r>
-              <w:rPr>
-                <w:rFonts w:hint="eastAsia"/>
-                <w:sz w:val="18"/>
-                <w:lang w:eastAsia="ja-JP"/>
-              </w:rPr>
-              <w:t>離職の可能性</w:t>
-            </w:r>
-            <w:r>
-              <w:rPr>
-                <w:sz w:val="18"/>
-                <w:lang w:eastAsia="ja-JP"/>
-              </w:rPr>
-              <w:t>：</w:t>
-            </w:r>
-            <w:r>
-              <w:rPr>
-                <w:rFonts w:hint="eastAsia"/>
-                <w:sz w:val="18"/>
-                <w:lang w:eastAsia="ja-JP"/>
-              </w:rPr>
-              <w:t>低</w:t>
+            <w:r>
+              <w:rPr>
+                <w:sz w:val="20"/>
+              </w:rPr>
+              <w:t>ホルモンバランス：注意</w:t>
+            </w:r>
+          </w:p>
+          <w:p>
+            <w:r>
+              <w:rPr>
+                <w:sz w:val="20"/>
+              </w:rPr>
+              <w:t>離職の可能性：低</w:t>
             </w:r>
           </w:p>
         </w:tc>
@@ -940,48 +918,33 @@
             </w:pPr>
             <w:r>
               <w:rPr>
-                <w:sz w:val="18"/>
-                <w:lang w:eastAsia="ja-JP"/>
+                <w:sz w:val="20"/>
               </w:rPr>
               <w:t>モチベーション：高</w:t>
-            </w:r>
-            <w:r>
-              <w:rPr>
-                <w:sz w:val="18"/>
-                <w:lang w:eastAsia="ja-JP"/>
-              </w:rPr>
-              <w:br/>
-            </w:r>
-            <w:r>
-              <w:rPr>
-                <w:rFonts w:hint="eastAsia"/>
-                <w:lang w:eastAsia="ja-JP"/>
-              </w:rPr>
-              <w:t>ﾎﾙﾓﾝﾊﾞﾗﾝｽ：良好</w:t>
             </w:r>
           </w:p>
           <w:p>
             <w:r>
               <w:rPr>
-                <w:rFonts w:hint="eastAsia"/>
-                <w:sz w:val="18"/>
-                <w:lang w:eastAsia="ja-JP"/>
-              </w:rPr>
-              <w:t>離職の可能性</w:t>
-            </w:r>
-            <w:r>
-              <w:rPr>
-                <w:sz w:val="18"/>
-              </w:rPr>
-              <w:t>：</w:t>
-            </w:r>
-            <w:r>
-              <w:rPr>
-                <w:rFonts w:hint="eastAsia"/>
-                <w:sz w:val="18"/>
-                <w:lang w:eastAsia="ja-JP"/>
-              </w:rPr>
-              <w:t>低</w:t>
+                <w:sz w:val="20"/>
+              </w:rPr>
+              <w:t>自己肯定感：高</w:t>
+            </w:r>
+          </w:p>
+          <w:p>
+            <w:r>
+              <w:rPr>
+                <w:sz w:val="20"/>
+              </w:rPr>
+              <w:t>ホルモンバランス：注意</w:t>
+            </w:r>
+          </w:p>
+          <w:p>
+            <w:r>
+              <w:rPr>
+                <w:sz w:val="20"/>
+              </w:rPr>
+              <w:t>離職の可能性：低</w:t>
             </w:r>
           </w:p>
         </w:tc>
@@ -1227,38 +1190,33 @@
             </w:pPr>
             <w:r>
               <w:rPr>
-                <w:sz w:val="18"/>
-                <w:lang w:eastAsia="ja-JP"/>
+                <w:sz w:val="20"/>
               </w:rPr>
               <w:t>モチベーション：高</w:t>
             </w:r>
           </w:p>
           <w:p>
-            <w:pPr>
-              <w:rPr>
-                <w:lang w:eastAsia="ja-JP"/>
-              </w:rPr>
-            </w:pPr>
-            <w:r>
-              <w:rPr>
-                <w:sz w:val="18"/>
-                <w:lang w:eastAsia="ja-JP"/>
-              </w:rPr>
-              <w:t>ストレス：中</w:t>
+            <w:r>
+              <w:rPr>
+                <w:sz w:val="20"/>
+              </w:rPr>
+              <w:t>自己肯定感：中</w:t>
             </w:r>
           </w:p>
           <w:p>
-            <w:pPr>
-              <w:rPr>
-                <w:lang w:eastAsia="ja-JP"/>
-              </w:rPr>
-            </w:pPr>
-            <w:r>
-              <w:rPr>
-                <w:sz w:val="18"/>
-                <w:lang w:eastAsia="ja-JP"/>
-              </w:rPr>
-              <w:t>睡眠・甲状腺：要注意</w:t>
+            <w:r>
+              <w:rPr>
+                <w:sz w:val="20"/>
+              </w:rPr>
+              <w:t>ホルモンバランス：要注意</w:t>
+            </w:r>
+          </w:p>
+          <w:p>
+            <w:r>
+              <w:rPr>
+                <w:sz w:val="20"/>
+              </w:rPr>
+              <w:t>離職の可能性：中（身体的要因）</w:t>
             </w:r>
           </w:p>
         </w:tc>
@@ -1503,35 +1461,34 @@
             </w:pPr>
             <w:r>
               <w:rPr>
-                <w:sz w:val="18"/>
-                <w:lang w:eastAsia="ja-JP"/>
-              </w:rPr>
-              <w:t>睡眠：改善傾向</w:t>
+                <w:sz w:val="20"/>
+              </w:rPr>
+              <w:t>モチベーション：中</w:t>
             </w:r>
           </w:p>
           <w:p>
-            <w:pPr>
-              <w:rPr>
-                <w:lang w:eastAsia="ja-JP"/>
-              </w:rPr>
-            </w:pPr>
-            <w:r>
-              <w:rPr>
-                <w:sz w:val="18"/>
-                <w:lang w:eastAsia="ja-JP"/>
-              </w:rPr>
-              <w:t>ストレス：中</w:t>
+            <w:r>
+              <w:rPr>
+                <w:sz w:val="20"/>
+              </w:rPr>
+              <w:t>自己肯定感：中</w:t>
             </w:r>
           </w:p>
           <w:p>
-            <w:proofErr w:type="spellStart"/>
-            <w:r>
-              <w:rPr>
-                <w:sz w:val="18"/>
-              </w:rPr>
-              <w:t>心理的強さ：高</w:t>
-            </w:r>
-            <w:proofErr w:type="spellEnd"/>
+            <w:r>
+              <w:rPr>
+                <w:sz w:val="20"/>
+              </w:rPr>
+              <w:t>ホルモンバランス：注意</w:t>
+            </w:r>
+          </w:p>
+          <w:p>
+            <w:r>
+              <w:rPr>
+                <w:sz w:val="20"/>
+              </w:rPr>
+              <w:t>離職の可能性：中（家庭的要因）</w:t>
+            </w:r>
           </w:p>
         </w:tc>
         <w:tc>
@@ -1775,44 +1732,33 @@
             </w:pPr>
             <w:r>
               <w:rPr>
-                <w:sz w:val="18"/>
-                <w:lang w:eastAsia="ja-JP"/>
+                <w:sz w:val="20"/>
               </w:rPr>
               <w:t>モチベーション：高</w:t>
             </w:r>
           </w:p>
           <w:p>
-            <w:pPr>
-              <w:rPr>
-                <w:lang w:eastAsia="ja-JP"/>
-              </w:rPr>
-            </w:pPr>
-            <w:r>
-              <w:rPr>
-                <w:sz w:val="18"/>
-                <w:lang w:eastAsia="ja-JP"/>
-              </w:rPr>
-              <w:t>ストレス：低</w:t>
+            <w:r>
+              <w:rPr>
+                <w:sz w:val="20"/>
+              </w:rPr>
+              <w:t>自己肯定感：高</w:t>
             </w:r>
           </w:p>
           <w:p>
             <w:r>
               <w:rPr>
-                <w:sz w:val="18"/>
-              </w:rPr>
-              <w:t>心理的安定度：高（</w:t>
-            </w:r>
-            <w:r>
-              <w:rPr>
-                <w:sz w:val="18"/>
-              </w:rPr>
-              <w:t>94%</w:t>
-            </w:r>
-            <w:r>
-              <w:rPr>
-                <w:sz w:val="18"/>
-              </w:rPr>
-              <w:t>）</w:t>
+                <w:sz w:val="20"/>
+              </w:rPr>
+              <w:t>ホルモンバランス：注意</w:t>
+            </w:r>
+          </w:p>
+          <w:p>
+            <w:r>
+              <w:rPr>
+                <w:sz w:val="20"/>
+              </w:rPr>
+              <w:t>離職の可能性：低</w:t>
             </w:r>
           </w:p>
         </w:tc>
@@ -2058,49 +2004,34 @@
             </w:pPr>
             <w:r>
               <w:rPr>
-                <w:sz w:val="18"/>
-                <w:lang w:eastAsia="ja-JP"/>
-              </w:rPr>
-              <w:t>ストレス：中</w:t>
+                <w:sz w:val="20"/>
+              </w:rPr>
+              <w:t>モチベーション：高</w:t>
             </w:r>
           </w:p>
           <w:p>
-            <w:pPr>
-              <w:rPr>
-                <w:lang w:eastAsia="ja-JP"/>
-              </w:rPr>
-            </w:pPr>
-            <w:r>
-              <w:rPr>
-                <w:sz w:val="18"/>
-                <w:lang w:eastAsia="ja-JP"/>
-              </w:rPr>
-              <w:t>心理状態：良好（</w:t>
-            </w:r>
-            <w:r>
-              <w:rPr>
-                <w:sz w:val="18"/>
-                <w:lang w:eastAsia="ja-JP"/>
-              </w:rPr>
-              <w:t>77%</w:t>
-            </w:r>
-            <w:r>
-              <w:rPr>
-                <w:sz w:val="18"/>
-                <w:lang w:eastAsia="ja-JP"/>
-              </w:rPr>
-              <w:t>）</w:t>
+            <w:r>
+              <w:rPr>
+                <w:sz w:val="20"/>
+              </w:rPr>
+              <w:t>自己肯定感：高</w:t>
             </w:r>
           </w:p>
           <w:p>
-            <w:proofErr w:type="spellStart"/>
-            <w:r>
-              <w:rPr>
-                <w:sz w:val="18"/>
-              </w:rPr>
-              <w:t>腸内環境：要注意</w:t>
-            </w:r>
-            <w:proofErr w:type="spellEnd"/>
+            <w:r>
+              <w:rPr>
+                <w:sz w:val="20"/>
+              </w:rPr>
+              <w:t>ホルモンバランス：注意</w:t>
+            </w:r>
+          </w:p>
+          <w:p>
+            <w:r>
+              <w:rPr>
+                <w:sz w:val="20"/>
+              </w:rPr>
+              <w:t>離職の可能性：低</w:t>
+            </w:r>
           </w:p>
         </w:tc>
         <w:tc>
@@ -2400,38 +2331,33 @@
             </w:pPr>
             <w:r>
               <w:rPr>
-                <w:sz w:val="18"/>
-                <w:lang w:eastAsia="ja-JP"/>
-              </w:rPr>
-              <w:t>月経周期の波あり</w:t>
+                <w:sz w:val="20"/>
+              </w:rPr>
+              <w:t>モチベーション：中</w:t>
             </w:r>
           </w:p>
           <w:p>
-            <w:pPr>
-              <w:rPr>
-                <w:lang w:eastAsia="ja-JP"/>
-              </w:rPr>
-            </w:pPr>
-            <w:r>
-              <w:rPr>
-                <w:sz w:val="18"/>
-                <w:lang w:eastAsia="ja-JP"/>
-              </w:rPr>
-              <w:t>毒素：要注意</w:t>
+            <w:r>
+              <w:rPr>
+                <w:sz w:val="20"/>
+              </w:rPr>
+              <w:t>自己肯定感：中</w:t>
             </w:r>
           </w:p>
           <w:p>
-            <w:pPr>
-              <w:rPr>
-                <w:lang w:eastAsia="ja-JP"/>
-              </w:rPr>
-            </w:pPr>
-            <w:r>
-              <w:rPr>
-                <w:sz w:val="18"/>
-                <w:lang w:eastAsia="ja-JP"/>
-              </w:rPr>
-              <w:t>ホルモンバランス：要注意</w:t>
+            <w:r>
+              <w:rPr>
+                <w:sz w:val="20"/>
+              </w:rPr>
+              <w:t>ホルモンバランス：注意</w:t>
+            </w:r>
+          </w:p>
+          <w:p>
+            <w:r>
+              <w:rPr>
+                <w:sz w:val="20"/>
+              </w:rPr>
+              <w:t>離職の可能性：中（突発的要因）</w:t>
             </w:r>
           </w:p>
         </w:tc>
@@ -2679,44 +2605,33 @@
             </w:pPr>
             <w:r>
               <w:rPr>
-                <w:sz w:val="18"/>
-                <w:lang w:eastAsia="ja-JP"/>
-              </w:rPr>
-              <w:t>ストレス：高</w:t>
+                <w:sz w:val="20"/>
+              </w:rPr>
+              <w:t>モチベーション：高</w:t>
             </w:r>
           </w:p>
           <w:p>
-            <w:pPr>
-              <w:rPr>
-                <w:lang w:eastAsia="ja-JP"/>
-              </w:rPr>
-            </w:pPr>
-            <w:r>
-              <w:rPr>
-                <w:sz w:val="18"/>
-                <w:lang w:eastAsia="ja-JP"/>
-              </w:rPr>
-              <w:t>疲労感：強</w:t>
+            <w:r>
+              <w:rPr>
+                <w:sz w:val="20"/>
+              </w:rPr>
+              <w:t>自己肯定感：低</w:t>
             </w:r>
           </w:p>
           <w:p>
             <w:r>
               <w:rPr>
-                <w:sz w:val="18"/>
-              </w:rPr>
-              <w:t>心理状態：低調（</w:t>
-            </w:r>
-            <w:r>
-              <w:rPr>
-                <w:sz w:val="18"/>
-              </w:rPr>
-              <w:t>42%</w:t>
-            </w:r>
-            <w:r>
-              <w:rPr>
-                <w:sz w:val="18"/>
-              </w:rPr>
-              <w:t>）</w:t>
+                <w:sz w:val="20"/>
+              </w:rPr>
+              <w:t>ホルモンバランス：要注意（回復傾向）</w:t>
+            </w:r>
+          </w:p>
+          <w:p>
+            <w:r>
+              <w:rPr>
+                <w:sz w:val="20"/>
+              </w:rPr>
+              <w:t>離職の可能性：中（身体的要因）</w:t>
             </w:r>
           </w:p>
         </w:tc>
@@ -2960,40 +2875,33 @@
             </w:pPr>
             <w:r>
               <w:rPr>
-                <w:sz w:val="18"/>
-                <w:lang w:eastAsia="ja-JP"/>
-              </w:rPr>
-              <w:t>ストレス：高</w:t>
+                <w:sz w:val="20"/>
+              </w:rPr>
+              <w:t>モチベーション：中</w:t>
             </w:r>
           </w:p>
           <w:p>
-            <w:pPr>
-              <w:rPr>
-                <w:lang w:eastAsia="ja-JP"/>
-              </w:rPr>
-            </w:pPr>
-            <w:r>
-              <w:rPr>
-                <w:sz w:val="18"/>
-                <w:lang w:eastAsia="ja-JP"/>
-              </w:rPr>
-              <w:t>身体的疲労：強</w:t>
+            <w:r>
+              <w:rPr>
+                <w:sz w:val="20"/>
+              </w:rPr>
+              <w:t>自己肯定感：中</w:t>
             </w:r>
           </w:p>
           <w:p>
-            <w:proofErr w:type="spellStart"/>
-            <w:r>
-              <w:rPr>
-                <w:sz w:val="18"/>
-              </w:rPr>
-              <w:t>二重負荷（大学院＋仕事</w:t>
-            </w:r>
-            <w:proofErr w:type="spellEnd"/>
-            <w:r>
-              <w:rPr>
-                <w:sz w:val="18"/>
-              </w:rPr>
-              <w:t>）</w:t>
+            <w:r>
+              <w:rPr>
+                <w:sz w:val="20"/>
+              </w:rPr>
+              <w:t>ホルモンバランス：要注意</w:t>
+            </w:r>
+          </w:p>
+          <w:p>
+            <w:r>
+              <w:rPr>
+                <w:sz w:val="20"/>
+              </w:rPr>
+              <w:t>離職の可能性：中（身体的要因）</w:t>
             </w:r>
           </w:p>
         </w:tc>
@@ -3221,24 +3129,33 @@
             </w:pPr>
             <w:r>
               <w:rPr>
-                <w:sz w:val="18"/>
-                <w:lang w:eastAsia="ja-JP"/>
-              </w:rPr>
-              <w:t>モチベーション：良好</w:t>
+                <w:sz w:val="20"/>
+              </w:rPr>
+              <w:t>モチベーション：高</w:t>
             </w:r>
           </w:p>
           <w:p>
-            <w:pPr>
-              <w:rPr>
-                <w:lang w:eastAsia="ja-JP"/>
-              </w:rPr>
-            </w:pPr>
-            <w:r>
-              <w:rPr>
-                <w:sz w:val="18"/>
-                <w:lang w:eastAsia="ja-JP"/>
-              </w:rPr>
-              <w:t>ストレス：中</w:t>
+            <w:r>
+              <w:rPr>
+                <w:sz w:val="20"/>
+              </w:rPr>
+              <w:t>自己肯定感：高</w:t>
+            </w:r>
+          </w:p>
+          <w:p>
+            <w:r>
+              <w:rPr>
+                <w:sz w:val="20"/>
+              </w:rPr>
+              <w:t>ホルモンバランス：注意</w:t>
+            </w:r>
+          </w:p>
+          <w:p>
+            <w:r>
+              <w:rPr>
+                <w:sz w:val="20"/>
+              </w:rPr>
+              <w:t>離職の可能性：低</w:t>
             </w:r>
           </w:p>
         </w:tc>
@@ -3489,45 +3406,33 @@
             </w:pPr>
             <w:r>
               <w:rPr>
-                <w:sz w:val="18"/>
-                <w:lang w:eastAsia="ja-JP"/>
-              </w:rPr>
-              <w:t>体：</w:t>
-            </w:r>
-            <w:r>
-              <w:rPr>
-                <w:sz w:val="18"/>
-                <w:lang w:eastAsia="ja-JP"/>
-              </w:rPr>
-              <w:t>70%</w:t>
+                <w:sz w:val="20"/>
+              </w:rPr>
+              <w:t>モチベーション：高</w:t>
             </w:r>
           </w:p>
           <w:p>
-            <w:pPr>
-              <w:rPr>
-                <w:lang w:eastAsia="ja-JP"/>
-              </w:rPr>
-            </w:pPr>
-            <w:r>
-              <w:rPr>
-                <w:sz w:val="18"/>
-                <w:lang w:eastAsia="ja-JP"/>
-              </w:rPr>
-              <w:t>慢性眠気あり</w:t>
+            <w:r>
+              <w:rPr>
+                <w:sz w:val="20"/>
+              </w:rPr>
+              <w:t>自己肯定感：低</w:t>
             </w:r>
           </w:p>
           <w:p>
-            <w:pPr>
-              <w:rPr>
-                <w:lang w:eastAsia="ja-JP"/>
-              </w:rPr>
-            </w:pPr>
-            <w:r>
-              <w:rPr>
-                <w:sz w:val="18"/>
-                <w:lang w:eastAsia="ja-JP"/>
-              </w:rPr>
-              <w:t>腎機能：要注意</w:t>
+            <w:r>
+              <w:rPr>
+                <w:sz w:val="20"/>
+              </w:rPr>
+              <w:t>ホルモンバランス：要注意（回復傾向）</w:t>
+            </w:r>
+          </w:p>
+          <w:p>
+            <w:r>
+              <w:rPr>
+                <w:sz w:val="20"/>
+              </w:rPr>
+              <w:t>離職の可能性：中（身体的要因）</w:t>
             </w:r>
           </w:p>
         </w:tc>
@@ -3650,6 +3555,142 @@
                 <w:lang w:eastAsia="ja-JP"/>
               </w:rPr>
               <w:t>月以降で調整中。</w:t>
+            </w:r>
+          </w:p>
+        </w:tc>
+      </w:tr>
+      <w:tr>
+        <w:tc>
+          <w:tcPr>
+            <w:tcW w:w="1417" w:type="dxa"/>
+          </w:tcPr>
+          <w:p>
+            <w:r>
+              <w:rPr>
+                <w:sz w:val="20"/>
+              </w:rPr>
+              <w:t>杉山 耕一 先生</w:t>
+            </w:r>
+          </w:p>
+        </w:tc>
+        <w:tc>
+          <w:tcPr>
+            <w:tcW w:w="1417" w:type="dxa"/>
+          </w:tcPr>
+          <w:p>
+            <w:r>
+              <w:rPr>
+                <w:sz w:val="20"/>
+              </w:rPr>
+              <w:t>月次報告時</w:t>
+            </w:r>
+          </w:p>
+        </w:tc>
+        <w:tc>
+          <w:tcPr>
+            <w:tcW w:w="2268" w:type="dxa"/>
+          </w:tcPr>
+          <w:p>
+            <w:pPr>
+              <w:rPr>
+                <w:lang w:eastAsia="ja-JP"/>
+              </w:rPr>
+            </w:pPr>
+            <w:r>
+              <w:rPr>
+                <w:sz w:val="20"/>
+              </w:rPr>
+              <w:t>モチベーション：高</w:t>
+            </w:r>
+          </w:p>
+          <w:p>
+            <w:r>
+              <w:rPr>
+                <w:sz w:val="20"/>
+              </w:rPr>
+              <w:t>自己肯定感：高</w:t>
+            </w:r>
+          </w:p>
+          <w:p>
+            <w:r>
+              <w:rPr>
+                <w:sz w:val="20"/>
+              </w:rPr>
+              <w:t>ホルモンバランス：良好</w:t>
+            </w:r>
+          </w:p>
+          <w:p>
+            <w:r>
+              <w:rPr>
+                <w:sz w:val="20"/>
+              </w:rPr>
+              <w:t>離職の可能性：低</w:t>
+            </w:r>
+          </w:p>
+        </w:tc>
+        <w:tc>
+          <w:tcPr>
+            <w:tcW w:w="5102" w:type="dxa"/>
+          </w:tcPr>
+          <w:p>
+            <w:pPr>
+              <w:rPr>
+                <w:lang w:eastAsia="ja-JP"/>
+              </w:rPr>
+            </w:pPr>
+            <w:r>
+              <w:rPr>
+                <w:sz w:val="20"/>
+              </w:rPr>
+              <w:t>【見立て】</w:t>
+            </w:r>
+          </w:p>
+          <w:p>
+            <w:r>
+              <w:rPr>
+                <w:sz w:val="20"/>
+              </w:rPr>
+              <w:t>問診票の結果は全項目において問題なし。</w:t>
+            </w:r>
+          </w:p>
+          <w:p>
+            <w:r>
+              <w:rPr>
+                <w:sz w:val="20"/>
+              </w:rPr>
+              <w:t>歯ぎしりと睡眠の浅さが主訴。</w:t>
+            </w:r>
+          </w:p>
+          <w:p>
+            <w:r>
+              <w:rPr>
+                <w:sz w:val="20"/>
+              </w:rPr>
+              <w:t>【セッション概要】</w:t>
+            </w:r>
+          </w:p>
+          <w:p>
+            <w:r>
+              <w:rPr>
+                <w:sz w:val="20"/>
+              </w:rPr>
+              <w:t>交感神経優位な状態を緩和する方法と、</w:t>
+            </w:r>
+          </w:p>
+          <w:p>
+            <w:r>
+              <w:rPr>
+                <w:sz w:val="20"/>
+              </w:rPr>
+              <w:t>就寝前の思考パターンを変えることで</w:t>
+            </w:r>
+          </w:p>
+          <w:p>
+            <w:r>
+              <w:rPr>
+                <w:sz w:val="20"/>
+              </w:rPr>
+              <w:t>睡眠の質改善を図る方針で対応。</w:t>
             </w:r>
           </w:p>
         </w:tc>

--- a/20_Projects/企業のオンライン保健室/杉山耕一税理士事務所/02_報告会記録/杉山耕一税理士事務所_2026年4-6月_総括報告書.docx
+++ b/20_Projects/企業のオンライン保健室/杉山耕一税理士事務所/02_報告会記録/杉山耕一税理士事務所_2026年4-6月_総括報告書.docx
@@ -3155,7 +3155,7 @@
               <w:rPr>
                 <w:sz w:val="20"/>
               </w:rPr>
-              <w:t>離職の可能性：低</w:t>
+              <w:t>離職の可能性：中（家庭的要因）</w:t>
             </w:r>
           </w:p>
         </w:tc>
@@ -3171,117 +3171,33 @@
             </w:pPr>
             <w:r>
               <w:rPr>
-                <w:sz w:val="18"/>
-                <w:lang w:eastAsia="ja-JP"/>
-              </w:rPr>
-              <w:t>【見立て】</w:t>
+                <w:sz w:val="20"/>
+              </w:rPr>
+              <w:t>お子さんに障害があり家庭的な負荷を抱えながらも、</w:t>
             </w:r>
           </w:p>
           <w:p>
-            <w:pPr>
-              <w:rPr>
-                <w:lang w:eastAsia="ja-JP"/>
-              </w:rPr>
-            </w:pPr>
-            <w:r>
-              <w:rPr>
-                <w:sz w:val="18"/>
-                <w:szCs w:val="18"/>
-                <w:lang w:eastAsia="ja-JP"/>
-              </w:rPr>
-              <w:t>現時点では業務への支障・欠勤リスクともに低い状態にある。信頼構築に時間が必要なタイプで、</w:t>
-            </w:r>
-            <w:r>
-              <w:rPr>
-                <w:sz w:val="18"/>
-                <w:szCs w:val="18"/>
-                <w:lang w:eastAsia="ja-JP"/>
-              </w:rPr>
-              <w:t>2</w:t>
-            </w:r>
-            <w:r>
-              <w:rPr>
-                <w:sz w:val="18"/>
-                <w:szCs w:val="18"/>
-                <w:lang w:eastAsia="ja-JP"/>
-              </w:rPr>
-              <w:t>回のセッションを経てようやく関係性の土台ができてきたところである。アマルガムは中長期的な課題として継続</w:t>
-            </w:r>
-            <w:r>
-              <w:rPr>
-                <w:sz w:val="18"/>
-                <w:szCs w:val="18"/>
-                <w:lang w:eastAsia="ja-JP"/>
-              </w:rPr>
-              <w:lastRenderedPageBreak/>
-              <w:t>観察が必要だが、今すぐ対応が必要なリスクではない。関係が深まるほど効果が出やすいタイプのため、焦らず丁寧に関係を積み上げる関わりが最も有効で、次回</w:t>
-            </w:r>
-            <w:r>
-              <w:rPr>
-                <w:sz w:val="18"/>
-                <w:szCs w:val="18"/>
-                <w:lang w:eastAsia="ja-JP"/>
-              </w:rPr>
-              <w:t>9</w:t>
-            </w:r>
-            <w:r>
-              <w:rPr>
-                <w:sz w:val="18"/>
-                <w:szCs w:val="18"/>
-                <w:lang w:eastAsia="ja-JP"/>
-              </w:rPr>
-              <w:t>月のセッションで本来の開放性が引き出せる段階に近づいていると判断している。</w:t>
+            <w:r>
+              <w:rPr>
+                <w:sz w:val="20"/>
+              </w:rPr>
+              <w:t>坦々と物事に対処できる強さを持ちます。</w:t>
             </w:r>
           </w:p>
           <w:p>
-            <w:pPr>
-              <w:rPr>
-                <w:lang w:eastAsia="ja-JP"/>
-              </w:rPr>
-            </w:pPr>
-            <w:r>
-              <w:rPr>
-                <w:sz w:val="18"/>
-                <w:lang w:eastAsia="ja-JP"/>
-              </w:rPr>
-              <w:t>【セッション概要】</w:t>
+            <w:r>
+              <w:rPr>
+                <w:sz w:val="20"/>
+              </w:rPr>
+              <w:t>プライベートには踏み込まず、</w:t>
             </w:r>
           </w:p>
           <w:p>
-            <w:pPr>
-              <w:rPr>
-                <w:lang w:eastAsia="ja-JP"/>
-              </w:rPr>
-            </w:pPr>
-            <w:r>
-              <w:rPr>
-                <w:sz w:val="18"/>
-                <w:lang w:eastAsia="ja-JP"/>
-              </w:rPr>
-              <w:t>初回ヒアリング・礼タイプ確認。</w:t>
-            </w:r>
-          </w:p>
-          <w:p>
-            <w:r>
-              <w:rPr>
-                <w:sz w:val="18"/>
-                <w:lang w:eastAsia="ja-JP"/>
-              </w:rPr>
-              <w:t>プロファイリング詳細・「わーい」の実践確認・セルフケア提案。次回</w:t>
-            </w:r>
-            <w:r>
-              <w:rPr>
-                <w:sz w:val="18"/>
-                <w:lang w:eastAsia="ja-JP"/>
-              </w:rPr>
-              <w:t>9</w:t>
-            </w:r>
-            <w:r>
-              <w:rPr>
-                <w:sz w:val="18"/>
-                <w:lang w:eastAsia="ja-JP"/>
-              </w:rPr>
-              <w:t>月予定。</w:t>
+            <w:r>
+              <w:rPr>
+                <w:sz w:val="20"/>
+              </w:rPr>
+              <w:t>職場での役割を認める関わりが信頼維持のカギです。</w:t>
             </w:r>
           </w:p>
         </w:tc>
@@ -3448,113 +3364,41 @@
             </w:pPr>
             <w:r>
               <w:rPr>
-                <w:sz w:val="18"/>
-                <w:lang w:eastAsia="ja-JP"/>
-              </w:rPr>
-              <w:t>【見立て】</w:t>
+                <w:sz w:val="20"/>
+              </w:rPr>
+              <w:t>身体的なリスクと仕事への意味づけが変化中。</w:t>
             </w:r>
           </w:p>
           <w:p>
-            <w:pPr>
-              <w:rPr>
-                <w:lang w:eastAsia="ja-JP"/>
-              </w:rPr>
-            </w:pPr>
-            <w:r>
-              <w:rPr>
-                <w:sz w:val="18"/>
-                <w:szCs w:val="18"/>
-                <w:lang w:eastAsia="ja-JP"/>
-              </w:rPr>
-              <w:t>水腎症の既往とプロテイン</w:t>
-            </w:r>
-            <w:r>
-              <w:rPr>
-                <w:sz w:val="18"/>
-                <w:szCs w:val="18"/>
-                <w:lang w:eastAsia="ja-JP"/>
-              </w:rPr>
-              <w:t>+</w:t>
-            </w:r>
-            <w:r>
-              <w:rPr>
-                <w:sz w:val="18"/>
-                <w:szCs w:val="18"/>
-                <w:lang w:eastAsia="ja-JP"/>
-              </w:rPr>
-              <w:t>クレアチン摂取の組み合わせによる腎臓への負担が最重要課題で、定期検診で</w:t>
-            </w:r>
-            <w:r>
-              <w:rPr>
-                <w:sz w:val="18"/>
-                <w:szCs w:val="18"/>
-                <w:lang w:eastAsia="ja-JP"/>
-              </w:rPr>
-              <w:t>eGFR</w:t>
-            </w:r>
-            <w:r>
-              <w:rPr>
-                <w:sz w:val="18"/>
-                <w:szCs w:val="18"/>
-                <w:lang w:eastAsia="ja-JP"/>
-              </w:rPr>
-              <w:t>・クレアチニンに異常が出た場合、業務継続に直接影響するリスクがある。「以前は使命感、今はお金のため」という仕事への意味づけの変化が心理状態スコア低下と一致しており、モチベーション低下が業務パフォーマンスに影響している段階にある。健康管理の促しと並行して仕事の意味を再構築するアプローチが有効で、「なんのために働くか」という問いを対話の中で丁寧に扱っていくことが次の重要な関わり方となる。</w:t>
+            <w:r>
+              <w:rPr>
+                <w:sz w:val="20"/>
+              </w:rPr>
+              <w:t>業務改革のアイデアを出すのが得意なタイプなので、</w:t>
             </w:r>
           </w:p>
           <w:p>
-            <w:pPr>
-              <w:rPr>
-                <w:lang w:eastAsia="ja-JP"/>
-              </w:rPr>
-            </w:pPr>
-            <w:r>
-              <w:rPr>
-                <w:sz w:val="18"/>
-                <w:lang w:eastAsia="ja-JP"/>
-              </w:rPr>
-              <w:t>【セッション概要】</w:t>
+            <w:r>
+              <w:rPr>
+                <w:sz w:val="20"/>
+              </w:rPr>
+              <w:t>そのアイデアが活かせる場の提供と</w:t>
             </w:r>
           </w:p>
           <w:p>
-            <w:pPr>
-              <w:rPr>
-                <w:lang w:eastAsia="ja-JP"/>
-              </w:rPr>
-            </w:pPr>
-            <w:r>
-              <w:rPr>
-                <w:sz w:val="18"/>
-                <w:lang w:eastAsia="ja-JP"/>
-              </w:rPr>
-              <w:t>初回ヒアリング・水腎症詳細確認・睡眠・口呼吸を確認。鼻ツボ押し・</w:t>
-            </w:r>
-            <w:r>
-              <w:rPr>
-                <w:sz w:val="18"/>
-                <w:lang w:eastAsia="ja-JP"/>
-              </w:rPr>
-              <w:t>14</w:t>
-            </w:r>
-            <w:r>
-              <w:rPr>
-                <w:sz w:val="18"/>
-                <w:lang w:eastAsia="ja-JP"/>
-              </w:rPr>
-              <w:t>時以降カフェイン控えを提案。次回は</w:t>
-            </w:r>
-            <w:r>
-              <w:rPr>
-                <w:sz w:val="18"/>
-                <w:lang w:eastAsia="ja-JP"/>
-              </w:rPr>
-              <w:t>7</w:t>
-            </w:r>
-            <w:r>
-              <w:rPr>
-                <w:sz w:val="18"/>
-                <w:lang w:eastAsia="ja-JP"/>
-              </w:rPr>
-              <w:t>月以降で調整中。</w:t>
+            <w:r>
+              <w:rPr>
+                <w:sz w:val="20"/>
+              </w:rPr>
+              <w:t>「何のために働くか」を語れる機会が</w:t>
+            </w:r>
+          </w:p>
+          <w:p>
+            <w:r>
+              <w:rPr>
+                <w:sz w:val="20"/>
+              </w:rPr>
+              <w:t>パフォーマンス回復につながります。</w:t>
             </w:r>
           </w:p>
         </w:tc>

--- a/20_Projects/企業のオンライン保健室/杉山耕一税理士事務所/02_報告会記録/杉山耕一税理士事務所_2026年4-6月_総括報告書.docx
+++ b/20_Projects/企業のオンライン保健室/杉山耕一税理士事務所/02_報告会記録/杉山耕一税理士事務所_2026年4-6月_総括報告書.docx
@@ -705,69 +705,33 @@
             </w:pPr>
             <w:r>
               <w:rPr>
-                <w:sz w:val="18"/>
-                <w:lang w:eastAsia="ja-JP"/>
+                <w:sz w:val="20"/>
               </w:rPr>
               <w:t>【見立て】</w:t>
             </w:r>
           </w:p>
           <w:p>
-            <w:pPr>
-              <w:rPr>
-                <w:lang w:eastAsia="ja-JP"/>
-              </w:rPr>
-            </w:pPr>
-            <w:r>
-              <w:rPr>
-                <w:sz w:val="18"/>
-                <w:szCs w:val="18"/>
-                <w:lang w:eastAsia="ja-JP"/>
-              </w:rPr>
-              <w:t>ホルモンバランスの乱れによる体力の波が業務のムラにつながりやすい状態にある。現時点での欠勤リスクは高くないが、若年性更年期傾向は放置すると悪化しやすく、中長期的な注視が必要。「もっとパワフルになりたい」という内発的な意欲が明確で変化への動機は十分にある。趣味をセルフケアとして意図的に位置づけるという本人の自発性を起点とした関わりが最も効果的で、「自分のためにやる」という意識付けが定着してきている。</w:t>
+            <w:r>
+              <w:rPr>
+                <w:sz w:val="20"/>
+              </w:rPr>
+              <w:t>体調の波に合わせた業務配分と声かけで、中長期的に安定した戦力として活躍が期待できます。</w:t>
             </w:r>
           </w:p>
           <w:p>
-            <w:pPr>
-              <w:rPr>
-                <w:lang w:eastAsia="ja-JP"/>
-              </w:rPr>
-            </w:pPr>
-            <w:r>
-              <w:rPr>
-                <w:sz w:val="18"/>
-                <w:lang w:eastAsia="ja-JP"/>
+            <w:r>
+              <w:rPr>
+                <w:sz w:val="20"/>
               </w:rPr>
               <w:t>【セッション概要】</w:t>
             </w:r>
           </w:p>
           <w:p>
-            <w:pPr>
-              <w:rPr>
-                <w:lang w:eastAsia="ja-JP"/>
-              </w:rPr>
-            </w:pPr>
-            <w:r>
-              <w:rPr>
-                <w:rFonts w:hint="eastAsia"/>
-                <w:sz w:val="18"/>
-                <w:lang w:eastAsia="ja-JP"/>
-              </w:rPr>
-              <w:t>趣味</w:t>
-            </w:r>
-            <w:r>
-              <w:rPr>
-                <w:sz w:val="18"/>
-                <w:lang w:eastAsia="ja-JP"/>
-              </w:rPr>
-              <w:t>をセルフケアとして意図的に位置づけることを提案。若年性更年期傾向を説明</w:t>
-            </w:r>
-            <w:r>
-              <w:rPr>
-                <w:rFonts w:hint="eastAsia"/>
-                <w:sz w:val="18"/>
-                <w:lang w:eastAsia="ja-JP"/>
-              </w:rPr>
-              <w:t>し、改善に役立つマッサージを提案しています。</w:t>
+            <w:r>
+              <w:rPr>
+                <w:sz w:val="20"/>
+              </w:rPr>
+              <w:t>趣味をセルフケアとして意図的に位置づけることを提案。若年性更年期傾向を説明し、改善に役立つマッサージを提案しています。</w:t>
             </w:r>
           </w:p>
         </w:tc>
@@ -960,84 +924,33 @@
             </w:pPr>
             <w:r>
               <w:rPr>
-                <w:sz w:val="18"/>
-                <w:lang w:eastAsia="ja-JP"/>
+                <w:sz w:val="20"/>
               </w:rPr>
               <w:t>【見立て】</w:t>
             </w:r>
           </w:p>
           <w:p>
-            <w:pPr>
-              <w:rPr>
-                <w:lang w:eastAsia="ja-JP"/>
-              </w:rPr>
-            </w:pPr>
-            <w:r>
-              <w:rPr>
-                <w:sz w:val="18"/>
-                <w:szCs w:val="18"/>
-                <w:lang w:eastAsia="ja-JP"/>
-              </w:rPr>
-              <w:t>全カテゴリ良好で、現時点での業務支障・欠勤リスクは低い。</w:t>
-            </w:r>
-            <w:r>
-              <w:rPr>
-                <w:sz w:val="18"/>
-                <w:szCs w:val="18"/>
-                <w:lang w:eastAsia="ja-JP"/>
-              </w:rPr>
-              <w:t>35</w:t>
-            </w:r>
-            <w:r>
-              <w:rPr>
-                <w:sz w:val="18"/>
-                <w:szCs w:val="18"/>
-                <w:lang w:eastAsia="ja-JP"/>
-              </w:rPr>
-              <w:t>歳までの税理士資格取得という明確な目標を持っており、コンディション管理が試験結果に直結することへの意識が高い。「武器としての健康管理」という戦略的な切り口で関わることが有効で、義務感ではなく目標達成のための手段として健康をとらえてもらうアプローチが本人には入りやすい。</w:t>
+            <w:r>
+              <w:rPr>
+                <w:sz w:val="20"/>
+              </w:rPr>
+              <w:t>現状安定。資格取得への意欲が高く、学習環境への配慮が生産性向上に直結します。</w:t>
             </w:r>
           </w:p>
           <w:p>
-            <w:pPr>
-              <w:rPr>
-                <w:lang w:eastAsia="ja-JP"/>
-              </w:rPr>
-            </w:pPr>
-            <w:r>
-              <w:rPr>
-                <w:sz w:val="18"/>
-                <w:lang w:eastAsia="ja-JP"/>
+            <w:r>
+              <w:rPr>
+                <w:sz w:val="20"/>
               </w:rPr>
               <w:t>【セッション概要】</w:t>
             </w:r>
           </w:p>
           <w:p>
-            <w:pPr>
-              <w:rPr>
-                <w:lang w:eastAsia="ja-JP"/>
-              </w:rPr>
-            </w:pPr>
-            <w:r>
-              <w:rPr>
-                <w:sz w:val="18"/>
-                <w:lang w:eastAsia="ja-JP"/>
-              </w:rPr>
-              <w:lastRenderedPageBreak/>
-              <w:t>縄跳び週</w:t>
-            </w:r>
-            <w:r>
-              <w:rPr>
-                <w:sz w:val="18"/>
-                <w:lang w:eastAsia="ja-JP"/>
-              </w:rPr>
-              <w:t>3</w:t>
-            </w:r>
-            <w:r>
-              <w:rPr>
-                <w:sz w:val="18"/>
-                <w:lang w:eastAsia="ja-JP"/>
-              </w:rPr>
-              <w:t>回・食生活確認。食品添加物への意識を提案。「お客さんの悩みを解決したい」というまっすぐな動力源を確認。</w:t>
+            <w:r>
+              <w:rPr>
+                <w:sz w:val="20"/>
+              </w:rPr>
+              <w:t>縄跳び週3回・食生活確認。食品添加物への意識を提案。「お客さんの悩みを解決したい」というまっすぐな動力源を確認。</w:t>
             </w:r>
           </w:p>
         </w:tc>
@@ -1232,82 +1145,39 @@
             </w:pPr>
             <w:r>
               <w:rPr>
-                <w:sz w:val="18"/>
-                <w:lang w:eastAsia="ja-JP"/>
+                <w:sz w:val="20"/>
               </w:rPr>
               <w:t>【見立て】</w:t>
             </w:r>
           </w:p>
           <w:p>
-            <w:pPr>
-              <w:rPr>
-                <w:lang w:eastAsia="ja-JP"/>
-              </w:rPr>
-            </w:pPr>
-            <w:r>
-              <w:rPr>
-                <w:sz w:val="18"/>
-                <w:szCs w:val="18"/>
-                <w:lang w:eastAsia="ja-JP"/>
-              </w:rPr>
-              <w:t>甲状腺機能の低下傾向が疲労・睡眠・やる気に影響しており、</w:t>
-            </w:r>
-            <w:r>
-              <w:rPr>
-                <w:sz w:val="18"/>
-                <w:szCs w:val="18"/>
-                <w:lang w:eastAsia="ja-JP"/>
-              </w:rPr>
-              <w:t>8</w:t>
-            </w:r>
-            <w:r>
-              <w:rPr>
-                <w:sz w:val="18"/>
-                <w:szCs w:val="18"/>
-                <w:lang w:eastAsia="ja-JP"/>
-              </w:rPr>
-              <w:t>月の税理士試験に向けて体調管理が直接的に試験パフォーマンスを左右する状況にある。試験直前まで高負荷が続く可能性があり、試験後の燃え尽きへのフォローも視野に入れておく必要がある。「体のサインを甘えではなくシグナルとして捉え直す」という認識の転換が既に進んでいるため、「体を整えることが合格率を上げる」という具体的な因果関係を伝え続けることが最も有効な関わり方である。</w:t>
+            <w:r>
+              <w:rPr>
+                <w:sz w:val="20"/>
+              </w:rPr>
+              <w:t>試験前後の体調悪化リスクあり。業務量の調整と試験後のフォローが離職予防のカギです。</w:t>
             </w:r>
           </w:p>
           <w:p>
-            <w:pPr>
-              <w:rPr>
-                <w:lang w:eastAsia="ja-JP"/>
-              </w:rPr>
-            </w:pPr>
-            <w:r>
-              <w:rPr>
-                <w:sz w:val="18"/>
-                <w:lang w:eastAsia="ja-JP"/>
+            <w:r>
+              <w:rPr>
+                <w:sz w:val="20"/>
               </w:rPr>
               <w:t>【セッション概要】</w:t>
             </w:r>
           </w:p>
           <w:p>
-            <w:pPr>
-              <w:rPr>
-                <w:lang w:eastAsia="ja-JP"/>
-              </w:rPr>
-            </w:pPr>
-            <w:r>
-              <w:rPr>
-                <w:sz w:val="18"/>
-                <w:lang w:eastAsia="ja-JP"/>
+            <w:r>
+              <w:rPr>
+                <w:sz w:val="20"/>
               </w:rPr>
               <w:t>仕事全振りで勉強が手につかない悩みを共有。疲れを「甘え」ではなくシグナルとして捉え直す関わりを実施。「誰とでもすぐ仲良くなれる」という強みをフィードバック。</w:t>
             </w:r>
           </w:p>
           <w:p>
-            <w:pPr>
-              <w:rPr>
-                <w:lang w:eastAsia="ja-JP"/>
-              </w:rPr>
-            </w:pPr>
-            <w:r>
-              <w:rPr>
-                <w:rFonts w:hint="eastAsia"/>
-                <w:sz w:val="18"/>
-                <w:lang w:eastAsia="ja-JP"/>
+            <w:r>
+              <w:rPr>
+                <w:sz w:val="20"/>
               </w:rPr>
               <w:t>医師から処方された内服が合わず調子を崩していた処から現在整いつつあることを確認。</w:t>
             </w:r>
@@ -1503,84 +1373,33 @@
             </w:pPr>
             <w:r>
               <w:rPr>
-                <w:sz w:val="18"/>
-                <w:lang w:eastAsia="ja-JP"/>
+                <w:sz w:val="20"/>
               </w:rPr>
               <w:t>【見立て】</w:t>
             </w:r>
           </w:p>
           <w:p>
-            <w:pPr>
-              <w:rPr>
-                <w:lang w:eastAsia="ja-JP"/>
-              </w:rPr>
-            </w:pPr>
-            <w:r>
-              <w:rPr>
-                <w:sz w:val="18"/>
-                <w:szCs w:val="18"/>
-                <w:lang w:eastAsia="ja-JP"/>
-              </w:rPr>
-              <w:t>睡眠の改善が報告されており、業務への支障は軽減傾向にある。感謝・過去の手放し・自己管理という心理的強みが安定しており、自ら気づいて動ける回復力の高いタイプである。更年期移行期としての中長期的なフォローは必要だが、急な欠勤リスクは低い。「情報を提供し、自分で判断・実践する」というサイクルに乗りやすいため、定期的な確認と情報提供の場を継続することが有効な関わり方となる。</w:t>
+            <w:r>
+              <w:rPr>
+                <w:sz w:val="20"/>
+              </w:rPr>
+              <w:t>急な欠勤は家庭的要因から起きやすい状態です。柔軟な勤務体制の選択肢が定着率向上につながります。</w:t>
             </w:r>
           </w:p>
           <w:p>
-            <w:pPr>
-              <w:rPr>
-                <w:lang w:eastAsia="ja-JP"/>
-              </w:rPr>
-            </w:pPr>
-            <w:r>
-              <w:rPr>
-                <w:sz w:val="18"/>
-                <w:lang w:eastAsia="ja-JP"/>
+            <w:r>
+              <w:rPr>
+                <w:sz w:val="20"/>
               </w:rPr>
               <w:t>【セッション概要】</w:t>
             </w:r>
           </w:p>
           <w:p>
-            <w:pPr>
-              <w:rPr>
-                <w:lang w:eastAsia="ja-JP"/>
-              </w:rPr>
-            </w:pPr>
-            <w:r>
-              <w:rPr>
-                <w:rFonts w:hint="eastAsia"/>
-                <w:sz w:val="18"/>
-                <w:lang w:eastAsia="ja-JP"/>
-              </w:rPr>
-              <w:t>お子さんが喘息を起こしやすく、お子さんの体調が気になり睡眠不足になることが多かった。その振り返りをすることで</w:t>
-            </w:r>
-            <w:r>
-              <w:rPr>
-                <w:sz w:val="18"/>
-                <w:lang w:eastAsia="ja-JP"/>
-              </w:rPr>
-              <w:t>「子供の</w:t>
-            </w:r>
-            <w:r>
-              <w:rPr>
-                <w:rFonts w:hint="eastAsia"/>
-                <w:sz w:val="18"/>
-                <w:lang w:eastAsia="ja-JP"/>
-              </w:rPr>
-              <w:t>ちょっとした</w:t>
-            </w:r>
-            <w:r>
-              <w:rPr>
-                <w:sz w:val="18"/>
-                <w:lang w:eastAsia="ja-JP"/>
-              </w:rPr>
-              <w:t>咳では起きなくていい」と伝えるなど日常の安心感</w:t>
-            </w:r>
-            <w:r>
-              <w:rPr>
-                <w:rFonts w:hint="eastAsia"/>
-                <w:sz w:val="18"/>
-                <w:lang w:eastAsia="ja-JP"/>
-              </w:rPr>
-              <w:t>を確認することで、睡眠の質改善を確認。</w:t>
+            <w:r>
+              <w:rPr>
+                <w:sz w:val="20"/>
+              </w:rPr>
+              <w:t>お子さんが喘息を起こしやすく、お子さんの体調が気になり睡眠不足になることが多かった。その振り返りをすることで「子供のちょっとした咳では起きなくていい」と伝えるなど日常の安心感を確認することで、睡眠の質改善を確認。</w:t>
             </w:r>
           </w:p>
         </w:tc>
@@ -1774,85 +1593,33 @@
             </w:pPr>
             <w:r>
               <w:rPr>
-                <w:sz w:val="18"/>
-                <w:lang w:eastAsia="ja-JP"/>
+                <w:sz w:val="20"/>
               </w:rPr>
               <w:t>【見立て】</w:t>
             </w:r>
           </w:p>
           <w:p>
-            <w:pPr>
-              <w:rPr>
-                <w:lang w:eastAsia="ja-JP"/>
-              </w:rPr>
-            </w:pPr>
-            <w:r>
-              <w:rPr>
-                <w:sz w:val="18"/>
-                <w:szCs w:val="18"/>
-                <w:lang w:eastAsia="ja-JP"/>
-              </w:rPr>
-              <w:t>心理状態</w:t>
-            </w:r>
-            <w:r>
-              <w:rPr>
-                <w:sz w:val="18"/>
-                <w:szCs w:val="18"/>
-                <w:lang w:eastAsia="ja-JP"/>
-              </w:rPr>
-              <w:t>94%</w:t>
-            </w:r>
-            <w:r>
-              <w:rPr>
-                <w:sz w:val="18"/>
-                <w:szCs w:val="18"/>
-                <w:lang w:eastAsia="ja-JP"/>
-              </w:rPr>
-              <w:t>は全メンバー中トップクラスで、業務への影響・欠勤リスクともに低い安定した状態にある。誠タイプで計画性が高く、「いつまでに何を」という具体的な行動計画を一緒に設計すると実践に移りやすい。毒素改善は本人の行動変容によって余地が大きく、継続フォローで改善が期待できる。家族全体の健康への関心を活かし、職場への好影響も視野に入れた関わりが効果的である。</w:t>
+            <w:r>
+              <w:rPr>
+                <w:sz w:val="20"/>
+              </w:rPr>
+              <w:t>組織の安定戦力。明確な目標設定と役割の付与でさらに力を発揮できる人材です。</w:t>
             </w:r>
           </w:p>
           <w:p>
-            <w:pPr>
-              <w:rPr>
-                <w:lang w:eastAsia="ja-JP"/>
-              </w:rPr>
-            </w:pPr>
-            <w:r>
-              <w:rPr>
-                <w:sz w:val="18"/>
-                <w:lang w:eastAsia="ja-JP"/>
+            <w:r>
+              <w:rPr>
+                <w:sz w:val="20"/>
               </w:rPr>
               <w:t>【セッション概要】</w:t>
             </w:r>
           </w:p>
           <w:p>
-            <w:pPr>
-              <w:rPr>
-                <w:lang w:eastAsia="ja-JP"/>
-              </w:rPr>
-            </w:pPr>
-            <w:r>
-              <w:rPr>
-                <w:sz w:val="18"/>
-                <w:lang w:eastAsia="ja-JP"/>
-              </w:rPr>
-              <w:t>利き脳確認（誠タイプ）。</w:t>
-            </w:r>
-            <w:r>
-              <w:rPr>
-                <w:rFonts w:hint="eastAsia"/>
-                <w:sz w:val="18"/>
-                <w:lang w:eastAsia="ja-JP"/>
-              </w:rPr>
-              <w:t>計画</w:t>
-            </w:r>
-            <w:r>
-              <w:rPr>
-                <w:rFonts w:hint="eastAsia"/>
-                <w:sz w:val="18"/>
-                <w:lang w:eastAsia="ja-JP"/>
-              </w:rPr>
-              <w:t>できることで着々とパフォーマンスがあがるタイプであることを確認。</w:t>
+            <w:r>
+              <w:rPr>
+                <w:sz w:val="20"/>
+              </w:rPr>
+              <w:t>利き脳確認（誠タイプ）。計画できることで着々とパフォーマンスがあがるタイプであることを確認。</w:t>
             </w:r>
           </w:p>
         </w:tc>
@@ -2046,139 +1813,33 @@
             </w:pPr>
             <w:r>
               <w:rPr>
-                <w:sz w:val="18"/>
-                <w:lang w:eastAsia="ja-JP"/>
+                <w:sz w:val="20"/>
               </w:rPr>
               <w:t>【見立て】</w:t>
             </w:r>
           </w:p>
           <w:p>
-            <w:pPr>
-              <w:rPr>
-                <w:lang w:eastAsia="ja-JP"/>
-              </w:rPr>
-            </w:pPr>
-            <w:r>
-              <w:rPr>
-                <w:sz w:val="18"/>
-                <w:szCs w:val="18"/>
-                <w:lang w:eastAsia="ja-JP"/>
-              </w:rPr>
-              <w:t>歯ぎしり</w:t>
-            </w:r>
-            <w:r>
-              <w:rPr>
-                <w:sz w:val="18"/>
-                <w:szCs w:val="18"/>
-                <w:lang w:eastAsia="ja-JP"/>
-              </w:rPr>
-              <w:t>→</w:t>
-            </w:r>
-            <w:r>
-              <w:rPr>
-                <w:sz w:val="18"/>
-                <w:szCs w:val="18"/>
-                <w:lang w:eastAsia="ja-JP"/>
-              </w:rPr>
-              <w:t>副腎疲労</w:t>
-            </w:r>
-            <w:r>
-              <w:rPr>
-                <w:sz w:val="18"/>
-                <w:szCs w:val="18"/>
-                <w:lang w:eastAsia="ja-JP"/>
-              </w:rPr>
-              <w:t>→</w:t>
-            </w:r>
-            <w:r>
-              <w:rPr>
-                <w:sz w:val="18"/>
-                <w:szCs w:val="18"/>
-                <w:lang w:eastAsia="ja-JP"/>
-              </w:rPr>
-              <w:t>男性ホルモン低下という体内連鎖が潜在しており、慢性的な疲労が集中力・体力に影響している状態にある。</w:t>
-            </w:r>
-            <w:r>
-              <w:rPr>
-                <w:sz w:val="18"/>
-                <w:szCs w:val="18"/>
-                <w:lang w:eastAsia="ja-JP"/>
-              </w:rPr>
-              <w:t>8</w:t>
-            </w:r>
-            <w:r>
-              <w:rPr>
-                <w:sz w:val="18"/>
-                <w:szCs w:val="18"/>
-                <w:lang w:eastAsia="ja-JP"/>
-              </w:rPr>
-              <w:t>月の試験前後に疲弊が集中するリスクがあり、今から体の土台を整えることが試験パフォーマンスの向上に直結する。「パフォーマンスを上げるためのセルフケア」という目的意識で動ける前向きな姿勢があるため、具体的な改善行動を提示すると実践に移りやすい。試験後のリセットフォローも含めた継続関与が重要である。</w:t>
+            <w:r>
+              <w:rPr>
+                <w:sz w:val="20"/>
+              </w:rPr>
+              <w:t>意欲・能力ともに高い。試験前後の疲弊に配慮した声かけが継続的な活躍を支えます。</w:t>
             </w:r>
           </w:p>
           <w:p>
-            <w:pPr>
-              <w:rPr>
-                <w:sz w:val="18"/>
-                <w:lang w:eastAsia="ja-JP"/>
-              </w:rPr>
-            </w:pPr>
-            <w:r>
-              <w:rPr>
-                <w:sz w:val="18"/>
-                <w:lang w:eastAsia="ja-JP"/>
-              </w:rPr>
-              <w:lastRenderedPageBreak/>
+            <w:r>
+              <w:rPr>
+                <w:sz w:val="20"/>
+              </w:rPr>
               <w:t>【セッション概要】</w:t>
             </w:r>
           </w:p>
           <w:p>
-            <w:pPr>
-              <w:rPr>
-                <w:lang w:eastAsia="ja-JP"/>
-              </w:rPr>
-            </w:pPr>
-            <w:r>
-              <w:rPr>
-                <w:sz w:val="18"/>
-                <w:lang w:eastAsia="ja-JP"/>
-              </w:rPr>
-              <w:t>歯ぎしり</w:t>
-            </w:r>
-            <w:r>
-              <w:rPr>
-                <w:sz w:val="18"/>
-                <w:lang w:eastAsia="ja-JP"/>
-              </w:rPr>
-              <w:t>→</w:t>
-            </w:r>
-            <w:r>
-              <w:rPr>
-                <w:sz w:val="18"/>
-                <w:lang w:eastAsia="ja-JP"/>
-              </w:rPr>
-              <w:t>副腎</w:t>
-            </w:r>
-            <w:r>
-              <w:rPr>
-                <w:sz w:val="18"/>
-                <w:lang w:eastAsia="ja-JP"/>
-              </w:rPr>
-              <w:t>→</w:t>
-            </w:r>
-            <w:r>
-              <w:rPr>
-                <w:sz w:val="18"/>
-                <w:lang w:eastAsia="ja-JP"/>
-              </w:rPr>
-              <w:t>男性ホルモン低下の連鎖を説明。寝る前の終了宣言・あくび誘発・お腹マッサージを提案。「自分のことをまだ知らない自分が眠っているかもしれない」という前向きな感想</w:t>
-            </w:r>
-            <w:r>
-              <w:rPr>
-                <w:rFonts w:hint="eastAsia"/>
-                <w:sz w:val="18"/>
-                <w:lang w:eastAsia="ja-JP"/>
-              </w:rPr>
-              <w:t>あり。</w:t>
+            <w:r>
+              <w:rPr>
+                <w:sz w:val="20"/>
+              </w:rPr>
+              <w:t>歯ぎしり→副腎→男性ホルモン低下の連鎖を説明。寝る前の終了宣言・あくび誘発・お腹マッサージを提案。「自分のことをまだ知らない自分が眠っているかもしれない」という前向きな感想あり。</w:t>
             </w:r>
           </w:p>
         </w:tc>
@@ -2373,91 +2034,33 @@
             </w:pPr>
             <w:r>
               <w:rPr>
-                <w:sz w:val="18"/>
-                <w:lang w:eastAsia="ja-JP"/>
+                <w:sz w:val="20"/>
               </w:rPr>
               <w:t>【見立て】</w:t>
             </w:r>
           </w:p>
           <w:p>
-            <w:pPr>
-              <w:rPr>
-                <w:lang w:eastAsia="ja-JP"/>
-              </w:rPr>
-            </w:pPr>
-            <w:r>
-              <w:rPr>
-                <w:sz w:val="18"/>
-                <w:szCs w:val="18"/>
-                <w:lang w:eastAsia="ja-JP"/>
-              </w:rPr>
-              <w:t>月経周期に連動した体調の波があり、特定の時期に業務パフォーマンスが低下しやすい傾向がある。欠勤リスクは中程度で、ホルモンバランスの改善によって業務の安定性が向上する見込みがある。自己肯定感が低く、直接的な指摘より強みを先に提示することで受け取りやすくなるタイプである。職場の尊敬できる人からの話が入りやすいという特性を活かし、上司や先輩を通じたアプローチと組み合わせることが最も有効な関わり方となる。</w:t>
+            <w:r>
+              <w:rPr>
+                <w:sz w:val="20"/>
+              </w:rPr>
+              <w:t>月経周期による突発的な体調不良が起きやすい時期あり。急な休みを取りやすい雰囲気が安心感と定着率に直結します。</w:t>
             </w:r>
           </w:p>
           <w:p>
-            <w:pPr>
-              <w:rPr>
-                <w:lang w:eastAsia="ja-JP"/>
-              </w:rPr>
-            </w:pPr>
-            <w:r>
-              <w:rPr>
-                <w:sz w:val="18"/>
-                <w:lang w:eastAsia="ja-JP"/>
+            <w:r>
+              <w:rPr>
+                <w:sz w:val="20"/>
               </w:rPr>
               <w:t>【セッション概要】</w:t>
             </w:r>
           </w:p>
           <w:p>
-            <w:pPr>
-              <w:rPr>
-                <w:lang w:eastAsia="ja-JP"/>
-              </w:rPr>
-            </w:pPr>
-            <w:r>
-              <w:rPr>
-                <w:rFonts w:hint="eastAsia"/>
-                <w:sz w:val="18"/>
-                <w:lang w:eastAsia="ja-JP"/>
-              </w:rPr>
-              <w:t>自己肯定感が低め。</w:t>
-            </w:r>
-            <w:r>
-              <w:rPr>
-                <w:sz w:val="18"/>
-                <w:lang w:eastAsia="ja-JP"/>
-              </w:rPr>
-              <w:t>プロファイリング詳細フィードバック</w:t>
-            </w:r>
-            <w:r>
-              <w:rPr>
-                <w:rFonts w:hint="eastAsia"/>
-                <w:sz w:val="18"/>
-                <w:lang w:eastAsia="ja-JP"/>
-              </w:rPr>
-              <w:t>することでご自身の才能を見ていただきたかったが否定的</w:t>
-            </w:r>
-            <w:r>
-              <w:rPr>
-                <w:sz w:val="18"/>
-                <w:lang w:eastAsia="ja-JP"/>
-              </w:rPr>
-              <w:t>。</w:t>
-            </w:r>
-            <w:r>
-              <w:rPr>
-                <w:rFonts w:hint="eastAsia"/>
-                <w:sz w:val="18"/>
-                <w:lang w:eastAsia="ja-JP"/>
-              </w:rPr>
-              <w:t>職場の尊敬できる方からの話は入りやすい傾向。</w:t>
-            </w:r>
-            <w:r>
-              <w:rPr>
-                <w:sz w:val="18"/>
-                <w:lang w:eastAsia="ja-JP"/>
-              </w:rPr>
-              <w:t>口腔ケア・生理改善アプローチを提案。</w:t>
+            <w:r>
+              <w:rPr>
+                <w:sz w:val="20"/>
+              </w:rPr>
+              <w:t>自己肯定感が低め。プロファイリング詳細フィードバックすることでご自身の才能を見ていただきたかったが否定的。職場の尊敬できる方からの話は入りやすい傾向。口腔ケア・生理改善アプローチを提案。</w:t>
             </w:r>
           </w:p>
         </w:tc>
@@ -2647,81 +2250,39 @@
             </w:pPr>
             <w:r>
               <w:rPr>
-                <w:sz w:val="18"/>
-                <w:lang w:eastAsia="ja-JP"/>
+                <w:sz w:val="20"/>
               </w:rPr>
               <w:t>【見立て】</w:t>
             </w:r>
           </w:p>
           <w:p>
-            <w:pPr>
-              <w:rPr>
-                <w:lang w:eastAsia="ja-JP"/>
-              </w:rPr>
-            </w:pPr>
-            <w:r>
-              <w:rPr>
-                <w:sz w:val="18"/>
-                <w:szCs w:val="18"/>
-                <w:lang w:eastAsia="ja-JP"/>
-              </w:rPr>
-              <w:t>心理状態</w:t>
-            </w:r>
-            <w:r>
-              <w:rPr>
-                <w:sz w:val="18"/>
-                <w:szCs w:val="18"/>
-                <w:lang w:eastAsia="ja-JP"/>
-              </w:rPr>
-              <w:t>42%</w:t>
-            </w:r>
-            <w:r>
-              <w:rPr>
-                <w:sz w:val="18"/>
-                <w:szCs w:val="18"/>
-                <w:lang w:eastAsia="ja-JP"/>
-              </w:rPr>
-              <w:t>と全メンバー中最も低く、「抱えていることが多すぎて逃げられない」という言葉が出ており、燃え尽き・欠勤への移行リスクが最も高い状態にある。複数カテゴリで要注意レベルが重なっており、今期の中で最も優先してケアが必要なメンバーである。信頼関係が築かれてきたことで本音が引き出せるようになってきており、「吐き出せる場を継続的に確保する」ことが現時点で最も有効な関わり方である。変化を急がず、まず受け止めることを優先することが早期回復への近道となる。</w:t>
+            <w:r>
+              <w:rPr>
+                <w:sz w:val="20"/>
+              </w:rPr>
+              <w:t>今期最も優先的なフォローが必要な方です。プロセスを認める声かけと相談しやすい雰囲気づくりが燃え尽き予防に直結します。</w:t>
             </w:r>
           </w:p>
           <w:p>
-            <w:pPr>
-              <w:rPr>
-                <w:lang w:eastAsia="ja-JP"/>
-              </w:rPr>
-            </w:pPr>
-            <w:r>
-              <w:rPr>
-                <w:sz w:val="18"/>
-                <w:lang w:eastAsia="ja-JP"/>
+            <w:r>
+              <w:rPr>
+                <w:sz w:val="20"/>
               </w:rPr>
               <w:t>【セッション概要】</w:t>
             </w:r>
           </w:p>
           <w:p>
-            <w:pPr>
-              <w:rPr>
-                <w:lang w:eastAsia="ja-JP"/>
-              </w:rPr>
-            </w:pPr>
-            <w:r>
-              <w:rPr>
-                <w:sz w:val="18"/>
-                <w:lang w:eastAsia="ja-JP"/>
+            <w:r>
+              <w:rPr>
+                <w:sz w:val="20"/>
               </w:rPr>
               <w:t>初回・睡眠・腸内環境・歯ぎしりを確認。</w:t>
             </w:r>
           </w:p>
           <w:p>
-            <w:pPr>
-              <w:rPr>
-                <w:lang w:eastAsia="ja-JP"/>
-              </w:rPr>
-            </w:pPr>
-            <w:r>
-              <w:rPr>
-                <w:sz w:val="18"/>
-                <w:lang w:eastAsia="ja-JP"/>
+            <w:r>
+              <w:rPr>
+                <w:sz w:val="20"/>
               </w:rPr>
               <w:t>問診票結果説明・プロファイリング・副腎マッサージ・肩幅の呼吸・食事改善を提案。「抱えていることが多すぎて逃げられない」という本音が出た。セッション間のメール吐き出し窓口を案内。</w:t>
             </w:r>
@@ -2917,65 +2478,39 @@
             </w:pPr>
             <w:r>
               <w:rPr>
-                <w:sz w:val="18"/>
-                <w:lang w:eastAsia="ja-JP"/>
+                <w:sz w:val="20"/>
               </w:rPr>
               <w:t>【見立て】</w:t>
             </w:r>
           </w:p>
           <w:p>
-            <w:pPr>
-              <w:rPr>
-                <w:lang w:eastAsia="ja-JP"/>
-              </w:rPr>
-            </w:pPr>
-            <w:r>
-              <w:rPr>
-                <w:sz w:val="18"/>
-                <w:szCs w:val="18"/>
-                <w:lang w:eastAsia="ja-JP"/>
-              </w:rPr>
-              <w:t>大学院と仕事の二重負荷による慢性疲労が続いており、「今が一番きつい」という言葉が出ている。律儀で責任感が強く限界まで一人で抱え込みやすいタイプのため、突発的な体調不良や離脱リスクに注意が必要な状態にある。「大丈夫」という言葉を額面通りに受け取らず、定期的に話す場を設けて深掘りすることが重要で、本人が気づく前に受け止める関わりが欠勤予防につながる。大学院の山場が過ぎれば回復が期待できるため、この時期を支え切ることが最重要課題である。</w:t>
+            <w:r>
+              <w:rPr>
+                <w:sz w:val="20"/>
+              </w:rPr>
+              <w:t>大学院との二重負荷で限界に近い状態です。「大丈夫」を鵜呑みにせず、定期的に声をかけることが離職予防のカギです。</w:t>
             </w:r>
           </w:p>
           <w:p>
-            <w:pPr>
-              <w:rPr>
-                <w:lang w:eastAsia="ja-JP"/>
-              </w:rPr>
-            </w:pPr>
-            <w:r>
-              <w:rPr>
-                <w:sz w:val="18"/>
-                <w:lang w:eastAsia="ja-JP"/>
+            <w:r>
+              <w:rPr>
+                <w:sz w:val="20"/>
               </w:rPr>
               <w:t>【セッション概要】</w:t>
             </w:r>
           </w:p>
           <w:p>
-            <w:pPr>
-              <w:rPr>
-                <w:lang w:eastAsia="ja-JP"/>
-              </w:rPr>
-            </w:pPr>
-            <w:r>
-              <w:rPr>
-                <w:sz w:val="18"/>
-                <w:lang w:eastAsia="ja-JP"/>
+            <w:r>
+              <w:rPr>
+                <w:sz w:val="20"/>
               </w:rPr>
               <w:t>初回ヒアリング・礼タイプ確認。</w:t>
             </w:r>
           </w:p>
           <w:p>
-            <w:pPr>
-              <w:rPr>
-                <w:lang w:eastAsia="ja-JP"/>
-              </w:rPr>
-            </w:pPr>
-            <w:r>
-              <w:rPr>
-                <w:sz w:val="18"/>
-                <w:lang w:eastAsia="ja-JP"/>
+            <w:r>
+              <w:rPr>
+                <w:sz w:val="20"/>
               </w:rPr>
               <w:t>「今が一番きつい」という言葉を受け取る。性質分析を全更新（ロジカルタイプと判明）。</w:t>
             </w:r>
@@ -3173,7 +2708,7 @@
               <w:rPr>
                 <w:sz w:val="20"/>
               </w:rPr>
-              <w:t>お子さんに障害があり家庭的な負荷を抱えながらも、</w:t>
+              <w:t>【見立て】</w:t>
             </w:r>
           </w:p>
           <w:p>
@@ -3181,7 +2716,7 @@
               <w:rPr>
                 <w:sz w:val="20"/>
               </w:rPr>
-              <w:t>坦々と物事に対処できる強さを持ちます。</w:t>
+              <w:t>お子さんに障害があり家庭的な負荷を抱えながらも、坦々と物事に対処できる強さを持ちます。プライベートには踏み込まず、職場での役割を認める関わりが信頼維持のカギです。</w:t>
             </w:r>
           </w:p>
           <w:p>
@@ -3189,7 +2724,7 @@
               <w:rPr>
                 <w:sz w:val="20"/>
               </w:rPr>
-              <w:t>プライベートには踏み込まず、</w:t>
+              <w:t>【セッション概要】</w:t>
             </w:r>
           </w:p>
           <w:p>
@@ -3197,7 +2732,15 @@
               <w:rPr>
                 <w:sz w:val="20"/>
               </w:rPr>
-              <w:t>職場での役割を認める関わりが信頼維持のカギです。</w:t>
+              <w:t>初回ヒアリング・礼タイプ確認。</w:t>
+            </w:r>
+          </w:p>
+          <w:p>
+            <w:r>
+              <w:rPr>
+                <w:sz w:val="20"/>
+              </w:rPr>
+              <w:t>プロファイリング詳細・「わーい」の実践確認・セルフケア提案。次回9月予定。</w:t>
             </w:r>
           </w:p>
         </w:tc>
@@ -3366,7 +2909,7 @@
               <w:rPr>
                 <w:sz w:val="20"/>
               </w:rPr>
-              <w:t>身体的なリスクと仕事への意味づけが変化中。</w:t>
+              <w:t>【見立て】</w:t>
             </w:r>
           </w:p>
           <w:p>
@@ -3374,7 +2917,7 @@
               <w:rPr>
                 <w:sz w:val="20"/>
               </w:rPr>
-              <w:t>業務改革のアイデアを出すのが得意なタイプなので、</w:t>
+              <w:t>身体的なリスクと仕事への意味づけが変化中。業務改革のアイデアを出すのが得意なタイプなので、そのアイデアが活かせる場の提供と「何のために働くか」を語れる機会がパフォーマンス回復につながります。</w:t>
             </w:r>
           </w:p>
           <w:p>
@@ -3382,7 +2925,7 @@
               <w:rPr>
                 <w:sz w:val="20"/>
               </w:rPr>
-              <w:t>そのアイデアが活かせる場の提供と</w:t>
+              <w:t>【セッション概要】</w:t>
             </w:r>
           </w:p>
           <w:p>
@@ -3390,7 +2933,7 @@
               <w:rPr>
                 <w:sz w:val="20"/>
               </w:rPr>
-              <w:t>「何のために働くか」を語れる機会が</w:t>
+              <w:t>初回ヒアリング・水腎症詳細確認・睡眠・口呼吸を確認。</w:t>
             </w:r>
           </w:p>
           <w:p>
@@ -3398,7 +2941,7 @@
               <w:rPr>
                 <w:sz w:val="20"/>
               </w:rPr>
-              <w:t>パフォーマンス回復につながります。</w:t>
+              <w:t>鼻ツボ押し・14時以降カフェイン控えを提案。次回は7月以降で調整中。</w:t>
             </w:r>
           </w:p>
         </w:tc>
@@ -3494,7 +3037,7 @@
               <w:rPr>
                 <w:sz w:val="20"/>
               </w:rPr>
-              <w:t>問診票の結果は全項目において問題なし。</w:t>
+              <w:t>健康状態は良好。睡眠改善に取り組んでいます。経営者自身のコンディション管理が組織全体のパフォーマンスに影響します。</w:t>
             </w:r>
           </w:p>
           <w:p>
@@ -3502,7 +3045,7 @@
               <w:rPr>
                 <w:sz w:val="20"/>
               </w:rPr>
-              <w:t>歯ぎしりと睡眠の浅さが主訴。</w:t>
+              <w:t>【セッション概要】</w:t>
             </w:r>
           </w:p>
           <w:p>
@@ -3510,31 +3053,7 @@
               <w:rPr>
                 <w:sz w:val="20"/>
               </w:rPr>
-              <w:t>【セッション概要】</w:t>
-            </w:r>
-          </w:p>
-          <w:p>
-            <w:r>
-              <w:rPr>
-                <w:sz w:val="20"/>
-              </w:rPr>
-              <w:t>交感神経優位な状態を緩和する方法と、</w:t>
-            </w:r>
-          </w:p>
-          <w:p>
-            <w:r>
-              <w:rPr>
-                <w:sz w:val="20"/>
-              </w:rPr>
-              <w:t>就寝前の思考パターンを変えることで</w:t>
-            </w:r>
-          </w:p>
-          <w:p>
-            <w:r>
-              <w:rPr>
-                <w:sz w:val="20"/>
-              </w:rPr>
-              <w:t>睡眠の質改善を図る方針で対応。</w:t>
+              <w:t>交感神経優位な状態を緩和する方法と、就寝前の思考パターンを変えることで睡眠の質改善を図る方針で対応。</w:t>
             </w:r>
           </w:p>
         </w:tc>

--- a/20_Projects/企業のオンライン保健室/杉山耕一税理士事務所/02_報告会記録/杉山耕一税理士事務所_2026年4-6月_総括報告書.docx
+++ b/20_Projects/企業のオンライン保健室/杉山耕一税理士事務所/02_報告会記録/杉山耕一税理士事務所_2026年4-6月_総括報告書.docx
@@ -441,10 +441,10 @@
         <w:tblLook w:val="04A0" w:firstRow="1" w:lastRow="0" w:firstColumn="1" w:lastColumn="0" w:noHBand="0" w:noVBand="1"/>
       </w:tblPr>
       <w:tblGrid>
-        <w:gridCol w:w="1324"/>
-        <w:gridCol w:w="1324"/>
-        <w:gridCol w:w="2121"/>
-        <w:gridCol w:w="4627"/>
+        <w:gridCol w:w="1327"/>
+        <w:gridCol w:w="1328"/>
+        <w:gridCol w:w="2093"/>
+        <w:gridCol w:w="4648"/>
       </w:tblGrid>
       <w:tr>
         <w:tc>
@@ -664,33 +664,48 @@
             <w:r>
               <w:rPr>
                 <w:sz w:val="20"/>
+                <w:lang w:eastAsia="ja-JP"/>
               </w:rPr>
               <w:t>モチベーション：高</w:t>
             </w:r>
           </w:p>
           <w:p>
-            <w:r>
-              <w:rPr>
-                <w:sz w:val="20"/>
+            <w:pPr>
+              <w:rPr>
+                <w:lang w:eastAsia="ja-JP"/>
+              </w:rPr>
+            </w:pPr>
+            <w:r>
+              <w:rPr>
+                <w:sz w:val="20"/>
+                <w:lang w:eastAsia="ja-JP"/>
               </w:rPr>
               <w:t>自己肯定感：中</w:t>
             </w:r>
           </w:p>
           <w:p>
-            <w:r>
-              <w:rPr>
-                <w:sz w:val="20"/>
+            <w:pPr>
+              <w:rPr>
+                <w:lang w:eastAsia="ja-JP"/>
+              </w:rPr>
+            </w:pPr>
+            <w:r>
+              <w:rPr>
+                <w:sz w:val="20"/>
+                <w:lang w:eastAsia="ja-JP"/>
               </w:rPr>
               <w:t>ホルモンバランス：注意</w:t>
             </w:r>
           </w:p>
           <w:p>
+            <w:proofErr w:type="spellStart"/>
             <w:r>
               <w:rPr>
                 <w:sz w:val="20"/>
               </w:rPr>
               <w:t>離職の可能性：低</w:t>
             </w:r>
+            <w:proofErr w:type="spellEnd"/>
           </w:p>
         </w:tc>
         <w:tc>
@@ -706,30 +721,57 @@
             <w:r>
               <w:rPr>
                 <w:sz w:val="20"/>
+                <w:lang w:eastAsia="ja-JP"/>
               </w:rPr>
               <w:t>【見立て】</w:t>
             </w:r>
           </w:p>
           <w:p>
-            <w:r>
-              <w:rPr>
-                <w:sz w:val="20"/>
+            <w:pPr>
+              <w:rPr>
+                <w:rFonts w:hint="eastAsia"/>
+                <w:lang w:eastAsia="ja-JP"/>
+              </w:rPr>
+            </w:pPr>
+            <w:r>
+              <w:rPr>
+                <w:sz w:val="20"/>
+                <w:lang w:eastAsia="ja-JP"/>
               </w:rPr>
               <w:t>体調の波に合わせた業務配分と声かけで、中長期的に安定した戦力として活躍が期待できます。</w:t>
+            </w:r>
+            <w:r>
+              <w:rPr>
+                <w:sz w:val="20"/>
+                <w:lang w:eastAsia="ja-JP"/>
+              </w:rPr>
+              <w:br/>
             </w:r>
           </w:p>
           <w:p>
-            <w:r>
-              <w:rPr>
-                <w:sz w:val="20"/>
+            <w:pPr>
+              <w:rPr>
+                <w:lang w:eastAsia="ja-JP"/>
+              </w:rPr>
+            </w:pPr>
+            <w:r>
+              <w:rPr>
+                <w:sz w:val="20"/>
+                <w:lang w:eastAsia="ja-JP"/>
               </w:rPr>
               <w:t>【セッション概要】</w:t>
             </w:r>
           </w:p>
           <w:p>
-            <w:r>
-              <w:rPr>
-                <w:sz w:val="20"/>
+            <w:pPr>
+              <w:rPr>
+                <w:lang w:eastAsia="ja-JP"/>
+              </w:rPr>
+            </w:pPr>
+            <w:r>
+              <w:rPr>
+                <w:sz w:val="20"/>
+                <w:lang w:eastAsia="ja-JP"/>
               </w:rPr>
               <w:t>趣味をセルフケアとして意図的に位置づけることを提案。若年性更年期傾向を説明し、改善に役立つマッサージを提案しています。</w:t>
             </w:r>
@@ -876,40 +918,54 @@
           <w:p>
             <w:pPr>
               <w:rPr>
-                <w:rFonts w:hint="eastAsia"/>
                 <w:lang w:eastAsia="ja-JP"/>
               </w:rPr>
             </w:pPr>
             <w:r>
               <w:rPr>
                 <w:sz w:val="20"/>
+                <w:lang w:eastAsia="ja-JP"/>
               </w:rPr>
               <w:t>モチベーション：高</w:t>
             </w:r>
           </w:p>
           <w:p>
-            <w:r>
-              <w:rPr>
-                <w:sz w:val="20"/>
+            <w:pPr>
+              <w:rPr>
+                <w:lang w:eastAsia="ja-JP"/>
+              </w:rPr>
+            </w:pPr>
+            <w:r>
+              <w:rPr>
+                <w:sz w:val="20"/>
+                <w:lang w:eastAsia="ja-JP"/>
               </w:rPr>
               <w:t>自己肯定感：高</w:t>
             </w:r>
           </w:p>
           <w:p>
-            <w:r>
-              <w:rPr>
-                <w:sz w:val="20"/>
+            <w:pPr>
+              <w:rPr>
+                <w:lang w:eastAsia="ja-JP"/>
+              </w:rPr>
+            </w:pPr>
+            <w:r>
+              <w:rPr>
+                <w:sz w:val="20"/>
+                <w:lang w:eastAsia="ja-JP"/>
               </w:rPr>
               <w:t>ホルモンバランス：注意</w:t>
             </w:r>
           </w:p>
           <w:p>
+            <w:proofErr w:type="spellStart"/>
             <w:r>
               <w:rPr>
                 <w:sz w:val="20"/>
               </w:rPr>
               <w:t>離職の可能性：低</w:t>
             </w:r>
+            <w:proofErr w:type="spellEnd"/>
           </w:p>
         </w:tc>
         <w:tc>
@@ -925,32 +981,73 @@
             <w:r>
               <w:rPr>
                 <w:sz w:val="20"/>
+                <w:lang w:eastAsia="ja-JP"/>
               </w:rPr>
               <w:t>【見立て】</w:t>
             </w:r>
           </w:p>
           <w:p>
-            <w:r>
-              <w:rPr>
-                <w:sz w:val="20"/>
+            <w:pPr>
+              <w:rPr>
+                <w:rFonts w:hint="eastAsia"/>
+                <w:lang w:eastAsia="ja-JP"/>
+              </w:rPr>
+            </w:pPr>
+            <w:r>
+              <w:rPr>
+                <w:sz w:val="20"/>
+                <w:lang w:eastAsia="ja-JP"/>
               </w:rPr>
               <w:t>現状安定。資格取得への意欲が高く、学習環境への配慮が生産性向上に直結します。</w:t>
+            </w:r>
+            <w:r>
+              <w:rPr>
+                <w:sz w:val="20"/>
+                <w:lang w:eastAsia="ja-JP"/>
+              </w:rPr>
+              <w:br/>
             </w:r>
           </w:p>
           <w:p>
-            <w:r>
-              <w:rPr>
-                <w:sz w:val="20"/>
+            <w:pPr>
+              <w:rPr>
+                <w:lang w:eastAsia="ja-JP"/>
+              </w:rPr>
+            </w:pPr>
+            <w:r>
+              <w:rPr>
+                <w:sz w:val="20"/>
+                <w:lang w:eastAsia="ja-JP"/>
               </w:rPr>
               <w:t>【セッション概要】</w:t>
             </w:r>
           </w:p>
           <w:p>
-            <w:r>
-              <w:rPr>
-                <w:sz w:val="20"/>
-              </w:rPr>
-              <w:t>縄跳び週3回・食生活確認。食品添加物への意識を提案。「お客さんの悩みを解決したい」というまっすぐな動力源を確認。</w:t>
+            <w:pPr>
+              <w:rPr>
+                <w:lang w:eastAsia="ja-JP"/>
+              </w:rPr>
+            </w:pPr>
+            <w:r>
+              <w:rPr>
+                <w:sz w:val="20"/>
+                <w:lang w:eastAsia="ja-JP"/>
+              </w:rPr>
+              <w:t>縄跳び週</w:t>
+            </w:r>
+            <w:r>
+              <w:rPr>
+                <w:sz w:val="20"/>
+                <w:lang w:eastAsia="ja-JP"/>
+              </w:rPr>
+              <w:t>3</w:t>
+            </w:r>
+            <w:r>
+              <w:rPr>
+                <w:sz w:val="20"/>
+                <w:lang w:eastAsia="ja-JP"/>
+              </w:rPr>
+              <w:t>回・食生活確認。食品添加物への意識を提案。「お客さんの悩みを解決したい」というまっすぐな動力源を確認。</w:t>
             </w:r>
           </w:p>
         </w:tc>
@@ -966,7 +1063,6 @@
               <w:rPr>
                 <w:sz w:val="18"/>
               </w:rPr>
-              <w:lastRenderedPageBreak/>
               <w:t>佐々木</w:t>
             </w:r>
             <w:proofErr w:type="spellEnd"/>
@@ -1104,31 +1200,51 @@
             <w:r>
               <w:rPr>
                 <w:sz w:val="20"/>
+                <w:lang w:eastAsia="ja-JP"/>
               </w:rPr>
               <w:t>モチベーション：高</w:t>
             </w:r>
           </w:p>
           <w:p>
-            <w:r>
-              <w:rPr>
-                <w:sz w:val="20"/>
+            <w:pPr>
+              <w:rPr>
+                <w:lang w:eastAsia="ja-JP"/>
+              </w:rPr>
+            </w:pPr>
+            <w:r>
+              <w:rPr>
+                <w:sz w:val="20"/>
+                <w:lang w:eastAsia="ja-JP"/>
               </w:rPr>
               <w:t>自己肯定感：中</w:t>
             </w:r>
           </w:p>
           <w:p>
-            <w:r>
-              <w:rPr>
-                <w:sz w:val="20"/>
+            <w:pPr>
+              <w:rPr>
+                <w:lang w:eastAsia="ja-JP"/>
+              </w:rPr>
+            </w:pPr>
+            <w:r>
+              <w:rPr>
+                <w:sz w:val="20"/>
+                <w:lang w:eastAsia="ja-JP"/>
               </w:rPr>
               <w:t>ホルモンバランス：要注意</w:t>
             </w:r>
           </w:p>
           <w:p>
-            <w:r>
-              <w:rPr>
-                <w:sz w:val="20"/>
-              </w:rPr>
+            <w:pPr>
+              <w:rPr>
+                <w:lang w:eastAsia="ja-JP"/>
+              </w:rPr>
+            </w:pPr>
+            <w:r>
+              <w:rPr>
+                <w:sz w:val="20"/>
+                <w:lang w:eastAsia="ja-JP"/>
+              </w:rPr>
+              <w:lastRenderedPageBreak/>
               <w:t>離職の可能性：中（身体的要因）</w:t>
             </w:r>
           </w:p>
@@ -1146,38 +1262,73 @@
             <w:r>
               <w:rPr>
                 <w:sz w:val="20"/>
-              </w:rPr>
+                <w:lang w:eastAsia="ja-JP"/>
+              </w:rPr>
+              <w:lastRenderedPageBreak/>
               <w:t>【見立て】</w:t>
             </w:r>
           </w:p>
           <w:p>
-            <w:r>
-              <w:rPr>
-                <w:sz w:val="20"/>
+            <w:pPr>
+              <w:rPr>
+                <w:rFonts w:hint="eastAsia"/>
+                <w:lang w:eastAsia="ja-JP"/>
+              </w:rPr>
+            </w:pPr>
+            <w:r>
+              <w:rPr>
+                <w:sz w:val="20"/>
+                <w:lang w:eastAsia="ja-JP"/>
               </w:rPr>
               <w:t>試験前後の体調悪化リスクあり。業務量の調整と試験後のフォローが離職予防のカギです。</w:t>
+            </w:r>
+            <w:r>
+              <w:rPr>
+                <w:sz w:val="20"/>
+                <w:lang w:eastAsia="ja-JP"/>
+              </w:rPr>
+              <w:br/>
             </w:r>
           </w:p>
           <w:p>
-            <w:r>
-              <w:rPr>
-                <w:sz w:val="20"/>
+            <w:pPr>
+              <w:rPr>
+                <w:lang w:eastAsia="ja-JP"/>
+              </w:rPr>
+            </w:pPr>
+            <w:r>
+              <w:rPr>
+                <w:sz w:val="20"/>
+                <w:lang w:eastAsia="ja-JP"/>
               </w:rPr>
               <w:t>【セッション概要】</w:t>
             </w:r>
           </w:p>
           <w:p>
-            <w:r>
-              <w:rPr>
-                <w:sz w:val="20"/>
-              </w:rPr>
+            <w:pPr>
+              <w:rPr>
+                <w:lang w:eastAsia="ja-JP"/>
+              </w:rPr>
+            </w:pPr>
+            <w:r>
+              <w:rPr>
+                <w:sz w:val="20"/>
+                <w:lang w:eastAsia="ja-JP"/>
+              </w:rPr>
+              <w:lastRenderedPageBreak/>
               <w:t>仕事全振りで勉強が手につかない悩みを共有。疲れを「甘え」ではなくシグナルとして捉え直す関わりを実施。「誰とでもすぐ仲良くなれる」という強みをフィードバック。</w:t>
             </w:r>
           </w:p>
           <w:p>
-            <w:r>
-              <w:rPr>
-                <w:sz w:val="20"/>
+            <w:pPr>
+              <w:rPr>
+                <w:lang w:eastAsia="ja-JP"/>
+              </w:rPr>
+            </w:pPr>
+            <w:r>
+              <w:rPr>
+                <w:sz w:val="20"/>
+                <w:lang w:eastAsia="ja-JP"/>
               </w:rPr>
               <w:t>医師から処方された内服が合わず調子を崩していた処から現在整いつつあることを確認。</w:t>
             </w:r>
@@ -1195,6 +1346,7 @@
               <w:rPr>
                 <w:sz w:val="18"/>
               </w:rPr>
+              <w:lastRenderedPageBreak/>
               <w:t>石渡</w:t>
             </w:r>
             <w:proofErr w:type="spellEnd"/>
@@ -1332,30 +1484,49 @@
             <w:r>
               <w:rPr>
                 <w:sz w:val="20"/>
+                <w:lang w:eastAsia="ja-JP"/>
               </w:rPr>
               <w:t>モチベーション：中</w:t>
             </w:r>
           </w:p>
           <w:p>
-            <w:r>
-              <w:rPr>
-                <w:sz w:val="20"/>
+            <w:pPr>
+              <w:rPr>
+                <w:lang w:eastAsia="ja-JP"/>
+              </w:rPr>
+            </w:pPr>
+            <w:r>
+              <w:rPr>
+                <w:sz w:val="20"/>
+                <w:lang w:eastAsia="ja-JP"/>
               </w:rPr>
               <w:t>自己肯定感：中</w:t>
             </w:r>
           </w:p>
           <w:p>
-            <w:r>
-              <w:rPr>
-                <w:sz w:val="20"/>
+            <w:pPr>
+              <w:rPr>
+                <w:lang w:eastAsia="ja-JP"/>
+              </w:rPr>
+            </w:pPr>
+            <w:r>
+              <w:rPr>
+                <w:sz w:val="20"/>
+                <w:lang w:eastAsia="ja-JP"/>
               </w:rPr>
               <w:t>ホルモンバランス：注意</w:t>
             </w:r>
           </w:p>
           <w:p>
-            <w:r>
-              <w:rPr>
-                <w:sz w:val="20"/>
+            <w:pPr>
+              <w:rPr>
+                <w:lang w:eastAsia="ja-JP"/>
+              </w:rPr>
+            </w:pPr>
+            <w:r>
+              <w:rPr>
+                <w:sz w:val="20"/>
+                <w:lang w:eastAsia="ja-JP"/>
               </w:rPr>
               <w:t>離職の可能性：中（家庭的要因）</w:t>
             </w:r>
@@ -1374,30 +1545,57 @@
             <w:r>
               <w:rPr>
                 <w:sz w:val="20"/>
+                <w:lang w:eastAsia="ja-JP"/>
               </w:rPr>
               <w:t>【見立て】</w:t>
             </w:r>
           </w:p>
           <w:p>
-            <w:r>
-              <w:rPr>
-                <w:sz w:val="20"/>
+            <w:pPr>
+              <w:rPr>
+                <w:rFonts w:hint="eastAsia"/>
+                <w:lang w:eastAsia="ja-JP"/>
+              </w:rPr>
+            </w:pPr>
+            <w:r>
+              <w:rPr>
+                <w:sz w:val="20"/>
+                <w:lang w:eastAsia="ja-JP"/>
               </w:rPr>
               <w:t>急な欠勤は家庭的要因から起きやすい状態です。柔軟な勤務体制の選択肢が定着率向上につながります。</w:t>
+            </w:r>
+            <w:r>
+              <w:rPr>
+                <w:sz w:val="20"/>
+                <w:lang w:eastAsia="ja-JP"/>
+              </w:rPr>
+              <w:br/>
             </w:r>
           </w:p>
           <w:p>
-            <w:r>
-              <w:rPr>
-                <w:sz w:val="20"/>
+            <w:pPr>
+              <w:rPr>
+                <w:lang w:eastAsia="ja-JP"/>
+              </w:rPr>
+            </w:pPr>
+            <w:r>
+              <w:rPr>
+                <w:sz w:val="20"/>
+                <w:lang w:eastAsia="ja-JP"/>
               </w:rPr>
               <w:t>【セッション概要】</w:t>
             </w:r>
           </w:p>
           <w:p>
-            <w:r>
-              <w:rPr>
-                <w:sz w:val="20"/>
+            <w:pPr>
+              <w:rPr>
+                <w:lang w:eastAsia="ja-JP"/>
+              </w:rPr>
+            </w:pPr>
+            <w:r>
+              <w:rPr>
+                <w:sz w:val="20"/>
+                <w:lang w:eastAsia="ja-JP"/>
               </w:rPr>
               <w:t>お子さんが喘息を起こしやすく、お子さんの体調が気になり睡眠不足になることが多かった。その振り返りをすることで「子供のちょっとした咳では起きなくていい」と伝えるなど日常の安心感を確認することで、睡眠の質改善を確認。</w:t>
             </w:r>
@@ -1552,33 +1750,48 @@
             <w:r>
               <w:rPr>
                 <w:sz w:val="20"/>
+                <w:lang w:eastAsia="ja-JP"/>
               </w:rPr>
               <w:t>モチベーション：高</w:t>
             </w:r>
           </w:p>
           <w:p>
-            <w:r>
-              <w:rPr>
-                <w:sz w:val="20"/>
+            <w:pPr>
+              <w:rPr>
+                <w:lang w:eastAsia="ja-JP"/>
+              </w:rPr>
+            </w:pPr>
+            <w:r>
+              <w:rPr>
+                <w:sz w:val="20"/>
+                <w:lang w:eastAsia="ja-JP"/>
               </w:rPr>
               <w:t>自己肯定感：高</w:t>
             </w:r>
           </w:p>
           <w:p>
-            <w:r>
-              <w:rPr>
-                <w:sz w:val="20"/>
+            <w:pPr>
+              <w:rPr>
+                <w:lang w:eastAsia="ja-JP"/>
+              </w:rPr>
+            </w:pPr>
+            <w:r>
+              <w:rPr>
+                <w:sz w:val="20"/>
+                <w:lang w:eastAsia="ja-JP"/>
               </w:rPr>
               <w:t>ホルモンバランス：注意</w:t>
             </w:r>
           </w:p>
           <w:p>
+            <w:proofErr w:type="spellStart"/>
             <w:r>
               <w:rPr>
                 <w:sz w:val="20"/>
               </w:rPr>
               <w:t>離職の可能性：低</w:t>
             </w:r>
+            <w:proofErr w:type="spellEnd"/>
           </w:p>
         </w:tc>
         <w:tc>
@@ -1594,30 +1807,57 @@
             <w:r>
               <w:rPr>
                 <w:sz w:val="20"/>
+                <w:lang w:eastAsia="ja-JP"/>
               </w:rPr>
               <w:t>【見立て】</w:t>
             </w:r>
           </w:p>
           <w:p>
-            <w:r>
-              <w:rPr>
-                <w:sz w:val="20"/>
+            <w:pPr>
+              <w:rPr>
+                <w:rFonts w:hint="eastAsia"/>
+                <w:lang w:eastAsia="ja-JP"/>
+              </w:rPr>
+            </w:pPr>
+            <w:r>
+              <w:rPr>
+                <w:sz w:val="20"/>
+                <w:lang w:eastAsia="ja-JP"/>
               </w:rPr>
               <w:t>組織の安定戦力。明確な目標設定と役割の付与でさらに力を発揮できる人材です。</w:t>
+            </w:r>
+            <w:r>
+              <w:rPr>
+                <w:sz w:val="20"/>
+                <w:lang w:eastAsia="ja-JP"/>
+              </w:rPr>
+              <w:br/>
             </w:r>
           </w:p>
           <w:p>
-            <w:r>
-              <w:rPr>
-                <w:sz w:val="20"/>
+            <w:pPr>
+              <w:rPr>
+                <w:lang w:eastAsia="ja-JP"/>
+              </w:rPr>
+            </w:pPr>
+            <w:r>
+              <w:rPr>
+                <w:sz w:val="20"/>
+                <w:lang w:eastAsia="ja-JP"/>
               </w:rPr>
               <w:t>【セッション概要】</w:t>
             </w:r>
           </w:p>
           <w:p>
-            <w:r>
-              <w:rPr>
-                <w:sz w:val="20"/>
+            <w:pPr>
+              <w:rPr>
+                <w:lang w:eastAsia="ja-JP"/>
+              </w:rPr>
+            </w:pPr>
+            <w:r>
+              <w:rPr>
+                <w:sz w:val="20"/>
+                <w:lang w:eastAsia="ja-JP"/>
               </w:rPr>
               <w:t>利き脳確認（誠タイプ）。計画できることで着々とパフォーマンスがあがるタイプであることを確認。</w:t>
             </w:r>
@@ -1772,33 +2012,48 @@
             <w:r>
               <w:rPr>
                 <w:sz w:val="20"/>
+                <w:lang w:eastAsia="ja-JP"/>
               </w:rPr>
               <w:t>モチベーション：高</w:t>
             </w:r>
           </w:p>
           <w:p>
-            <w:r>
-              <w:rPr>
-                <w:sz w:val="20"/>
+            <w:pPr>
+              <w:rPr>
+                <w:lang w:eastAsia="ja-JP"/>
+              </w:rPr>
+            </w:pPr>
+            <w:r>
+              <w:rPr>
+                <w:sz w:val="20"/>
+                <w:lang w:eastAsia="ja-JP"/>
               </w:rPr>
               <w:t>自己肯定感：高</w:t>
             </w:r>
           </w:p>
           <w:p>
-            <w:r>
-              <w:rPr>
-                <w:sz w:val="20"/>
+            <w:pPr>
+              <w:rPr>
+                <w:lang w:eastAsia="ja-JP"/>
+              </w:rPr>
+            </w:pPr>
+            <w:r>
+              <w:rPr>
+                <w:sz w:val="20"/>
+                <w:lang w:eastAsia="ja-JP"/>
               </w:rPr>
               <w:t>ホルモンバランス：注意</w:t>
             </w:r>
           </w:p>
           <w:p>
+            <w:proofErr w:type="spellStart"/>
             <w:r>
               <w:rPr>
                 <w:sz w:val="20"/>
               </w:rPr>
               <w:t>離職の可能性：低</w:t>
             </w:r>
+            <w:proofErr w:type="spellEnd"/>
           </w:p>
         </w:tc>
         <w:tc>
@@ -1814,32 +2069,87 @@
             <w:r>
               <w:rPr>
                 <w:sz w:val="20"/>
+                <w:lang w:eastAsia="ja-JP"/>
               </w:rPr>
               <w:t>【見立て】</w:t>
             </w:r>
           </w:p>
           <w:p>
-            <w:r>
-              <w:rPr>
-                <w:sz w:val="20"/>
+            <w:pPr>
+              <w:rPr>
+                <w:rFonts w:hint="eastAsia"/>
+                <w:lang w:eastAsia="ja-JP"/>
+              </w:rPr>
+            </w:pPr>
+            <w:r>
+              <w:rPr>
+                <w:sz w:val="20"/>
+                <w:lang w:eastAsia="ja-JP"/>
               </w:rPr>
               <w:t>意欲・能力ともに高い。試験前後の疲弊に配慮した声かけが継続的な活躍を支えます。</w:t>
+            </w:r>
+            <w:r>
+              <w:rPr>
+                <w:sz w:val="20"/>
+                <w:lang w:eastAsia="ja-JP"/>
+              </w:rPr>
+              <w:br/>
             </w:r>
           </w:p>
           <w:p>
-            <w:r>
-              <w:rPr>
-                <w:sz w:val="20"/>
+            <w:pPr>
+              <w:rPr>
+                <w:lang w:eastAsia="ja-JP"/>
+              </w:rPr>
+            </w:pPr>
+            <w:r>
+              <w:rPr>
+                <w:sz w:val="20"/>
+                <w:lang w:eastAsia="ja-JP"/>
               </w:rPr>
               <w:t>【セッション概要】</w:t>
             </w:r>
           </w:p>
           <w:p>
-            <w:r>
-              <w:rPr>
-                <w:sz w:val="20"/>
-              </w:rPr>
-              <w:t>歯ぎしり→副腎→男性ホルモン低下の連鎖を説明。寝る前の終了宣言・あくび誘発・お腹マッサージを提案。「自分のことをまだ知らない自分が眠っているかもしれない」という前向きな感想あり。</w:t>
+            <w:pPr>
+              <w:rPr>
+                <w:lang w:eastAsia="ja-JP"/>
+              </w:rPr>
+            </w:pPr>
+            <w:r>
+              <w:rPr>
+                <w:sz w:val="20"/>
+                <w:lang w:eastAsia="ja-JP"/>
+              </w:rPr>
+              <w:t>歯ぎしり</w:t>
+            </w:r>
+            <w:r>
+              <w:rPr>
+                <w:sz w:val="20"/>
+                <w:lang w:eastAsia="ja-JP"/>
+              </w:rPr>
+              <w:t>→</w:t>
+            </w:r>
+            <w:r>
+              <w:rPr>
+                <w:sz w:val="20"/>
+                <w:lang w:eastAsia="ja-JP"/>
+              </w:rPr>
+              <w:t>副腎</w:t>
+            </w:r>
+            <w:r>
+              <w:rPr>
+                <w:sz w:val="20"/>
+                <w:lang w:eastAsia="ja-JP"/>
+              </w:rPr>
+              <w:t>→</w:t>
+            </w:r>
+            <w:r>
+              <w:rPr>
+                <w:sz w:val="20"/>
+                <w:lang w:eastAsia="ja-JP"/>
+              </w:rPr>
+              <w:t>男性ホルモン低下の連鎖を説明。寝る前の終了宣言・あくび誘発・お腹マッサージを提案。「自分のことをまだ知らない自分が眠っているかもしれない」という前向きな感想あり。</w:t>
             </w:r>
           </w:p>
         </w:tc>
@@ -1855,7 +2165,6 @@
               <w:rPr>
                 <w:sz w:val="18"/>
               </w:rPr>
-              <w:lastRenderedPageBreak/>
               <w:t>梅田</w:t>
             </w:r>
             <w:proofErr w:type="spellEnd"/>
@@ -1993,30 +2302,49 @@
             <w:r>
               <w:rPr>
                 <w:sz w:val="20"/>
+                <w:lang w:eastAsia="ja-JP"/>
               </w:rPr>
               <w:t>モチベーション：中</w:t>
             </w:r>
           </w:p>
           <w:p>
-            <w:r>
-              <w:rPr>
-                <w:sz w:val="20"/>
+            <w:pPr>
+              <w:rPr>
+                <w:lang w:eastAsia="ja-JP"/>
+              </w:rPr>
+            </w:pPr>
+            <w:r>
+              <w:rPr>
+                <w:sz w:val="20"/>
+                <w:lang w:eastAsia="ja-JP"/>
               </w:rPr>
               <w:t>自己肯定感：中</w:t>
             </w:r>
           </w:p>
           <w:p>
-            <w:r>
-              <w:rPr>
-                <w:sz w:val="20"/>
+            <w:pPr>
+              <w:rPr>
+                <w:lang w:eastAsia="ja-JP"/>
+              </w:rPr>
+            </w:pPr>
+            <w:r>
+              <w:rPr>
+                <w:sz w:val="20"/>
+                <w:lang w:eastAsia="ja-JP"/>
               </w:rPr>
               <w:t>ホルモンバランス：注意</w:t>
             </w:r>
           </w:p>
           <w:p>
-            <w:r>
-              <w:rPr>
-                <w:sz w:val="20"/>
+            <w:pPr>
+              <w:rPr>
+                <w:lang w:eastAsia="ja-JP"/>
+              </w:rPr>
+            </w:pPr>
+            <w:r>
+              <w:rPr>
+                <w:sz w:val="20"/>
+                <w:lang w:eastAsia="ja-JP"/>
               </w:rPr>
               <w:t>離職の可能性：中（突発的要因）</w:t>
             </w:r>
@@ -2035,22 +2363,43 @@
             <w:r>
               <w:rPr>
                 <w:sz w:val="20"/>
+                <w:lang w:eastAsia="ja-JP"/>
               </w:rPr>
               <w:t>【見立て】</w:t>
             </w:r>
           </w:p>
           <w:p>
-            <w:r>
-              <w:rPr>
-                <w:sz w:val="20"/>
+            <w:pPr>
+              <w:rPr>
+                <w:rFonts w:hint="eastAsia"/>
+                <w:lang w:eastAsia="ja-JP"/>
+              </w:rPr>
+            </w:pPr>
+            <w:r>
+              <w:rPr>
+                <w:sz w:val="20"/>
+                <w:lang w:eastAsia="ja-JP"/>
               </w:rPr>
               <w:t>月経周期による突発的な体調不良が起きやすい時期あり。急な休みを取りやすい雰囲気が安心感と定着率に直結します。</w:t>
+            </w:r>
+            <w:r>
+              <w:rPr>
+                <w:sz w:val="20"/>
+                <w:lang w:eastAsia="ja-JP"/>
+              </w:rPr>
+              <w:br/>
             </w:r>
           </w:p>
           <w:p>
-            <w:r>
-              <w:rPr>
-                <w:sz w:val="20"/>
+            <w:pPr>
+              <w:rPr>
+                <w:lang w:eastAsia="ja-JP"/>
+              </w:rPr>
+            </w:pPr>
+            <w:r>
+              <w:rPr>
+                <w:sz w:val="20"/>
+                <w:lang w:eastAsia="ja-JP"/>
               </w:rPr>
               <w:t>【セッション概要】</w:t>
             </w:r>
@@ -2059,8 +2408,23 @@
             <w:r>
               <w:rPr>
                 <w:sz w:val="20"/>
-              </w:rPr>
-              <w:t>自己肯定感が低め。プロファイリング詳細フィードバックすることでご自身の才能を見ていただきたかったが否定的。職場の尊敬できる方からの話は入りやすい傾向。口腔ケア・生理改善アプローチを提案。</w:t>
+                <w:lang w:eastAsia="ja-JP"/>
+              </w:rPr>
+              <w:t>自己肯定感が低め。プロファイリング詳細フィードバックすることでご自身の才能を見ていただきたかったが否定的。職場の尊敬できる方からの話は入りやすい傾向。</w:t>
+            </w:r>
+            <w:proofErr w:type="spellStart"/>
+            <w:r>
+              <w:rPr>
+                <w:sz w:val="20"/>
+              </w:rPr>
+              <w:t>口腔ケア・生理改善アプローチを提案</w:t>
+            </w:r>
+            <w:proofErr w:type="spellEnd"/>
+            <w:r>
+              <w:rPr>
+                <w:sz w:val="20"/>
+              </w:rPr>
+              <w:t>。</w:t>
             </w:r>
           </w:p>
         </w:tc>
@@ -2209,30 +2573,49 @@
             <w:r>
               <w:rPr>
                 <w:sz w:val="20"/>
+                <w:lang w:eastAsia="ja-JP"/>
               </w:rPr>
               <w:t>モチベーション：高</w:t>
             </w:r>
           </w:p>
           <w:p>
-            <w:r>
-              <w:rPr>
-                <w:sz w:val="20"/>
+            <w:pPr>
+              <w:rPr>
+                <w:lang w:eastAsia="ja-JP"/>
+              </w:rPr>
+            </w:pPr>
+            <w:r>
+              <w:rPr>
+                <w:sz w:val="20"/>
+                <w:lang w:eastAsia="ja-JP"/>
               </w:rPr>
               <w:t>自己肯定感：低</w:t>
             </w:r>
           </w:p>
           <w:p>
-            <w:r>
-              <w:rPr>
-                <w:sz w:val="20"/>
+            <w:pPr>
+              <w:rPr>
+                <w:lang w:eastAsia="ja-JP"/>
+              </w:rPr>
+            </w:pPr>
+            <w:r>
+              <w:rPr>
+                <w:sz w:val="20"/>
+                <w:lang w:eastAsia="ja-JP"/>
               </w:rPr>
               <w:t>ホルモンバランス：要注意（回復傾向）</w:t>
             </w:r>
           </w:p>
           <w:p>
-            <w:r>
-              <w:rPr>
-                <w:sz w:val="20"/>
+            <w:pPr>
+              <w:rPr>
+                <w:lang w:eastAsia="ja-JP"/>
+              </w:rPr>
+            </w:pPr>
+            <w:r>
+              <w:rPr>
+                <w:sz w:val="20"/>
+                <w:lang w:eastAsia="ja-JP"/>
               </w:rPr>
               <w:t>離職の可能性：中（身体的要因）</w:t>
             </w:r>
@@ -2251,38 +2634,72 @@
             <w:r>
               <w:rPr>
                 <w:sz w:val="20"/>
+                <w:lang w:eastAsia="ja-JP"/>
               </w:rPr>
               <w:t>【見立て】</w:t>
             </w:r>
           </w:p>
           <w:p>
-            <w:r>
-              <w:rPr>
-                <w:sz w:val="20"/>
+            <w:pPr>
+              <w:rPr>
+                <w:rFonts w:hint="eastAsia"/>
+                <w:lang w:eastAsia="ja-JP"/>
+              </w:rPr>
+            </w:pPr>
+            <w:r>
+              <w:rPr>
+                <w:sz w:val="20"/>
+                <w:lang w:eastAsia="ja-JP"/>
               </w:rPr>
               <w:t>今期最も優先的なフォローが必要な方です。プロセスを認める声かけと相談しやすい雰囲気づくりが燃え尽き予防に直結します。</w:t>
+            </w:r>
+            <w:r>
+              <w:rPr>
+                <w:sz w:val="20"/>
+                <w:lang w:eastAsia="ja-JP"/>
+              </w:rPr>
+              <w:br/>
             </w:r>
           </w:p>
           <w:p>
-            <w:r>
-              <w:rPr>
-                <w:sz w:val="20"/>
+            <w:pPr>
+              <w:rPr>
+                <w:lang w:eastAsia="ja-JP"/>
+              </w:rPr>
+            </w:pPr>
+            <w:r>
+              <w:rPr>
+                <w:sz w:val="20"/>
+                <w:lang w:eastAsia="ja-JP"/>
               </w:rPr>
               <w:t>【セッション概要】</w:t>
             </w:r>
           </w:p>
           <w:p>
-            <w:r>
-              <w:rPr>
-                <w:sz w:val="20"/>
-              </w:rPr>
+            <w:pPr>
+              <w:rPr>
+                <w:lang w:eastAsia="ja-JP"/>
+              </w:rPr>
+            </w:pPr>
+            <w:r>
+              <w:rPr>
+                <w:sz w:val="20"/>
+                <w:lang w:eastAsia="ja-JP"/>
+              </w:rPr>
+              <w:lastRenderedPageBreak/>
               <w:t>初回・睡眠・腸内環境・歯ぎしりを確認。</w:t>
             </w:r>
           </w:p>
           <w:p>
-            <w:r>
-              <w:rPr>
-                <w:sz w:val="20"/>
+            <w:pPr>
+              <w:rPr>
+                <w:lang w:eastAsia="ja-JP"/>
+              </w:rPr>
+            </w:pPr>
+            <w:r>
+              <w:rPr>
+                <w:sz w:val="20"/>
+                <w:lang w:eastAsia="ja-JP"/>
               </w:rPr>
               <w:t>問診票結果説明・プロファイリング・副腎マッサージ・肩幅の呼吸・食事改善を提案。「抱えていることが多すぎて逃げられない」という本音が出た。セッション間のメール吐き出し窓口を案内。</w:t>
             </w:r>
@@ -2300,6 +2717,7 @@
               <w:rPr>
                 <w:sz w:val="18"/>
               </w:rPr>
+              <w:lastRenderedPageBreak/>
               <w:t>中尾</w:t>
             </w:r>
             <w:proofErr w:type="spellEnd"/>
@@ -2437,30 +2855,49 @@
             <w:r>
               <w:rPr>
                 <w:sz w:val="20"/>
+                <w:lang w:eastAsia="ja-JP"/>
               </w:rPr>
               <w:t>モチベーション：中</w:t>
             </w:r>
           </w:p>
           <w:p>
-            <w:r>
-              <w:rPr>
-                <w:sz w:val="20"/>
+            <w:pPr>
+              <w:rPr>
+                <w:lang w:eastAsia="ja-JP"/>
+              </w:rPr>
+            </w:pPr>
+            <w:r>
+              <w:rPr>
+                <w:sz w:val="20"/>
+                <w:lang w:eastAsia="ja-JP"/>
               </w:rPr>
               <w:t>自己肯定感：中</w:t>
             </w:r>
           </w:p>
           <w:p>
-            <w:r>
-              <w:rPr>
-                <w:sz w:val="20"/>
+            <w:pPr>
+              <w:rPr>
+                <w:lang w:eastAsia="ja-JP"/>
+              </w:rPr>
+            </w:pPr>
+            <w:r>
+              <w:rPr>
+                <w:sz w:val="20"/>
+                <w:lang w:eastAsia="ja-JP"/>
               </w:rPr>
               <w:t>ホルモンバランス：要注意</w:t>
             </w:r>
           </w:p>
           <w:p>
-            <w:r>
-              <w:rPr>
-                <w:sz w:val="20"/>
+            <w:pPr>
+              <w:rPr>
+                <w:lang w:eastAsia="ja-JP"/>
+              </w:rPr>
+            </w:pPr>
+            <w:r>
+              <w:rPr>
+                <w:sz w:val="20"/>
+                <w:lang w:eastAsia="ja-JP"/>
               </w:rPr>
               <w:t>離職の可能性：中（身体的要因）</w:t>
             </w:r>
@@ -2479,38 +2916,71 @@
             <w:r>
               <w:rPr>
                 <w:sz w:val="20"/>
+                <w:lang w:eastAsia="ja-JP"/>
               </w:rPr>
               <w:t>【見立て】</w:t>
             </w:r>
           </w:p>
           <w:p>
-            <w:r>
-              <w:rPr>
-                <w:sz w:val="20"/>
+            <w:pPr>
+              <w:rPr>
+                <w:rFonts w:hint="eastAsia"/>
+                <w:lang w:eastAsia="ja-JP"/>
+              </w:rPr>
+            </w:pPr>
+            <w:r>
+              <w:rPr>
+                <w:sz w:val="20"/>
+                <w:lang w:eastAsia="ja-JP"/>
               </w:rPr>
               <w:t>大学院との二重負荷で限界に近い状態です。「大丈夫」を鵜呑みにせず、定期的に声をかけることが離職予防のカギです。</w:t>
+            </w:r>
+            <w:r>
+              <w:rPr>
+                <w:sz w:val="20"/>
+                <w:lang w:eastAsia="ja-JP"/>
+              </w:rPr>
+              <w:br/>
             </w:r>
           </w:p>
           <w:p>
-            <w:r>
-              <w:rPr>
-                <w:sz w:val="20"/>
+            <w:pPr>
+              <w:rPr>
+                <w:lang w:eastAsia="ja-JP"/>
+              </w:rPr>
+            </w:pPr>
+            <w:r>
+              <w:rPr>
+                <w:sz w:val="20"/>
+                <w:lang w:eastAsia="ja-JP"/>
               </w:rPr>
               <w:t>【セッション概要】</w:t>
             </w:r>
           </w:p>
           <w:p>
-            <w:r>
-              <w:rPr>
-                <w:sz w:val="20"/>
+            <w:pPr>
+              <w:rPr>
+                <w:lang w:eastAsia="ja-JP"/>
+              </w:rPr>
+            </w:pPr>
+            <w:r>
+              <w:rPr>
+                <w:sz w:val="20"/>
+                <w:lang w:eastAsia="ja-JP"/>
               </w:rPr>
               <w:t>初回ヒアリング・礼タイプ確認。</w:t>
             </w:r>
           </w:p>
           <w:p>
-            <w:r>
-              <w:rPr>
-                <w:sz w:val="20"/>
+            <w:pPr>
+              <w:rPr>
+                <w:lang w:eastAsia="ja-JP"/>
+              </w:rPr>
+            </w:pPr>
+            <w:r>
+              <w:rPr>
+                <w:sz w:val="20"/>
+                <w:lang w:eastAsia="ja-JP"/>
               </w:rPr>
               <w:t>「今が一番きつい」という言葉を受け取る。性質分析を全更新（ロジカルタイプと判明）。</w:t>
             </w:r>
@@ -2665,30 +3135,49 @@
             <w:r>
               <w:rPr>
                 <w:sz w:val="20"/>
+                <w:lang w:eastAsia="ja-JP"/>
               </w:rPr>
               <w:t>モチベーション：高</w:t>
             </w:r>
           </w:p>
           <w:p>
-            <w:r>
-              <w:rPr>
-                <w:sz w:val="20"/>
+            <w:pPr>
+              <w:rPr>
+                <w:lang w:eastAsia="ja-JP"/>
+              </w:rPr>
+            </w:pPr>
+            <w:r>
+              <w:rPr>
+                <w:sz w:val="20"/>
+                <w:lang w:eastAsia="ja-JP"/>
               </w:rPr>
               <w:t>自己肯定感：高</w:t>
             </w:r>
           </w:p>
           <w:p>
-            <w:r>
-              <w:rPr>
-                <w:sz w:val="20"/>
+            <w:pPr>
+              <w:rPr>
+                <w:lang w:eastAsia="ja-JP"/>
+              </w:rPr>
+            </w:pPr>
+            <w:r>
+              <w:rPr>
+                <w:sz w:val="20"/>
+                <w:lang w:eastAsia="ja-JP"/>
               </w:rPr>
               <w:t>ホルモンバランス：注意</w:t>
             </w:r>
           </w:p>
           <w:p>
-            <w:r>
-              <w:rPr>
-                <w:sz w:val="20"/>
+            <w:pPr>
+              <w:rPr>
+                <w:lang w:eastAsia="ja-JP"/>
+              </w:rPr>
+            </w:pPr>
+            <w:r>
+              <w:rPr>
+                <w:sz w:val="20"/>
+                <w:lang w:eastAsia="ja-JP"/>
               </w:rPr>
               <w:t>離職の可能性：中（家庭的要因）</w:t>
             </w:r>
@@ -2707,30 +3196,67 @@
             <w:r>
               <w:rPr>
                 <w:sz w:val="20"/>
+                <w:lang w:eastAsia="ja-JP"/>
               </w:rPr>
               <w:t>【見立て】</w:t>
             </w:r>
           </w:p>
           <w:p>
-            <w:r>
-              <w:rPr>
-                <w:sz w:val="20"/>
+            <w:pPr>
+              <w:rPr>
+                <w:rFonts w:hint="eastAsia"/>
+                <w:lang w:eastAsia="ja-JP"/>
+              </w:rPr>
+            </w:pPr>
+            <w:r>
+              <w:rPr>
+                <w:sz w:val="20"/>
+                <w:lang w:eastAsia="ja-JP"/>
               </w:rPr>
               <w:t>お子さんに障害があり家庭的な負荷を抱えながらも、坦々と物事に対処できる強さを持ちます。プライベートには踏み込まず、職場での役割を認める関わりが信頼維持のカギです。</w:t>
+            </w:r>
+            <w:r>
+              <w:rPr>
+                <w:rFonts w:hint="eastAsia"/>
+                <w:color w:val="EE0000"/>
+                <w:sz w:val="20"/>
+                <w:lang w:eastAsia="ja-JP"/>
+              </w:rPr>
+              <w:t>（本人へ報告の許可をいただいていない部分です：必ず本人から報告があるまで踏み込まないようお願いいたします）</w:t>
+            </w:r>
+            <w:r>
+              <w:rPr>
+                <w:color w:val="EE0000"/>
+                <w:sz w:val="20"/>
+                <w:lang w:eastAsia="ja-JP"/>
+              </w:rPr>
+              <w:br/>
             </w:r>
           </w:p>
           <w:p>
-            <w:r>
-              <w:rPr>
-                <w:sz w:val="20"/>
+            <w:pPr>
+              <w:rPr>
+                <w:lang w:eastAsia="ja-JP"/>
+              </w:rPr>
+            </w:pPr>
+            <w:r>
+              <w:rPr>
+                <w:sz w:val="20"/>
+                <w:lang w:eastAsia="ja-JP"/>
               </w:rPr>
               <w:t>【セッション概要】</w:t>
             </w:r>
           </w:p>
           <w:p>
-            <w:r>
-              <w:rPr>
-                <w:sz w:val="20"/>
+            <w:pPr>
+              <w:rPr>
+                <w:lang w:eastAsia="ja-JP"/>
+              </w:rPr>
+            </w:pPr>
+            <w:r>
+              <w:rPr>
+                <w:sz w:val="20"/>
+                <w:lang w:eastAsia="ja-JP"/>
               </w:rPr>
               <w:t>初回ヒアリング・礼タイプ確認。</w:t>
             </w:r>
@@ -2739,8 +3265,27 @@
             <w:r>
               <w:rPr>
                 <w:sz w:val="20"/>
-              </w:rPr>
-              <w:t>プロファイリング詳細・「わーい」の実践確認・セルフケア提案。次回9月予定。</w:t>
+                <w:lang w:eastAsia="ja-JP"/>
+              </w:rPr>
+              <w:t>プロファイリング詳細・「わーい」の実践確認・セルフケア提案。</w:t>
+            </w:r>
+            <w:r>
+              <w:rPr>
+                <w:sz w:val="20"/>
+              </w:rPr>
+              <w:t>次回</w:t>
+            </w:r>
+            <w:r>
+              <w:rPr>
+                <w:sz w:val="20"/>
+              </w:rPr>
+              <w:t>9</w:t>
+            </w:r>
+            <w:r>
+              <w:rPr>
+                <w:sz w:val="20"/>
+              </w:rPr>
+              <w:t>月予定。</w:t>
             </w:r>
           </w:p>
         </w:tc>
@@ -2755,7 +3300,6 @@
               <w:rPr>
                 <w:sz w:val="18"/>
               </w:rPr>
-              <w:lastRenderedPageBreak/>
               <w:t>太田</w:t>
             </w:r>
             <w:r>
@@ -2866,30 +3410,49 @@
             <w:r>
               <w:rPr>
                 <w:sz w:val="20"/>
+                <w:lang w:eastAsia="ja-JP"/>
               </w:rPr>
               <w:t>モチベーション：高</w:t>
             </w:r>
           </w:p>
           <w:p>
-            <w:r>
-              <w:rPr>
-                <w:sz w:val="20"/>
+            <w:pPr>
+              <w:rPr>
+                <w:lang w:eastAsia="ja-JP"/>
+              </w:rPr>
+            </w:pPr>
+            <w:r>
+              <w:rPr>
+                <w:sz w:val="20"/>
+                <w:lang w:eastAsia="ja-JP"/>
               </w:rPr>
               <w:t>自己肯定感：低</w:t>
             </w:r>
           </w:p>
           <w:p>
-            <w:r>
-              <w:rPr>
-                <w:sz w:val="20"/>
+            <w:pPr>
+              <w:rPr>
+                <w:lang w:eastAsia="ja-JP"/>
+              </w:rPr>
+            </w:pPr>
+            <w:r>
+              <w:rPr>
+                <w:sz w:val="20"/>
+                <w:lang w:eastAsia="ja-JP"/>
               </w:rPr>
               <w:t>ホルモンバランス：要注意（回復傾向）</w:t>
             </w:r>
           </w:p>
           <w:p>
-            <w:r>
-              <w:rPr>
-                <w:sz w:val="20"/>
+            <w:pPr>
+              <w:rPr>
+                <w:lang w:eastAsia="ja-JP"/>
+              </w:rPr>
+            </w:pPr>
+            <w:r>
+              <w:rPr>
+                <w:sz w:val="20"/>
+                <w:lang w:eastAsia="ja-JP"/>
               </w:rPr>
               <w:t>離職の可能性：中（身体的要因）</w:t>
             </w:r>
@@ -2908,40 +3471,101 @@
             <w:r>
               <w:rPr>
                 <w:sz w:val="20"/>
+                <w:lang w:eastAsia="ja-JP"/>
               </w:rPr>
               <w:t>【見立て】</w:t>
             </w:r>
           </w:p>
           <w:p>
-            <w:r>
-              <w:rPr>
-                <w:sz w:val="20"/>
+            <w:pPr>
+              <w:rPr>
+                <w:rFonts w:hint="eastAsia"/>
+                <w:lang w:eastAsia="ja-JP"/>
+              </w:rPr>
+            </w:pPr>
+            <w:r>
+              <w:rPr>
+                <w:sz w:val="20"/>
+                <w:lang w:eastAsia="ja-JP"/>
               </w:rPr>
               <w:t>身体的なリスクと仕事への意味づけが変化中。業務改革のアイデアを出すのが得意なタイプなので、そのアイデアが活かせる場の提供と「何のために働くか」を語れる機会がパフォーマンス回復につながります。</w:t>
+            </w:r>
+            <w:r>
+              <w:rPr>
+                <w:sz w:val="20"/>
+                <w:lang w:eastAsia="ja-JP"/>
+              </w:rPr>
+              <w:br/>
             </w:r>
           </w:p>
           <w:p>
-            <w:r>
-              <w:rPr>
-                <w:sz w:val="20"/>
+            <w:pPr>
+              <w:rPr>
+                <w:lang w:eastAsia="ja-JP"/>
+              </w:rPr>
+            </w:pPr>
+            <w:r>
+              <w:rPr>
+                <w:sz w:val="20"/>
+                <w:lang w:eastAsia="ja-JP"/>
               </w:rPr>
               <w:t>【セッション概要】</w:t>
             </w:r>
           </w:p>
           <w:p>
-            <w:r>
-              <w:rPr>
-                <w:sz w:val="20"/>
+            <w:pPr>
+              <w:rPr>
+                <w:lang w:eastAsia="ja-JP"/>
+              </w:rPr>
+            </w:pPr>
+            <w:r>
+              <w:rPr>
+                <w:sz w:val="20"/>
+                <w:lang w:eastAsia="ja-JP"/>
               </w:rPr>
               <w:t>初回ヒアリング・水腎症詳細確認・睡眠・口呼吸を確認。</w:t>
             </w:r>
           </w:p>
           <w:p>
-            <w:r>
-              <w:rPr>
-                <w:sz w:val="20"/>
-              </w:rPr>
-              <w:t>鼻ツボ押し・14時以降カフェイン控えを提案。次回は7月以降で調整中。</w:t>
+            <w:pPr>
+              <w:rPr>
+                <w:lang w:eastAsia="ja-JP"/>
+              </w:rPr>
+            </w:pPr>
+            <w:r>
+              <w:rPr>
+                <w:sz w:val="20"/>
+                <w:lang w:eastAsia="ja-JP"/>
+              </w:rPr>
+              <w:t>鼻ツボ押し・</w:t>
+            </w:r>
+            <w:r>
+              <w:rPr>
+                <w:sz w:val="20"/>
+                <w:lang w:eastAsia="ja-JP"/>
+              </w:rPr>
+              <w:t>14</w:t>
+            </w:r>
+            <w:r>
+              <w:rPr>
+                <w:sz w:val="20"/>
+                <w:lang w:eastAsia="ja-JP"/>
+              </w:rPr>
+              <w:t>時以降カフェイン控えを提案。次回は</w:t>
+            </w:r>
+            <w:r>
+              <w:rPr>
+                <w:sz w:val="20"/>
+                <w:lang w:eastAsia="ja-JP"/>
+              </w:rPr>
+              <w:t>7</w:t>
+            </w:r>
+            <w:r>
+              <w:rPr>
+                <w:sz w:val="20"/>
+                <w:lang w:eastAsia="ja-JP"/>
+              </w:rPr>
+              <w:t>月以降で調整中。</w:t>
             </w:r>
           </w:p>
         </w:tc>
@@ -2952,12 +3576,42 @@
             <w:tcW w:w="1417" w:type="dxa"/>
           </w:tcPr>
           <w:p>
-            <w:r>
-              <w:rPr>
-                <w:sz w:val="20"/>
-              </w:rPr>
-              <w:t>杉山 耕一 先生</w:t>
-            </w:r>
+            <w:proofErr w:type="spellStart"/>
+            <w:r>
+              <w:rPr>
+                <w:sz w:val="20"/>
+              </w:rPr>
+              <w:t>杉山</w:t>
+            </w:r>
+            <w:proofErr w:type="spellEnd"/>
+            <w:r>
+              <w:rPr>
+                <w:sz w:val="20"/>
+              </w:rPr>
+              <w:t xml:space="preserve"> </w:t>
+            </w:r>
+            <w:proofErr w:type="spellStart"/>
+            <w:r>
+              <w:rPr>
+                <w:sz w:val="20"/>
+              </w:rPr>
+              <w:t>耕一</w:t>
+            </w:r>
+            <w:proofErr w:type="spellEnd"/>
+            <w:r>
+              <w:rPr>
+                <w:sz w:val="20"/>
+              </w:rPr>
+              <w:t xml:space="preserve"> </w:t>
+            </w:r>
+            <w:proofErr w:type="spellStart"/>
+            <w:r>
+              <w:rPr>
+                <w:sz w:val="20"/>
+              </w:rPr>
+              <w:t>先生</w:t>
+            </w:r>
+            <w:proofErr w:type="spellEnd"/>
           </w:p>
         </w:tc>
         <w:tc>
@@ -2986,33 +3640,48 @@
             <w:r>
               <w:rPr>
                 <w:sz w:val="20"/>
+                <w:lang w:eastAsia="ja-JP"/>
               </w:rPr>
               <w:t>モチベーション：高</w:t>
             </w:r>
           </w:p>
           <w:p>
-            <w:r>
-              <w:rPr>
-                <w:sz w:val="20"/>
+            <w:pPr>
+              <w:rPr>
+                <w:lang w:eastAsia="ja-JP"/>
+              </w:rPr>
+            </w:pPr>
+            <w:r>
+              <w:rPr>
+                <w:sz w:val="20"/>
+                <w:lang w:eastAsia="ja-JP"/>
               </w:rPr>
               <w:t>自己肯定感：高</w:t>
             </w:r>
           </w:p>
           <w:p>
-            <w:r>
-              <w:rPr>
-                <w:sz w:val="20"/>
+            <w:pPr>
+              <w:rPr>
+                <w:lang w:eastAsia="ja-JP"/>
+              </w:rPr>
+            </w:pPr>
+            <w:r>
+              <w:rPr>
+                <w:sz w:val="20"/>
+                <w:lang w:eastAsia="ja-JP"/>
               </w:rPr>
               <w:t>ホルモンバランス：良好</w:t>
             </w:r>
           </w:p>
           <w:p>
+            <w:proofErr w:type="spellStart"/>
             <w:r>
               <w:rPr>
                 <w:sz w:val="20"/>
               </w:rPr>
               <w:t>離職の可能性：低</w:t>
             </w:r>
+            <w:proofErr w:type="spellEnd"/>
           </w:p>
         </w:tc>
         <w:tc>
@@ -3028,30 +3697,72 @@
             <w:r>
               <w:rPr>
                 <w:sz w:val="20"/>
+                <w:lang w:eastAsia="ja-JP"/>
               </w:rPr>
               <w:t>【見立て】</w:t>
             </w:r>
           </w:p>
           <w:p>
-            <w:r>
-              <w:rPr>
-                <w:sz w:val="20"/>
-              </w:rPr>
-              <w:t>健康状態は良好。睡眠改善に取り組んでいます。経営者自身のコンディション管理が組織全体のパフォーマンスに影響します。</w:t>
+            <w:pPr>
+              <w:rPr>
+                <w:rFonts w:hint="eastAsia"/>
+                <w:lang w:eastAsia="ja-JP"/>
+              </w:rPr>
+            </w:pPr>
+            <w:r>
+              <w:rPr>
+                <w:sz w:val="20"/>
+                <w:lang w:eastAsia="ja-JP"/>
+              </w:rPr>
+              <w:t>健康状態は良好。睡眠</w:t>
+            </w:r>
+            <w:r>
+              <w:rPr>
+                <w:rFonts w:hint="eastAsia"/>
+                <w:sz w:val="20"/>
+                <w:lang w:eastAsia="ja-JP"/>
+              </w:rPr>
+              <w:t>の質</w:t>
+            </w:r>
+            <w:r>
+              <w:rPr>
+                <w:sz w:val="20"/>
+                <w:lang w:eastAsia="ja-JP"/>
+              </w:rPr>
+              <w:t>改善に取り組んでいます。経営者自身のコンディション管理が組織全体のパフォーマンスに影響します。</w:t>
+            </w:r>
+            <w:r>
+              <w:rPr>
+                <w:sz w:val="20"/>
+                <w:lang w:eastAsia="ja-JP"/>
+              </w:rPr>
+              <w:br/>
             </w:r>
           </w:p>
           <w:p>
-            <w:r>
-              <w:rPr>
-                <w:sz w:val="20"/>
+            <w:pPr>
+              <w:rPr>
+                <w:lang w:eastAsia="ja-JP"/>
+              </w:rPr>
+            </w:pPr>
+            <w:r>
+              <w:rPr>
+                <w:sz w:val="20"/>
+                <w:lang w:eastAsia="ja-JP"/>
               </w:rPr>
               <w:t>【セッション概要】</w:t>
             </w:r>
           </w:p>
           <w:p>
-            <w:r>
-              <w:rPr>
-                <w:sz w:val="20"/>
+            <w:pPr>
+              <w:rPr>
+                <w:lang w:eastAsia="ja-JP"/>
+              </w:rPr>
+            </w:pPr>
+            <w:r>
+              <w:rPr>
+                <w:sz w:val="20"/>
+                <w:lang w:eastAsia="ja-JP"/>
               </w:rPr>
               <w:t>交感神経優位な状態を緩和する方法と、就寝前の思考パターンを変えることで睡眠の質改善を図る方針で対応。</w:t>
             </w:r>
@@ -3082,11 +3793,17 @@
       </w:r>
     </w:p>
     <w:p>
+      <w:pPr>
+        <w:rPr>
+          <w:lang w:eastAsia="ja-JP"/>
+        </w:rPr>
+      </w:pPr>
       <w:r>
         <w:rPr>
           <w:sz w:val="20"/>
           <w:lang w:eastAsia="ja-JP"/>
         </w:rPr>
+        <w:lastRenderedPageBreak/>
         <w:t xml:space="preserve">　</w:t>
       </w:r>
       <w:r>
@@ -3171,31 +3888,42 @@
           <w:sz w:val="20"/>
           <w:lang w:eastAsia="ja-JP"/>
         </w:rPr>
-        <w:t>月から中小企業にも拡大されるストレスチェック義務化に先駆け、次期よりストレスチェックの導入と保健室による高リスク者への継続フォローを組み合わせた支援体制のご提案を申し上げます。</w:t>
+        <w:t>月から中小企業にも拡大されるストレスチェック義務化に先駆け、</w:t>
       </w:r>
-      <w:proofErr w:type="spellStart"/>
+      <w:r>
+        <w:rPr>
+          <w:rFonts w:hint="eastAsia"/>
+          <w:sz w:val="20"/>
+          <w:lang w:eastAsia="ja-JP"/>
+        </w:rPr>
+        <w:t>準備でき次第</w:t>
+      </w:r>
       <w:r>
         <w:rPr>
           <w:sz w:val="20"/>
+          <w:lang w:eastAsia="ja-JP"/>
         </w:rPr>
-        <w:t>引き続きよろしくお願いいたします</w:t>
-      </w:r>
-      <w:proofErr w:type="spellEnd"/>
-      <w:r>
-        <w:rPr>
-          <w:sz w:val="20"/>
-        </w:rPr>
-        <w:t>。</w:t>
+        <w:t>ストレスチェックの導入と保健室による高リスク者への継続フォローを組み合わせた支援体制のご提案を申し上げます。引き続きよろしくお願いいたします。</w:t>
       </w:r>
     </w:p>
-    <w:p/>
+    <w:p>
+      <w:pPr>
+        <w:rPr>
+          <w:lang w:eastAsia="ja-JP"/>
+        </w:rPr>
+      </w:pPr>
+    </w:p>
     <w:p>
       <w:pPr>
         <w:jc w:val="right"/>
+        <w:rPr>
+          <w:lang w:eastAsia="ja-JP"/>
+        </w:rPr>
       </w:pPr>
       <w:r>
         <w:rPr>
           <w:sz w:val="20"/>
+          <w:lang w:eastAsia="ja-JP"/>
         </w:rPr>
         <w:t>以上</w:t>
       </w:r>
